--- a/Expositionsdaten_vorbereiten.docx
+++ b/Expositionsdaten_vorbereiten.docx
@@ -127,21 +127,22 @@
           <w:tbl>
             <w:tblPr>
               <w:tblStyle w:val="Table"/>
-              <w:tblW w:type="pct" w:w="5200"/>
+              <w:tblW w:type="pct" w:w="5150"/>
               <w:tblLayout w:type="fixed"/>
               <w:tblLook w:firstRow="1" w:lastRow="0" w:firstColumn="0" w:lastColumn="0" w:noHBand="0" w:noVBand="0" w:val="0020"/>
             </w:tblPr>
             <w:tblGrid>
-              <w:gridCol w:w="1108"/>
-              <w:gridCol w:w="792"/>
-              <w:gridCol w:w="792"/>
-              <w:gridCol w:w="792"/>
-              <w:gridCol w:w="792"/>
-              <w:gridCol w:w="792"/>
-              <w:gridCol w:w="792"/>
-              <w:gridCol w:w="792"/>
-              <w:gridCol w:w="792"/>
-              <w:gridCol w:w="792"/>
+              <w:gridCol w:w="1029"/>
+              <w:gridCol w:w="712"/>
+              <w:gridCol w:w="712"/>
+              <w:gridCol w:w="712"/>
+              <w:gridCol w:w="712"/>
+              <w:gridCol w:w="712"/>
+              <w:gridCol w:w="712"/>
+              <w:gridCol w:w="712"/>
+              <w:gridCol w:w="712"/>
+              <w:gridCol w:w="712"/>
+              <w:gridCol w:w="712"/>
             </w:tblGrid>
             <w:tr>
               <w:trPr>
@@ -277,6 +278,19 @@
                   </w:r>
                 </w:p>
               </w:tc>
+              <w:tc>
+                <w:tcPr/>
+                <w:p>
+                  <w:pPr>
+                    <w:pStyle w:val="Compact"/>
+                    <w:jc w:val="left"/>
+                    <w:jc w:val="center"/>
+                  </w:pPr>
+                  <w:r>
+                    <w:t xml:space="preserve">datenquelle</w:t>
+                  </w:r>
+                </w:p>
+              </w:tc>
             </w:tr>
             <w:tr>
               <w:tc>
@@ -409,6 +423,19 @@
                   </w:r>
                 </w:p>
               </w:tc>
+              <w:tc>
+                <w:tcPr/>
+                <w:p>
+                  <w:pPr>
+                    <w:pStyle w:val="Compact"/>
+                    <w:jc w:val="left"/>
+                    <w:jc w:val="center"/>
+                  </w:pPr>
+                  <w:r>
+                    <w:t xml:space="preserve">Bundesland</w:t>
+                  </w:r>
+                </w:p>
+              </w:tc>
             </w:tr>
             <w:tr>
               <w:tc>
@@ -541,6 +568,19 @@
                   </w:r>
                 </w:p>
               </w:tc>
+              <w:tc>
+                <w:tcPr/>
+                <w:p>
+                  <w:pPr>
+                    <w:pStyle w:val="Compact"/>
+                    <w:jc w:val="left"/>
+                    <w:jc w:val="center"/>
+                  </w:pPr>
+                  <w:r>
+                    <w:t xml:space="preserve">Bundesland</w:t>
+                  </w:r>
+                </w:p>
+              </w:tc>
             </w:tr>
             <w:tr>
               <w:tc>
@@ -673,6 +713,19 @@
                   </w:r>
                 </w:p>
               </w:tc>
+              <w:tc>
+                <w:tcPr/>
+                <w:p>
+                  <w:pPr>
+                    <w:pStyle w:val="Compact"/>
+                    <w:jc w:val="left"/>
+                    <w:jc w:val="center"/>
+                  </w:pPr>
+                  <w:r>
+                    <w:t xml:space="preserve">Bundesland</w:t>
+                  </w:r>
+                </w:p>
+              </w:tc>
             </w:tr>
             <w:tr>
               <w:tc>
@@ -805,6 +858,19 @@
                   </w:r>
                 </w:p>
               </w:tc>
+              <w:tc>
+                <w:tcPr/>
+                <w:p>
+                  <w:pPr>
+                    <w:pStyle w:val="Compact"/>
+                    <w:jc w:val="left"/>
+                    <w:jc w:val="center"/>
+                  </w:pPr>
+                  <w:r>
+                    <w:t xml:space="preserve">Bundesland</w:t>
+                  </w:r>
+                </w:p>
+              </w:tc>
             </w:tr>
             <w:tr>
               <w:tc>
@@ -937,6 +1003,19 @@
                   </w:r>
                 </w:p>
               </w:tc>
+              <w:tc>
+                <w:tcPr/>
+                <w:p>
+                  <w:pPr>
+                    <w:pStyle w:val="Compact"/>
+                    <w:jc w:val="left"/>
+                    <w:jc w:val="center"/>
+                  </w:pPr>
+                  <w:r>
+                    <w:t xml:space="preserve">Bundesland</w:t>
+                  </w:r>
+                </w:p>
+              </w:tc>
             </w:tr>
             <w:tr>
               <w:tc>
@@ -1069,6 +1148,19 @@
                   </w:r>
                 </w:p>
               </w:tc>
+              <w:tc>
+                <w:tcPr/>
+                <w:p>
+                  <w:pPr>
+                    <w:pStyle w:val="Compact"/>
+                    <w:jc w:val="left"/>
+                    <w:jc w:val="center"/>
+                  </w:pPr>
+                  <w:r>
+                    <w:t xml:space="preserve">Bundesland</w:t>
+                  </w:r>
+                </w:p>
+              </w:tc>
             </w:tr>
             <w:tr>
               <w:tc>
@@ -1201,6 +1293,19 @@
                   </w:r>
                 </w:p>
               </w:tc>
+              <w:tc>
+                <w:tcPr/>
+                <w:p>
+                  <w:pPr>
+                    <w:pStyle w:val="Compact"/>
+                    <w:jc w:val="left"/>
+                    <w:jc w:val="center"/>
+                  </w:pPr>
+                  <w:r>
+                    <w:t xml:space="preserve">Bundesland</w:t>
+                  </w:r>
+                </w:p>
+              </w:tc>
             </w:tr>
             <w:tr>
               <w:tc>
@@ -1330,6 +1435,309 @@
                   </w:pPr>
                   <w:r>
                     <w:t xml:space="preserve">8</w:t>
+                  </w:r>
+                </w:p>
+              </w:tc>
+              <w:tc>
+                <w:tcPr/>
+                <w:p>
+                  <w:pPr>
+                    <w:pStyle w:val="Compact"/>
+                    <w:jc w:val="left"/>
+                    <w:jc w:val="center"/>
+                  </w:pPr>
+                  <w:r>
+                    <w:t xml:space="preserve">Bundesland</w:t>
+                  </w:r>
+                </w:p>
+              </w:tc>
+            </w:tr>
+            <w:tr>
+              <w:tc>
+                <w:tcPr/>
+                <w:p>
+                  <w:pPr>
+                    <w:pStyle w:val="Compact"/>
+                    <w:jc w:val="left"/>
+                    <w:jc w:val="center"/>
+                  </w:pPr>
+                  <w:r>
+                    <w:t xml:space="preserve">NA</w:t>
+                  </w:r>
+                </w:p>
+              </w:tc>
+              <w:tc>
+                <w:tcPr/>
+                <w:p>
+                  <w:pPr>
+                    <w:pStyle w:val="Compact"/>
+                    <w:jc w:val="left"/>
+                    <w:jc w:val="center"/>
+                  </w:pPr>
+                  <w:r>
+                    <w:t xml:space="preserve">Straße</w:t>
+                  </w:r>
+                </w:p>
+              </w:tc>
+              <w:tc>
+                <w:tcPr/>
+                <w:p>
+                  <w:pPr>
+                    <w:pStyle w:val="Compact"/>
+                    <w:jc w:val="left"/>
+                    <w:jc w:val="center"/>
+                  </w:pPr>
+                  <w:r>
+                    <w:t xml:space="preserve">all</w:t>
+                  </w:r>
+                </w:p>
+              </w:tc>
+              <w:tc>
+                <w:tcPr/>
+                <w:p>
+                  <w:pPr>
+                    <w:pStyle w:val="Compact"/>
+                    <w:jc w:val="left"/>
+                    <w:jc w:val="center"/>
+                  </w:pPr>
+                  <w:r>
+                    <w:t xml:space="preserve">agglomeration</w:t>
+                  </w:r>
+                </w:p>
+              </w:tc>
+              <w:tc>
+                <w:tcPr/>
+                <w:p>
+                  <w:pPr>
+                    <w:pStyle w:val="Compact"/>
+                    <w:jc w:val="left"/>
+                    <w:jc w:val="center"/>
+                  </w:pPr>
+                  <w:r>
+                    <w:t xml:space="preserve">…D_2022_cutoff241118_v4.xlsx</w:t>
+                  </w:r>
+                </w:p>
+              </w:tc>
+              <w:tc>
+                <w:tcPr/>
+                <w:p>
+                  <w:pPr>
+                    <w:pStyle w:val="Compact"/>
+                    <w:jc w:val="left"/>
+                    <w:jc w:val="center"/>
+                  </w:pPr>
+                  <w:r>
+                    <w:t xml:space="preserve">Aggl_Road_Data</w:t>
+                  </w:r>
+                </w:p>
+              </w:tc>
+              <w:tc>
+                <w:tcPr/>
+                <w:p>
+                  <w:pPr>
+                    <w:pStyle w:val="Compact"/>
+                    <w:jc w:val="left"/>
+                    <w:jc w:val="center"/>
+                  </w:pPr>
+                  <w:r>
+                    <w:t xml:space="preserve">…ND_2022_cutoff241118_v4.txt</w:t>
+                  </w:r>
+                </w:p>
+              </w:tc>
+              <w:tc>
+                <w:tcPr/>
+                <w:p>
+                  <w:pPr>
+                    <w:pStyle w:val="Compact"/>
+                    <w:jc w:val="right"/>
+                    <w:jc w:val="center"/>
+                  </w:pPr>
+                  <w:r>
+                    <w:t xml:space="preserve">6</w:t>
+                  </w:r>
+                </w:p>
+              </w:tc>
+              <w:tc>
+                <w:tcPr/>
+                <w:p>
+                  <w:pPr>
+                    <w:pStyle w:val="Compact"/>
+                    <w:jc w:val="right"/>
+                    <w:jc w:val="center"/>
+                  </w:pPr>
+                  <w:r>
+                    <w:t xml:space="preserve">435</w:t>
+                  </w:r>
+                </w:p>
+              </w:tc>
+              <w:tc>
+                <w:tcPr/>
+                <w:p>
+                  <w:pPr>
+                    <w:pStyle w:val="Compact"/>
+                    <w:jc w:val="right"/>
+                    <w:jc w:val="center"/>
+                  </w:pPr>
+                  <w:r>
+                    <w:t xml:space="preserve">NA</w:t>
+                  </w:r>
+                </w:p>
+              </w:tc>
+              <w:tc>
+                <w:tcPr/>
+                <w:p>
+                  <w:pPr>
+                    <w:pStyle w:val="Compact"/>
+                    <w:jc w:val="left"/>
+                    <w:jc w:val="center"/>
+                  </w:pPr>
+                  <w:r>
+                    <w:t xml:space="preserve">EEA</w:t>
+                  </w:r>
+                </w:p>
+              </w:tc>
+            </w:tr>
+            <w:tr>
+              <w:tc>
+                <w:tcPr/>
+                <w:p>
+                  <w:pPr>
+                    <w:pStyle w:val="Compact"/>
+                    <w:jc w:val="left"/>
+                    <w:jc w:val="center"/>
+                  </w:pPr>
+                  <w:r>
+                    <w:t xml:space="preserve">NA</w:t>
+                  </w:r>
+                </w:p>
+              </w:tc>
+              <w:tc>
+                <w:tcPr/>
+                <w:p>
+                  <w:pPr>
+                    <w:pStyle w:val="Compact"/>
+                    <w:jc w:val="left"/>
+                    <w:jc w:val="center"/>
+                  </w:pPr>
+                  <w:r>
+                    <w:t xml:space="preserve">Straße</w:t>
+                  </w:r>
+                </w:p>
+              </w:tc>
+              <w:tc>
+                <w:tcPr/>
+                <w:p>
+                  <w:pPr>
+                    <w:pStyle w:val="Compact"/>
+                    <w:jc w:val="left"/>
+                    <w:jc w:val="center"/>
+                  </w:pPr>
+                  <w:r>
+                    <w:t xml:space="preserve">major</w:t>
+                  </w:r>
+                </w:p>
+              </w:tc>
+              <w:tc>
+                <w:tcPr/>
+                <w:p>
+                  <w:pPr>
+                    <w:pStyle w:val="Compact"/>
+                    <w:jc w:val="left"/>
+                    <w:jc w:val="center"/>
+                  </w:pPr>
+                  <w:r>
+                    <w:t xml:space="preserve">agglomeration</w:t>
+                  </w:r>
+                </w:p>
+              </w:tc>
+              <w:tc>
+                <w:tcPr/>
+                <w:p>
+                  <w:pPr>
+                    <w:pStyle w:val="Compact"/>
+                    <w:jc w:val="left"/>
+                    <w:jc w:val="center"/>
+                  </w:pPr>
+                  <w:r>
+                    <w:t xml:space="preserve">…D_2022_cutoff241118_v4.xlsx</w:t>
+                  </w:r>
+                </w:p>
+              </w:tc>
+              <w:tc>
+                <w:tcPr/>
+                <w:p>
+                  <w:pPr>
+                    <w:pStyle w:val="Compact"/>
+                    <w:jc w:val="left"/>
+                    <w:jc w:val="center"/>
+                  </w:pPr>
+                  <w:r>
+                    <w:t xml:space="preserve">Aggl_Road_Data</w:t>
+                  </w:r>
+                </w:p>
+              </w:tc>
+              <w:tc>
+                <w:tcPr/>
+                <w:p>
+                  <w:pPr>
+                    <w:pStyle w:val="Compact"/>
+                    <w:jc w:val="left"/>
+                    <w:jc w:val="center"/>
+                  </w:pPr>
+                  <w:r>
+                    <w:t xml:space="preserve">…ND_2022_cutoff241118_v4.txt</w:t>
+                  </w:r>
+                </w:p>
+              </w:tc>
+              <w:tc>
+                <w:tcPr/>
+                <w:p>
+                  <w:pPr>
+                    <w:pStyle w:val="Compact"/>
+                    <w:jc w:val="right"/>
+                    <w:jc w:val="center"/>
+                  </w:pPr>
+                  <w:r>
+                    <w:t xml:space="preserve">6</w:t>
+                  </w:r>
+                </w:p>
+              </w:tc>
+              <w:tc>
+                <w:tcPr/>
+                <w:p>
+                  <w:pPr>
+                    <w:pStyle w:val="Compact"/>
+                    <w:jc w:val="right"/>
+                    <w:jc w:val="center"/>
+                  </w:pPr>
+                  <w:r>
+                    <w:t xml:space="preserve">435</w:t>
+                  </w:r>
+                </w:p>
+              </w:tc>
+              <w:tc>
+                <w:tcPr/>
+                <w:p>
+                  <w:pPr>
+                    <w:pStyle w:val="Compact"/>
+                    <w:jc w:val="right"/>
+                    <w:jc w:val="center"/>
+                  </w:pPr>
+                  <w:r>
+                    <w:t xml:space="preserve">NA</w:t>
+                  </w:r>
+                </w:p>
+              </w:tc>
+              <w:tc>
+                <w:tcPr/>
+                <w:p>
+                  <w:pPr>
+                    <w:pStyle w:val="Compact"/>
+                    <w:jc w:val="left"/>
+                    <w:jc w:val="center"/>
+                  </w:pPr>
+                  <w:r>
+                    <w:t xml:space="preserve">EEA</w:t>
                   </w:r>
                 </w:p>
               </w:tc>
@@ -1341,13 +1749,13 @@
       </w:tr>
     </w:tbl>
     <w:bookmarkEnd w:id="22"/>
-    <w:bookmarkStart w:id="23" w:name="verarbeitung"/>
+    <w:bookmarkStart w:id="23" w:name="verarbeitung-expositionsdaten"/>
     <w:p>
       <w:pPr>
         <w:pStyle w:val="Heading2"/>
       </w:pPr>
       <w:r>
-        <w:t xml:space="preserve">Verarbeitung</w:t>
+        <w:t xml:space="preserve">Verarbeitung Expositionsdaten</w:t>
       </w:r>
     </w:p>
     <w:p>
@@ -1355,7 +1763,7 @@
         <w:pStyle w:val="FirstParagraph"/>
       </w:pPr>
       <w:r>
-        <w:t xml:space="preserve">Entlang dieser Metadaten werden nun die Rohdaten eingelesen, gefiltert und gleich in ein gut weiterverarbeitbares</w:t>
+        <w:t xml:space="preserve">Entlang dieser Metadaten werden nun die bereitgestellten Expositionstabellen eingelesen, gefiltert und in ein gut weiterverarbeitbares</w:t>
       </w:r>
       <w:r>
         <w:t xml:space="preserve"> </w:t>
@@ -1368,224 +1776,6 @@
       </w:r>
       <w:r>
         <w:t xml:space="preserve">transformiert.</w:t>
-      </w:r>
-    </w:p>
-    <w:p>
-      <w:pPr>
-        <w:pStyle w:val="SourceCode"/>
-      </w:pPr>
-      <w:r>
-        <w:rPr>
-          <w:rStyle w:val="VerbatimChar"/>
-        </w:rPr>
-        <w:t xml:space="preserve">Lese  06 3 1 agglomeration data/Expositionsdaten/HE_ULK2022StatistikGesamt_20240704.xlsx Straßenlärm data/Expositionsdaten/ColNamesStr_HE_ULK2022StatistikGesamt_20240704.txt 2 6 6 , Sheet Straßenlärm ....</w:t>
-      </w:r>
-      <w:r>
-        <w:br/>
-      </w:r>
-      <w:r>
-        <w:rPr>
-          <w:rStyle w:val="VerbatimChar"/>
-        </w:rPr>
-        <w:t xml:space="preserve">Habe 6  Zeilen gelesen.... und ins lange Format formatiert.</w:t>
-      </w:r>
-      <w:r>
-        <w:br/>
-      </w:r>
-      <w:r>
-        <w:rPr>
-          <w:rStyle w:val="VerbatimChar"/>
-        </w:rPr>
-        <w:t xml:space="preserve"> dataframe namens data geschaffen; hat 60 Zeilen.</w:t>
-      </w:r>
-      <w:r>
-        <w:br/>
-      </w:r>
-      <w:r>
-        <w:rPr>
-          <w:rStyle w:val="VerbatimChar"/>
-        </w:rPr>
-        <w:t xml:space="preserve">Lese  06 3 2 outside data/Expositionsdaten/HE_ULK2022StatistikGesamt_20240704.xlsx Straßenlärm data/Expositionsdaten/ColNamesStr_HE_ULK2022StatistikGesamt_20240704.txt 8 419 6 , Sheet Straßenlärm ....</w:t>
-      </w:r>
-      <w:r>
-        <w:br/>
-      </w:r>
-      <w:r>
-        <w:rPr>
-          <w:rStyle w:val="VerbatimChar"/>
-        </w:rPr>
-        <w:t xml:space="preserve">Habe 419  Zeilen gelesen.... und ins lange Format formatiert.</w:t>
-      </w:r>
-      <w:r>
-        <w:br/>
-      </w:r>
-      <w:r>
-        <w:rPr>
-          <w:rStyle w:val="VerbatimChar"/>
-        </w:rPr>
-        <w:t xml:space="preserve"> und angehängt. Insgesamt sind es jetzt 4250 Zeilen.</w:t>
-      </w:r>
-      <w:r>
-        <w:br/>
-      </w:r>
-      <w:r>
-        <w:rPr>
-          <w:rStyle w:val="VerbatimChar"/>
-        </w:rPr>
-        <w:t xml:space="preserve">Lese  06 1 2 agglomeration data/Expositionsdaten/HE_ULK2022StatistikGesamt_20240704.xlsx Fluglärm data/Expositionsdaten/ColNamesFlug_HE_ULK2022StatistikGesamt_20240704.txt 2 6 6 , Sheet Fluglärm ....</w:t>
-      </w:r>
-      <w:r>
-        <w:br/>
-      </w:r>
-      <w:r>
-        <w:rPr>
-          <w:rStyle w:val="VerbatimChar"/>
-        </w:rPr>
-        <w:t xml:space="preserve">Habe 6  Zeilen gelesen.... und ins lange Format formatiert.</w:t>
-      </w:r>
-      <w:r>
-        <w:br/>
-      </w:r>
-      <w:r>
-        <w:rPr>
-          <w:rStyle w:val="VerbatimChar"/>
-        </w:rPr>
-        <w:t xml:space="preserve"> und angehängt. Insgesamt sind es jetzt 4310 Zeilen.</w:t>
-      </w:r>
-      <w:r>
-        <w:br/>
-      </w:r>
-      <w:r>
-        <w:rPr>
-          <w:rStyle w:val="VerbatimChar"/>
-        </w:rPr>
-        <w:t xml:space="preserve">Lese  06 1 2 outside data/Expositionsdaten/HE_ULK2022StatistikGesamt_20240704.xlsx Fluglärm data/Expositionsdaten/ColNamesFlug_HE_ULK2022StatistikGesamt_20240704.txt 8 27 6 , Sheet Fluglärm ....</w:t>
-      </w:r>
-      <w:r>
-        <w:br/>
-      </w:r>
-      <w:r>
-        <w:rPr>
-          <w:rStyle w:val="VerbatimChar"/>
-        </w:rPr>
-        <w:t xml:space="preserve">Habe 27  Zeilen gelesen.... und ins lange Format formatiert.</w:t>
-      </w:r>
-      <w:r>
-        <w:br/>
-      </w:r>
-      <w:r>
-        <w:rPr>
-          <w:rStyle w:val="VerbatimChar"/>
-        </w:rPr>
-        <w:t xml:space="preserve"> und angehängt. Insgesamt sind es jetzt 4580 Zeilen.</w:t>
-      </w:r>
-      <w:r>
-        <w:br/>
-      </w:r>
-      <w:r>
-        <w:rPr>
-          <w:rStyle w:val="VerbatimChar"/>
-        </w:rPr>
-        <w:t xml:space="preserve">Lese  06 2 2 agglomeration data/Expositionsdaten/HE_ULK2022StatistikGesamt_20240704.xlsx Industrielärm data/Expositionsdaten/ColNamesInd_HE_ULK2022StatistikGesamt_20240704.txt 2 6 6 , Sheet Industrielärm ....</w:t>
-      </w:r>
-      <w:r>
-        <w:br/>
-      </w:r>
-      <w:r>
-        <w:rPr>
-          <w:rStyle w:val="VerbatimChar"/>
-        </w:rPr>
-        <w:t xml:space="preserve">Habe 6  Zeilen gelesen.... und ins lange Format formatiert.</w:t>
-      </w:r>
-      <w:r>
-        <w:br/>
-      </w:r>
-      <w:r>
-        <w:rPr>
-          <w:rStyle w:val="VerbatimChar"/>
-        </w:rPr>
-        <w:t xml:space="preserve"> und angehängt. Insgesamt sind es jetzt 4640 Zeilen.</w:t>
-      </w:r>
-      <w:r>
-        <w:br/>
-      </w:r>
-      <w:r>
-        <w:rPr>
-          <w:rStyle w:val="VerbatimChar"/>
-        </w:rPr>
-        <w:t xml:space="preserve">Lese  08 3 2 outside data/Expositionsdaten/BW_Belastungsstatistik_2022.xlsx Hauptverkehrsstraßen data/Expositionsdaten/ColNamesStr_BW_Belastungsstatistik_2022.txt 4 779 7 , Sheet Hauptverkehrsstraßen ....</w:t>
-      </w:r>
-      <w:r>
-        <w:br/>
-      </w:r>
-      <w:r>
-        <w:rPr>
-          <w:rStyle w:val="VerbatimChar"/>
-        </w:rPr>
-        <w:t xml:space="preserve">Habe 779  Zeilen gelesen.... und ins lange Format formatiert.</w:t>
-      </w:r>
-      <w:r>
-        <w:br/>
-      </w:r>
-      <w:r>
-        <w:rPr>
-          <w:rStyle w:val="VerbatimChar"/>
-        </w:rPr>
-        <w:t xml:space="preserve"> und angehängt. Insgesamt sind es jetzt 12430 Zeilen.</w:t>
-      </w:r>
-      <w:r>
-        <w:br/>
-      </w:r>
-      <w:r>
-        <w:rPr>
-          <w:rStyle w:val="VerbatimChar"/>
-        </w:rPr>
-        <w:t xml:space="preserve">Lese  08 1 2 both data/Expositionsdaten/BW_Belastungsstatistik_2022.xlsx Flughafen Stuttgart data/Expositionsdaten/ColNamesFlug_BW_Belastungsstatistik_2022.txt 4 10 7 , Sheet Flughafen Stuttgart ....</w:t>
-      </w:r>
-      <w:r>
-        <w:br/>
-      </w:r>
-      <w:r>
-        <w:rPr>
-          <w:rStyle w:val="VerbatimChar"/>
-        </w:rPr>
-        <w:t xml:space="preserve">Habe 10  Zeilen gelesen.... und ins lange Format formatiert.</w:t>
-      </w:r>
-      <w:r>
-        <w:br/>
-      </w:r>
-      <w:r>
-        <w:rPr>
-          <w:rStyle w:val="VerbatimChar"/>
-        </w:rPr>
-        <w:t xml:space="preserve"> und angehängt. Insgesamt sind es jetzt 12530 Zeilen.</w:t>
-      </w:r>
-      <w:r>
-        <w:br/>
-      </w:r>
-      <w:r>
-        <w:rPr>
-          <w:rStyle w:val="VerbatimChar"/>
-        </w:rPr>
-        <w:t xml:space="preserve">Lese  03 3 2 outside data/Expositionsdaten/NS_2024-10-25_END422_Statistiken_Gemeinden_Ergebnisblatt_V4.xlsx Tabelle1 data/Expositionsdaten/ColNamesInd_NS_2024-10-25_END422_Statistiken_Gemeinden_Ergebnisblatt_V4.txt 5 542 8 , Sheet Tabelle1 ....</w:t>
-      </w:r>
-      <w:r>
-        <w:br/>
-      </w:r>
-      <w:r>
-        <w:rPr>
-          <w:rStyle w:val="VerbatimChar"/>
-        </w:rPr>
-        <w:t xml:space="preserve">Habe 542  Zeilen gelesen.... und ins lange Format formatiert.</w:t>
-      </w:r>
-      <w:r>
-        <w:br/>
-      </w:r>
-      <w:r>
-        <w:rPr>
-          <w:rStyle w:val="VerbatimChar"/>
-        </w:rPr>
-        <w:t xml:space="preserve"> und angehängt. Insgesamt sind es jetzt 17950 Zeilen.</w:t>
       </w:r>
     </w:p>
     <w:bookmarkEnd w:id="23"/>
@@ -2479,20 +2669,20 @@
                     <w:jc w:val="center"/>
                   </w:pPr>
                   <w:r>
-                    <w:t xml:space="preserve">01054072</w:t>
-                  </w:r>
-                </w:p>
-              </w:tc>
-              <w:tc>
-                <w:tcPr/>
-                <w:p>
-                  <w:pPr>
-                    <w:pStyle w:val="Compact"/>
-                    <w:jc w:val="left"/>
-                    <w:jc w:val="center"/>
-                  </w:pPr>
-                  <w:r>
-                    <w:t xml:space="preserve">Kotzenbüll</w:t>
+                    <w:t xml:space="preserve">07338020</w:t>
+                  </w:r>
+                </w:p>
+              </w:tc>
+              <w:tc>
+                <w:tcPr/>
+                <w:p>
+                  <w:pPr>
+                    <w:pStyle w:val="Compact"/>
+                    <w:jc w:val="left"/>
+                    <w:jc w:val="center"/>
+                  </w:pPr>
+                  <w:r>
+                    <w:t xml:space="preserve">Neuhofen</w:t>
                   </w:r>
                 </w:p>
               </w:tc>
@@ -2518,20 +2708,20 @@
                     <w:jc w:val="center"/>
                   </w:pPr>
                   <w:r>
-                    <w:t xml:space="preserve">169</w:t>
-                  </w:r>
-                </w:p>
-              </w:tc>
-              <w:tc>
-                <w:tcPr/>
-                <w:p>
-                  <w:pPr>
-                    <w:pStyle w:val="Compact"/>
-                    <w:jc w:val="right"/>
-                    <w:jc w:val="center"/>
-                  </w:pPr>
-                  <w:r>
-                    <w:t xml:space="preserve">777</w:t>
+                    <w:t xml:space="preserve">6946</w:t>
+                  </w:r>
+                </w:p>
+              </w:tc>
+              <w:tc>
+                <w:tcPr/>
+                <w:p>
+                  <w:pPr>
+                    <w:pStyle w:val="Compact"/>
+                    <w:jc w:val="right"/>
+                    <w:jc w:val="center"/>
+                  </w:pPr>
+                  <w:r>
+                    <w:t xml:space="preserve">1230</w:t>
                   </w:r>
                 </w:p>
               </w:tc>
@@ -2546,20 +2736,20 @@
                     <w:jc w:val="center"/>
                   </w:pPr>
                   <w:r>
-                    <w:t xml:space="preserve">03255010</w:t>
-                  </w:r>
-                </w:p>
-              </w:tc>
-              <w:tc>
-                <w:tcPr/>
-                <w:p>
-                  <w:pPr>
-                    <w:pStyle w:val="Compact"/>
-                    <w:jc w:val="left"/>
-                    <w:jc w:val="center"/>
-                  </w:pPr>
-                  <w:r>
-                    <w:t xml:space="preserve">Dielmissen</w:t>
+                    <w:t xml:space="preserve">03154016</w:t>
+                  </w:r>
+                </w:p>
+              </w:tc>
+              <w:tc>
+                <w:tcPr/>
+                <w:p>
+                  <w:pPr>
+                    <w:pStyle w:val="Compact"/>
+                    <w:jc w:val="left"/>
+                    <w:jc w:val="center"/>
+                  </w:pPr>
+                  <w:r>
+                    <w:t xml:space="preserve">Querenhorst</w:t>
                   </w:r>
                 </w:p>
               </w:tc>
@@ -2585,20 +2775,20 @@
                     <w:jc w:val="center"/>
                   </w:pPr>
                   <w:r>
-                    <w:t xml:space="preserve">741</w:t>
-                  </w:r>
-                </w:p>
-              </w:tc>
-              <w:tc>
-                <w:tcPr/>
-                <w:p>
-                  <w:pPr>
-                    <w:pStyle w:val="Compact"/>
-                    <w:jc w:val="right"/>
-                    <w:jc w:val="center"/>
-                  </w:pPr>
-                  <w:r>
-                    <w:t xml:space="preserve">752</w:t>
+                    <w:t xml:space="preserve">495</w:t>
+                  </w:r>
+                </w:p>
+              </w:tc>
+              <w:tc>
+                <w:tcPr/>
+                <w:p>
+                  <w:pPr>
+                    <w:pStyle w:val="Compact"/>
+                    <w:jc w:val="right"/>
+                    <w:jc w:val="center"/>
+                  </w:pPr>
+                  <w:r>
+                    <w:t xml:space="preserve">478</w:t>
                   </w:r>
                 </w:p>
               </w:tc>
@@ -2613,59 +2803,59 @@
                     <w:jc w:val="center"/>
                   </w:pPr>
                   <w:r>
-                    <w:t xml:space="preserve">09371131</w:t>
-                  </w:r>
-                </w:p>
-              </w:tc>
-              <w:tc>
-                <w:tcPr/>
-                <w:p>
-                  <w:pPr>
-                    <w:pStyle w:val="Compact"/>
-                    <w:jc w:val="left"/>
-                    <w:jc w:val="center"/>
-                  </w:pPr>
-                  <w:r>
-                    <w:t xml:space="preserve">Illschwang</w:t>
-                  </w:r>
-                </w:p>
-              </w:tc>
-              <w:tc>
-                <w:tcPr/>
-                <w:p>
-                  <w:pPr>
-                    <w:pStyle w:val="Compact"/>
-                    <w:jc w:val="left"/>
-                    <w:jc w:val="center"/>
-                  </w:pPr>
-                  <w:r>
-                    <w:t xml:space="preserve">Kreisangehörige Gemeinde</w:t>
-                  </w:r>
-                </w:p>
-              </w:tc>
-              <w:tc>
-                <w:tcPr/>
-                <w:p>
-                  <w:pPr>
-                    <w:pStyle w:val="Compact"/>
-                    <w:jc w:val="right"/>
-                    <w:jc w:val="center"/>
-                  </w:pPr>
-                  <w:r>
-                    <w:t xml:space="preserve">2114</w:t>
-                  </w:r>
-                </w:p>
-              </w:tc>
-              <w:tc>
-                <w:tcPr/>
-                <w:p>
-                  <w:pPr>
-                    <w:pStyle w:val="Compact"/>
-                    <w:jc w:val="right"/>
-                    <w:jc w:val="center"/>
-                  </w:pPr>
-                  <w:r>
-                    <w:t xml:space="preserve">5422</w:t>
+                    <w:t xml:space="preserve">03459030</w:t>
+                  </w:r>
+                </w:p>
+              </w:tc>
+              <w:tc>
+                <w:tcPr/>
+                <w:p>
+                  <w:pPr>
+                    <w:pStyle w:val="Compact"/>
+                    <w:jc w:val="left"/>
+                    <w:jc w:val="center"/>
+                  </w:pPr>
+                  <w:r>
+                    <w:t xml:space="preserve">Quakenbrück, Stadt</w:t>
+                  </w:r>
+                </w:p>
+              </w:tc>
+              <w:tc>
+                <w:tcPr/>
+                <w:p>
+                  <w:pPr>
+                    <w:pStyle w:val="Compact"/>
+                    <w:jc w:val="left"/>
+                    <w:jc w:val="center"/>
+                  </w:pPr>
+                  <w:r>
+                    <w:t xml:space="preserve">Stadt</w:t>
+                  </w:r>
+                </w:p>
+              </w:tc>
+              <w:tc>
+                <w:tcPr/>
+                <w:p>
+                  <w:pPr>
+                    <w:pStyle w:val="Compact"/>
+                    <w:jc w:val="right"/>
+                    <w:jc w:val="center"/>
+                  </w:pPr>
+                  <w:r>
+                    <w:t xml:space="preserve">14007</w:t>
+                  </w:r>
+                </w:p>
+              </w:tc>
+              <w:tc>
+                <w:tcPr/>
+                <w:p>
+                  <w:pPr>
+                    <w:pStyle w:val="Compact"/>
+                    <w:jc w:val="right"/>
+                    <w:jc w:val="center"/>
+                  </w:pPr>
+                  <w:r>
+                    <w:t xml:space="preserve">1796</w:t>
                   </w:r>
                 </w:p>
               </w:tc>
@@ -2680,20 +2870,20 @@
                     <w:jc w:val="center"/>
                   </w:pPr>
                   <w:r>
-                    <w:t xml:space="preserve">07231101</w:t>
-                  </w:r>
-                </w:p>
-              </w:tc>
-              <w:tc>
-                <w:tcPr/>
-                <w:p>
-                  <w:pPr>
-                    <w:pStyle w:val="Compact"/>
-                    <w:jc w:val="left"/>
-                    <w:jc w:val="center"/>
-                  </w:pPr>
-                  <w:r>
-                    <w:t xml:space="preserve">Oberscheidweiler</w:t>
+                    <w:t xml:space="preserve">16074067</w:t>
+                  </w:r>
+                </w:p>
+              </w:tc>
+              <w:tc>
+                <w:tcPr/>
+                <w:p>
+                  <w:pPr>
+                    <w:pStyle w:val="Compact"/>
+                    <w:jc w:val="left"/>
+                    <w:jc w:val="center"/>
+                  </w:pPr>
+                  <w:r>
+                    <w:t xml:space="preserve">Petersberg</w:t>
                   </w:r>
                 </w:p>
               </w:tc>
@@ -2719,20 +2909,20 @@
                     <w:jc w:val="center"/>
                   </w:pPr>
                   <w:r>
-                    <w:t xml:space="preserve">183</w:t>
-                  </w:r>
-                </w:p>
-              </w:tc>
-              <w:tc>
-                <w:tcPr/>
-                <w:p>
-                  <w:pPr>
-                    <w:pStyle w:val="Compact"/>
-                    <w:jc w:val="right"/>
-                    <w:jc w:val="center"/>
-                  </w:pPr>
-                  <w:r>
-                    <w:t xml:space="preserve">450</w:t>
+                    <w:t xml:space="preserve">284</w:t>
+                  </w:r>
+                </w:p>
+              </w:tc>
+              <w:tc>
+                <w:tcPr/>
+                <w:p>
+                  <w:pPr>
+                    <w:pStyle w:val="Compact"/>
+                    <w:jc w:val="right"/>
+                    <w:jc w:val="center"/>
+                  </w:pPr>
+                  <w:r>
+                    <w:t xml:space="preserve">837</w:t>
                   </w:r>
                 </w:p>
               </w:tc>
@@ -2747,20 +2937,20 @@
                     <w:jc w:val="center"/>
                   </w:pPr>
                   <w:r>
-                    <w:t xml:space="preserve">13071135</w:t>
-                  </w:r>
-                </w:p>
-              </w:tc>
-              <w:tc>
-                <w:tcPr/>
-                <w:p>
-                  <w:pPr>
-                    <w:pStyle w:val="Compact"/>
-                    <w:jc w:val="left"/>
-                    <w:jc w:val="center"/>
-                  </w:pPr>
-                  <w:r>
-                    <w:t xml:space="preserve">Siedenbollentin</w:t>
+                    <w:t xml:space="preserve">01057016</w:t>
+                  </w:r>
+                </w:p>
+              </w:tc>
+              <w:tc>
+                <w:tcPr/>
+                <w:p>
+                  <w:pPr>
+                    <w:pStyle w:val="Compact"/>
+                    <w:jc w:val="left"/>
+                    <w:jc w:val="center"/>
+                  </w:pPr>
+                  <w:r>
+                    <w:t xml:space="preserve">Dobersdorf</w:t>
                   </w:r>
                 </w:p>
               </w:tc>
@@ -2786,20 +2976,20 @@
                     <w:jc w:val="center"/>
                   </w:pPr>
                   <w:r>
-                    <w:t xml:space="preserve">524</w:t>
-                  </w:r>
-                </w:p>
-              </w:tc>
-              <w:tc>
-                <w:tcPr/>
-                <w:p>
-                  <w:pPr>
-                    <w:pStyle w:val="Compact"/>
-                    <w:jc w:val="right"/>
-                    <w:jc w:val="center"/>
-                  </w:pPr>
-                  <w:r>
-                    <w:t xml:space="preserve">1882</w:t>
+                    <w:t xml:space="preserve">1122</w:t>
+                  </w:r>
+                </w:p>
+              </w:tc>
+              <w:tc>
+                <w:tcPr/>
+                <w:p>
+                  <w:pPr>
+                    <w:pStyle w:val="Compact"/>
+                    <w:jc w:val="right"/>
+                    <w:jc w:val="center"/>
+                  </w:pPr>
+                  <w:r>
+                    <w:t xml:space="preserve">2191</w:t>
                   </w:r>
                 </w:p>
               </w:tc>
@@ -2816,6 +3006,40 @@
       </w:pPr>
       <w:r>
         <w:t xml:space="preserve">Die so gewonnenen Gemeindedaten werden nun an die Expositionsdaten angehängt.</w:t>
+      </w:r>
+      <w:r>
+        <w:t xml:space="preserve"> </w:t>
+      </w:r>
+      <w:r>
+        <w:t xml:space="preserve">Für den Teil, in dem schon die Gemeindekennziffer existiert ist dies einfach</w:t>
+      </w:r>
+    </w:p>
+    <w:p>
+      <w:pPr>
+        <w:pStyle w:val="BodyText"/>
+      </w:pPr>
+      <w:r>
+        <w:t xml:space="preserve">Für den Teil ohne Gemeindekennziffer muss zunächst der Gemeindename einheitlich gepflegt werden</w:t>
+      </w:r>
+    </w:p>
+    <w:p>
+      <w:pPr>
+        <w:pStyle w:val="SourceCode"/>
+      </w:pPr>
+      <w:r>
+        <w:rPr>
+          <w:rStyle w:val="VerbatimChar"/>
+        </w:rPr>
+        <w:t xml:space="preserve"># A tibble: 0 × 1</w:t>
+      </w:r>
+      <w:r>
+        <w:br/>
+      </w:r>
+      <w:r>
+        <w:rPr>
+          <w:rStyle w:val="VerbatimChar"/>
+        </w:rPr>
+        <w:t xml:space="preserve"># ℹ 1 variable: name_stadt_gemeinde &lt;chr&gt;</w:t>
       </w:r>
     </w:p>
     <w:bookmarkEnd w:id="26"/>
@@ -2850,7 +3074,7 @@
         <w:t xml:space="preserve"> </w:t>
       </w:r>
       <w:r>
-        <w:t xml:space="preserve">Expositionsdaten</w:t>
+        <w:t xml:space="preserve">zusammengefassten Expositionsdaten</w:t>
       </w:r>
     </w:p>
     <w:tbl>
@@ -2883,18 +3107,20 @@
           <w:tbl>
             <w:tblPr>
               <w:tblStyle w:val="Table"/>
-              <w:tblW w:type="pct" w:w="4900"/>
+              <w:tblW w:type="pct" w:w="5200"/>
               <w:tblLayout w:type="fixed"/>
               <w:tblLook w:firstRow="1" w:lastRow="0" w:firstColumn="0" w:lastColumn="0" w:noHBand="0" w:noVBand="0" w:val="0020"/>
             </w:tblPr>
             <w:tblGrid>
-              <w:gridCol w:w="1584"/>
-              <w:gridCol w:w="1029"/>
-              <w:gridCol w:w="1029"/>
-              <w:gridCol w:w="1029"/>
-              <w:gridCol w:w="1029"/>
-              <w:gridCol w:w="1029"/>
-              <w:gridCol w:w="1029"/>
+              <w:gridCol w:w="1267"/>
+              <w:gridCol w:w="871"/>
+              <w:gridCol w:w="871"/>
+              <w:gridCol w:w="871"/>
+              <w:gridCol w:w="871"/>
+              <w:gridCol w:w="871"/>
+              <w:gridCol w:w="871"/>
+              <w:gridCol w:w="871"/>
+              <w:gridCol w:w="871"/>
             </w:tblGrid>
             <w:tr>
               <w:trPr>
@@ -2909,6 +3135,19 @@
                     <w:jc w:val="center"/>
                   </w:pPr>
                   <w:r>
+                    <w:t xml:space="preserve">datenquelle</w:t>
+                  </w:r>
+                </w:p>
+              </w:tc>
+              <w:tc>
+                <w:tcPr/>
+                <w:p>
+                  <w:pPr>
+                    <w:pStyle w:val="Compact"/>
+                    <w:jc w:val="left"/>
+                    <w:jc w:val="center"/>
+                  </w:pPr>
+                  <w:r>
                     <w:t xml:space="preserve">bundesland_code</w:t>
                   </w:r>
                 </w:p>
@@ -2936,6 +3175,19 @@
                   </w:pPr>
                   <w:r>
                     <w:t xml:space="preserve">metrik</w:t>
+                  </w:r>
+                </w:p>
+              </w:tc>
+              <w:tc>
+                <w:tcPr/>
+                <w:p>
+                  <w:pPr>
+                    <w:pStyle w:val="Compact"/>
+                    <w:jc w:val="right"/>
+                    <w:jc w:val="center"/>
+                  </w:pPr>
+                  <w:r>
+                    <w:t xml:space="preserve">bevoelkerung</w:t>
                   </w:r>
                 </w:p>
               </w:tc>
@@ -3002,6 +3254,19 @@
                     <w:jc w:val="center"/>
                   </w:pPr>
                   <w:r>
+                    <w:t xml:space="preserve">Bundesland</w:t>
+                  </w:r>
+                </w:p>
+              </w:tc>
+              <w:tc>
+                <w:tcPr/>
+                <w:p>
+                  <w:pPr>
+                    <w:pStyle w:val="Compact"/>
+                    <w:jc w:val="left"/>
+                    <w:jc w:val="center"/>
+                  </w:pPr>
+                  <w:r>
                     <w:t xml:space="preserve">03</w:t>
                   </w:r>
                 </w:p>
@@ -3015,7 +3280,7 @@
                     <w:jc w:val="center"/>
                   </w:pPr>
                   <w:r>
-                    <w:t xml:space="preserve">Flug</w:t>
+                    <w:t xml:space="preserve">Straße</w:t>
                   </w:r>
                 </w:p>
               </w:tc>
@@ -3041,6 +3306,32 @@
                     <w:jc w:val="center"/>
                   </w:pPr>
                   <w:r>
+                    <w:t xml:space="preserve">5793607</w:t>
+                  </w:r>
+                </w:p>
+              </w:tc>
+              <w:tc>
+                <w:tcPr/>
+                <w:p>
+                  <w:pPr>
+                    <w:pStyle w:val="Compact"/>
+                    <w:jc w:val="right"/>
+                    <w:jc w:val="center"/>
+                  </w:pPr>
+                  <w:r>
+                    <w:t xml:space="preserve">815900</w:t>
+                  </w:r>
+                </w:p>
+              </w:tc>
+              <w:tc>
+                <w:tcPr/>
+                <w:p>
+                  <w:pPr>
+                    <w:pStyle w:val="Compact"/>
+                    <w:jc w:val="right"/>
+                    <w:jc w:val="center"/>
+                  </w:pPr>
+                  <w:r>
                     <w:t xml:space="preserve">NA</w:t>
                   </w:r>
                 </w:p>
@@ -3054,20 +3345,7 @@
                     <w:jc w:val="center"/>
                   </w:pPr>
                   <w:r>
-                    <w:t xml:space="preserve">NA</w:t>
-                  </w:r>
-                </w:p>
-              </w:tc>
-              <w:tc>
-                <w:tcPr/>
-                <w:p>
-                  <w:pPr>
-                    <w:pStyle w:val="Compact"/>
-                    <w:jc w:val="right"/>
-                    <w:jc w:val="center"/>
-                  </w:pPr>
-                  <w:r>
-                    <w:t xml:space="preserve">NA</w:t>
+                    <w:t xml:space="preserve">542</w:t>
                   </w:r>
                 </w:p>
               </w:tc>
@@ -3095,6 +3373,19 @@
                     <w:jc w:val="center"/>
                   </w:pPr>
                   <w:r>
+                    <w:t xml:space="preserve">Bundesland</w:t>
+                  </w:r>
+                </w:p>
+              </w:tc>
+              <w:tc>
+                <w:tcPr/>
+                <w:p>
+                  <w:pPr>
+                    <w:pStyle w:val="Compact"/>
+                    <w:jc w:val="left"/>
+                    <w:jc w:val="center"/>
+                  </w:pPr>
+                  <w:r>
                     <w:t xml:space="preserve">03</w:t>
                   </w:r>
                 </w:p>
@@ -3108,7 +3399,7 @@
                     <w:jc w:val="center"/>
                   </w:pPr>
                   <w:r>
-                    <w:t xml:space="preserve">Flug</w:t>
+                    <w:t xml:space="preserve">Straße</w:t>
                   </w:r>
                 </w:p>
               </w:tc>
@@ -3134,6 +3425,32 @@
                     <w:jc w:val="center"/>
                   </w:pPr>
                   <w:r>
+                    <w:t xml:space="preserve">5793607</w:t>
+                  </w:r>
+                </w:p>
+              </w:tc>
+              <w:tc>
+                <w:tcPr/>
+                <w:p>
+                  <w:pPr>
+                    <w:pStyle w:val="Compact"/>
+                    <w:jc w:val="right"/>
+                    <w:jc w:val="center"/>
+                  </w:pPr>
+                  <w:r>
+                    <w:t xml:space="preserve">523700</w:t>
+                  </w:r>
+                </w:p>
+              </w:tc>
+              <w:tc>
+                <w:tcPr/>
+                <w:p>
+                  <w:pPr>
+                    <w:pStyle w:val="Compact"/>
+                    <w:jc w:val="right"/>
+                    <w:jc w:val="center"/>
+                  </w:pPr>
+                  <w:r>
                     <w:t xml:space="preserve">NA</w:t>
                   </w:r>
                 </w:p>
@@ -3147,20 +3464,7 @@
                     <w:jc w:val="center"/>
                   </w:pPr>
                   <w:r>
-                    <w:t xml:space="preserve">NA</w:t>
-                  </w:r>
-                </w:p>
-              </w:tc>
-              <w:tc>
-                <w:tcPr/>
-                <w:p>
-                  <w:pPr>
-                    <w:pStyle w:val="Compact"/>
-                    <w:jc w:val="right"/>
-                    <w:jc w:val="center"/>
-                  </w:pPr>
-                  <w:r>
-                    <w:t xml:space="preserve">NA</w:t>
+                    <w:t xml:space="preserve">542</w:t>
                   </w:r>
                 </w:p>
               </w:tc>
@@ -3188,20 +3492,33 @@
                     <w:jc w:val="center"/>
                   </w:pPr>
                   <w:r>
-                    <w:t xml:space="preserve">03</w:t>
-                  </w:r>
-                </w:p>
-              </w:tc>
-              <w:tc>
-                <w:tcPr/>
-                <w:p>
-                  <w:pPr>
-                    <w:pStyle w:val="Compact"/>
-                    <w:jc w:val="left"/>
-                    <w:jc w:val="center"/>
-                  </w:pPr>
-                  <w:r>
-                    <w:t xml:space="preserve">Industrie</w:t>
+                    <w:t xml:space="preserve">Bundesland</w:t>
+                  </w:r>
+                </w:p>
+              </w:tc>
+              <w:tc>
+                <w:tcPr/>
+                <w:p>
+                  <w:pPr>
+                    <w:pStyle w:val="Compact"/>
+                    <w:jc w:val="left"/>
+                    <w:jc w:val="center"/>
+                  </w:pPr>
+                  <w:r>
+                    <w:t xml:space="preserve">06</w:t>
+                  </w:r>
+                </w:p>
+              </w:tc>
+              <w:tc>
+                <w:tcPr/>
+                <w:p>
+                  <w:pPr>
+                    <w:pStyle w:val="Compact"/>
+                    <w:jc w:val="left"/>
+                    <w:jc w:val="center"/>
+                  </w:pPr>
+                  <w:r>
+                    <w:t xml:space="preserve">Flug</w:t>
                   </w:r>
                 </w:p>
               </w:tc>
@@ -3227,6 +3544,32 @@
                     <w:jc w:val="center"/>
                   </w:pPr>
                   <w:r>
+                    <w:t xml:space="preserve">2035799</w:t>
+                  </w:r>
+                </w:p>
+              </w:tc>
+              <w:tc>
+                <w:tcPr/>
+                <w:p>
+                  <w:pPr>
+                    <w:pStyle w:val="Compact"/>
+                    <w:jc w:val="right"/>
+                    <w:jc w:val="center"/>
+                  </w:pPr>
+                  <w:r>
+                    <w:t xml:space="preserve">354060</w:t>
+                  </w:r>
+                </w:p>
+              </w:tc>
+              <w:tc>
+                <w:tcPr/>
+                <w:p>
+                  <w:pPr>
+                    <w:pStyle w:val="Compact"/>
+                    <w:jc w:val="right"/>
+                    <w:jc w:val="center"/>
+                  </w:pPr>
+                  <w:r>
                     <w:t xml:space="preserve">NA</w:t>
                   </w:r>
                 </w:p>
@@ -3240,20 +3583,7 @@
                     <w:jc w:val="center"/>
                   </w:pPr>
                   <w:r>
-                    <w:t xml:space="preserve">NA</w:t>
-                  </w:r>
-                </w:p>
-              </w:tc>
-              <w:tc>
-                <w:tcPr/>
-                <w:p>
-                  <w:pPr>
-                    <w:pStyle w:val="Compact"/>
-                    <w:jc w:val="right"/>
-                    <w:jc w:val="center"/>
-                  </w:pPr>
-                  <w:r>
-                    <w:t xml:space="preserve">NA</w:t>
+                    <w:t xml:space="preserve">33</w:t>
                   </w:r>
                 </w:p>
               </w:tc>
@@ -3281,20 +3611,33 @@
                     <w:jc w:val="center"/>
                   </w:pPr>
                   <w:r>
-                    <w:t xml:space="preserve">03</w:t>
-                  </w:r>
-                </w:p>
-              </w:tc>
-              <w:tc>
-                <w:tcPr/>
-                <w:p>
-                  <w:pPr>
-                    <w:pStyle w:val="Compact"/>
-                    <w:jc w:val="left"/>
-                    <w:jc w:val="center"/>
-                  </w:pPr>
-                  <w:r>
-                    <w:t xml:space="preserve">Industrie</w:t>
+                    <w:t xml:space="preserve">Bundesland</w:t>
+                  </w:r>
+                </w:p>
+              </w:tc>
+              <w:tc>
+                <w:tcPr/>
+                <w:p>
+                  <w:pPr>
+                    <w:pStyle w:val="Compact"/>
+                    <w:jc w:val="left"/>
+                    <w:jc w:val="center"/>
+                  </w:pPr>
+                  <w:r>
+                    <w:t xml:space="preserve">06</w:t>
+                  </w:r>
+                </w:p>
+              </w:tc>
+              <w:tc>
+                <w:tcPr/>
+                <w:p>
+                  <w:pPr>
+                    <w:pStyle w:val="Compact"/>
+                    <w:jc w:val="left"/>
+                    <w:jc w:val="center"/>
+                  </w:pPr>
+                  <w:r>
+                    <w:t xml:space="preserve">Flug</w:t>
                   </w:r>
                 </w:p>
               </w:tc>
@@ -3320,6 +3663,32 @@
                     <w:jc w:val="center"/>
                   </w:pPr>
                   <w:r>
+                    <w:t xml:space="preserve">2035799</w:t>
+                  </w:r>
+                </w:p>
+              </w:tc>
+              <w:tc>
+                <w:tcPr/>
+                <w:p>
+                  <w:pPr>
+                    <w:pStyle w:val="Compact"/>
+                    <w:jc w:val="right"/>
+                    <w:jc w:val="center"/>
+                  </w:pPr>
+                  <w:r>
+                    <w:t xml:space="preserve">77240</w:t>
+                  </w:r>
+                </w:p>
+              </w:tc>
+              <w:tc>
+                <w:tcPr/>
+                <w:p>
+                  <w:pPr>
+                    <w:pStyle w:val="Compact"/>
+                    <w:jc w:val="right"/>
+                    <w:jc w:val="center"/>
+                  </w:pPr>
+                  <w:r>
                     <w:t xml:space="preserve">NA</w:t>
                   </w:r>
                 </w:p>
@@ -3333,20 +3702,7 @@
                     <w:jc w:val="center"/>
                   </w:pPr>
                   <w:r>
-                    <w:t xml:space="preserve">NA</w:t>
-                  </w:r>
-                </w:p>
-              </w:tc>
-              <w:tc>
-                <w:tcPr/>
-                <w:p>
-                  <w:pPr>
-                    <w:pStyle w:val="Compact"/>
-                    <w:jc w:val="right"/>
-                    <w:jc w:val="center"/>
-                  </w:pPr>
-                  <w:r>
-                    <w:t xml:space="preserve">NA</w:t>
+                    <w:t xml:space="preserve">33</w:t>
                   </w:r>
                 </w:p>
               </w:tc>
@@ -3374,20 +3730,33 @@
                     <w:jc w:val="center"/>
                   </w:pPr>
                   <w:r>
-                    <w:t xml:space="preserve">03</w:t>
-                  </w:r>
-                </w:p>
-              </w:tc>
-              <w:tc>
-                <w:tcPr/>
-                <w:p>
-                  <w:pPr>
-                    <w:pStyle w:val="Compact"/>
-                    <w:jc w:val="left"/>
-                    <w:jc w:val="center"/>
-                  </w:pPr>
-                  <w:r>
-                    <w:t xml:space="preserve">Straße</w:t>
+                    <w:t xml:space="preserve">Bundesland</w:t>
+                  </w:r>
+                </w:p>
+              </w:tc>
+              <w:tc>
+                <w:tcPr/>
+                <w:p>
+                  <w:pPr>
+                    <w:pStyle w:val="Compact"/>
+                    <w:jc w:val="left"/>
+                    <w:jc w:val="center"/>
+                  </w:pPr>
+                  <w:r>
+                    <w:t xml:space="preserve">06</w:t>
+                  </w:r>
+                </w:p>
+              </w:tc>
+              <w:tc>
+                <w:tcPr/>
+                <w:p>
+                  <w:pPr>
+                    <w:pStyle w:val="Compact"/>
+                    <w:jc w:val="left"/>
+                    <w:jc w:val="center"/>
+                  </w:pPr>
+                  <w:r>
+                    <w:t xml:space="preserve">Industrie</w:t>
                   </w:r>
                 </w:p>
               </w:tc>
@@ -3413,7 +3782,20 @@
                     <w:jc w:val="center"/>
                   </w:pPr>
                   <w:r>
-                    <w:t xml:space="preserve">815900</w:t>
+                    <w:t xml:space="preserve">1639832</w:t>
+                  </w:r>
+                </w:p>
+              </w:tc>
+              <w:tc>
+                <w:tcPr/>
+                <w:p>
+                  <w:pPr>
+                    <w:pStyle w:val="Compact"/>
+                    <w:jc w:val="right"/>
+                    <w:jc w:val="center"/>
+                  </w:pPr>
+                  <w:r>
+                    <w:t xml:space="preserve">6336</w:t>
                   </w:r>
                 </w:p>
               </w:tc>
@@ -3439,7 +3821,7 @@
                     <w:jc w:val="center"/>
                   </w:pPr>
                   <w:r>
-                    <w:t xml:space="preserve">542</w:t>
+                    <w:t xml:space="preserve">6</w:t>
                   </w:r>
                 </w:p>
               </w:tc>
@@ -3467,20 +3849,33 @@
                     <w:jc w:val="center"/>
                   </w:pPr>
                   <w:r>
-                    <w:t xml:space="preserve">03</w:t>
-                  </w:r>
-                </w:p>
-              </w:tc>
-              <w:tc>
-                <w:tcPr/>
-                <w:p>
-                  <w:pPr>
-                    <w:pStyle w:val="Compact"/>
-                    <w:jc w:val="left"/>
-                    <w:jc w:val="center"/>
-                  </w:pPr>
-                  <w:r>
-                    <w:t xml:space="preserve">Straße</w:t>
+                    <w:t xml:space="preserve">Bundesland</w:t>
+                  </w:r>
+                </w:p>
+              </w:tc>
+              <w:tc>
+                <w:tcPr/>
+                <w:p>
+                  <w:pPr>
+                    <w:pStyle w:val="Compact"/>
+                    <w:jc w:val="left"/>
+                    <w:jc w:val="center"/>
+                  </w:pPr>
+                  <w:r>
+                    <w:t xml:space="preserve">06</w:t>
+                  </w:r>
+                </w:p>
+              </w:tc>
+              <w:tc>
+                <w:tcPr/>
+                <w:p>
+                  <w:pPr>
+                    <w:pStyle w:val="Compact"/>
+                    <w:jc w:val="left"/>
+                    <w:jc w:val="center"/>
+                  </w:pPr>
+                  <w:r>
+                    <w:t xml:space="preserve">Industrie</w:t>
                   </w:r>
                 </w:p>
               </w:tc>
@@ -3506,7 +3901,20 @@
                     <w:jc w:val="center"/>
                   </w:pPr>
                   <w:r>
-                    <w:t xml:space="preserve">523700</w:t>
+                    <w:t xml:space="preserve">1639832</w:t>
+                  </w:r>
+                </w:p>
+              </w:tc>
+              <w:tc>
+                <w:tcPr/>
+                <w:p>
+                  <w:pPr>
+                    <w:pStyle w:val="Compact"/>
+                    <w:jc w:val="right"/>
+                    <w:jc w:val="center"/>
+                  </w:pPr>
+                  <w:r>
+                    <w:t xml:space="preserve">4806</w:t>
                   </w:r>
                 </w:p>
               </w:tc>
@@ -3532,7 +3940,7 @@
                     <w:jc w:val="center"/>
                   </w:pPr>
                   <w:r>
-                    <w:t xml:space="preserve">542</w:t>
+                    <w:t xml:space="preserve">6</w:t>
                   </w:r>
                 </w:p>
               </w:tc>
@@ -3560,6 +3968,19 @@
                     <w:jc w:val="center"/>
                   </w:pPr>
                   <w:r>
+                    <w:t xml:space="preserve">Bundesland</w:t>
+                  </w:r>
+                </w:p>
+              </w:tc>
+              <w:tc>
+                <w:tcPr/>
+                <w:p>
+                  <w:pPr>
+                    <w:pStyle w:val="Compact"/>
+                    <w:jc w:val="left"/>
+                    <w:jc w:val="center"/>
+                  </w:pPr>
+                  <w:r>
                     <w:t xml:space="preserve">06</w:t>
                   </w:r>
                 </w:p>
@@ -3573,7 +3994,7 @@
                     <w:jc w:val="center"/>
                   </w:pPr>
                   <w:r>
-                    <w:t xml:space="preserve">Flug</w:t>
+                    <w:t xml:space="preserve">Straße</w:t>
                   </w:r>
                 </w:p>
               </w:tc>
@@ -3599,7 +4020,7 @@
                     <w:jc w:val="center"/>
                   </w:pPr>
                   <w:r>
-                    <w:t xml:space="preserve">354060</w:t>
+                    <w:t xml:space="preserve">1639832</w:t>
                   </w:r>
                 </w:p>
               </w:tc>
@@ -3625,7 +4046,7 @@
                     <w:jc w:val="center"/>
                   </w:pPr>
                   <w:r>
-                    <w:t xml:space="preserve">33</w:t>
+                    <w:t xml:space="preserve">688104</w:t>
                   </w:r>
                 </w:p>
               </w:tc>
@@ -3639,6 +4060,19 @@
                   </w:pPr>
                   <w:r>
                     <w:t xml:space="preserve">NA</w:t>
+                  </w:r>
+                </w:p>
+              </w:tc>
+              <w:tc>
+                <w:tcPr/>
+                <w:p>
+                  <w:pPr>
+                    <w:pStyle w:val="Compact"/>
+                    <w:jc w:val="right"/>
+                    <w:jc w:val="center"/>
+                  </w:pPr>
+                  <w:r>
+                    <w:t xml:space="preserve">6</w:t>
                   </w:r>
                 </w:p>
               </w:tc>
@@ -3653,6 +4087,19 @@
                     <w:jc w:val="center"/>
                   </w:pPr>
                   <w:r>
+                    <w:t xml:space="preserve">Bundesland</w:t>
+                  </w:r>
+                </w:p>
+              </w:tc>
+              <w:tc>
+                <w:tcPr/>
+                <w:p>
+                  <w:pPr>
+                    <w:pStyle w:val="Compact"/>
+                    <w:jc w:val="left"/>
+                    <w:jc w:val="center"/>
+                  </w:pPr>
+                  <w:r>
                     <w:t xml:space="preserve">06</w:t>
                   </w:r>
                 </w:p>
@@ -3666,33 +4113,20 @@
                     <w:jc w:val="center"/>
                   </w:pPr>
                   <w:r>
-                    <w:t xml:space="preserve">Flug</w:t>
-                  </w:r>
-                </w:p>
-              </w:tc>
-              <w:tc>
-                <w:tcPr/>
-                <w:p>
-                  <w:pPr>
-                    <w:pStyle w:val="Compact"/>
-                    <w:jc w:val="left"/>
-                    <w:jc w:val="center"/>
-                  </w:pPr>
-                  <w:r>
-                    <w:t xml:space="preserve">lnight</w:t>
-                  </w:r>
-                </w:p>
-              </w:tc>
-              <w:tc>
-                <w:tcPr/>
-                <w:p>
-                  <w:pPr>
-                    <w:pStyle w:val="Compact"/>
-                    <w:jc w:val="right"/>
-                    <w:jc w:val="center"/>
-                  </w:pPr>
-                  <w:r>
-                    <w:t xml:space="preserve">77240</w:t>
+                    <w:t xml:space="preserve">Straße</w:t>
+                  </w:r>
+                </w:p>
+              </w:tc>
+              <w:tc>
+                <w:tcPr/>
+                <w:p>
+                  <w:pPr>
+                    <w:pStyle w:val="Compact"/>
+                    <w:jc w:val="left"/>
+                    <w:jc w:val="center"/>
+                  </w:pPr>
+                  <w:r>
+                    <w:t xml:space="preserve">lden</w:t>
                   </w:r>
                 </w:p>
               </w:tc>
@@ -3718,7 +4152,33 @@
                     <w:jc w:val="center"/>
                   </w:pPr>
                   <w:r>
-                    <w:t xml:space="preserve">33</w:t>
+                    <w:t xml:space="preserve">667358</w:t>
+                  </w:r>
+                </w:p>
+              </w:tc>
+              <w:tc>
+                <w:tcPr/>
+                <w:p>
+                  <w:pPr>
+                    <w:pStyle w:val="Compact"/>
+                    <w:jc w:val="right"/>
+                    <w:jc w:val="center"/>
+                  </w:pPr>
+                  <w:r>
+                    <w:t xml:space="preserve">NA</w:t>
+                  </w:r>
+                </w:p>
+              </w:tc>
+              <w:tc>
+                <w:tcPr/>
+                <w:p>
+                  <w:pPr>
+                    <w:pStyle w:val="Compact"/>
+                    <w:jc w:val="right"/>
+                    <w:jc w:val="center"/>
+                  </w:pPr>
+                  <w:r>
+                    <w:t xml:space="preserve">419</w:t>
                   </w:r>
                 </w:p>
               </w:tc>
@@ -3746,6 +4206,19 @@
                     <w:jc w:val="center"/>
                   </w:pPr>
                   <w:r>
+                    <w:t xml:space="preserve">Bundesland</w:t>
+                  </w:r>
+                </w:p>
+              </w:tc>
+              <w:tc>
+                <w:tcPr/>
+                <w:p>
+                  <w:pPr>
+                    <w:pStyle w:val="Compact"/>
+                    <w:jc w:val="left"/>
+                    <w:jc w:val="center"/>
+                  </w:pPr>
+                  <w:r>
                     <w:t xml:space="preserve">06</w:t>
                   </w:r>
                 </w:p>
@@ -3759,33 +4232,33 @@
                     <w:jc w:val="center"/>
                   </w:pPr>
                   <w:r>
-                    <w:t xml:space="preserve">Industrie</w:t>
-                  </w:r>
-                </w:p>
-              </w:tc>
-              <w:tc>
-                <w:tcPr/>
-                <w:p>
-                  <w:pPr>
-                    <w:pStyle w:val="Compact"/>
-                    <w:jc w:val="left"/>
-                    <w:jc w:val="center"/>
-                  </w:pPr>
-                  <w:r>
-                    <w:t xml:space="preserve">lden</w:t>
-                  </w:r>
-                </w:p>
-              </w:tc>
-              <w:tc>
-                <w:tcPr/>
-                <w:p>
-                  <w:pPr>
-                    <w:pStyle w:val="Compact"/>
-                    <w:jc w:val="right"/>
-                    <w:jc w:val="center"/>
-                  </w:pPr>
-                  <w:r>
-                    <w:t xml:space="preserve">6336</w:t>
+                    <w:t xml:space="preserve">Straße</w:t>
+                  </w:r>
+                </w:p>
+              </w:tc>
+              <w:tc>
+                <w:tcPr/>
+                <w:p>
+                  <w:pPr>
+                    <w:pStyle w:val="Compact"/>
+                    <w:jc w:val="left"/>
+                    <w:jc w:val="center"/>
+                  </w:pPr>
+                  <w:r>
+                    <w:t xml:space="preserve">lnight</w:t>
+                  </w:r>
+                </w:p>
+              </w:tc>
+              <w:tc>
+                <w:tcPr/>
+                <w:p>
+                  <w:pPr>
+                    <w:pStyle w:val="Compact"/>
+                    <w:jc w:val="right"/>
+                    <w:jc w:val="center"/>
+                  </w:pPr>
+                  <w:r>
+                    <w:t xml:space="preserve">1639832</w:t>
                   </w:r>
                 </w:p>
               </w:tc>
@@ -3811,20 +4284,33 @@
                     <w:jc w:val="center"/>
                   </w:pPr>
                   <w:r>
+                    <w:t xml:space="preserve">514053</w:t>
+                  </w:r>
+                </w:p>
+              </w:tc>
+              <w:tc>
+                <w:tcPr/>
+                <w:p>
+                  <w:pPr>
+                    <w:pStyle w:val="Compact"/>
+                    <w:jc w:val="right"/>
+                    <w:jc w:val="center"/>
+                  </w:pPr>
+                  <w:r>
+                    <w:t xml:space="preserve">NA</w:t>
+                  </w:r>
+                </w:p>
+              </w:tc>
+              <w:tc>
+                <w:tcPr/>
+                <w:p>
+                  <w:pPr>
+                    <w:pStyle w:val="Compact"/>
+                    <w:jc w:val="right"/>
+                    <w:jc w:val="center"/>
+                  </w:pPr>
+                  <w:r>
                     <w:t xml:space="preserve">6</w:t>
-                  </w:r>
-                </w:p>
-              </w:tc>
-              <w:tc>
-                <w:tcPr/>
-                <w:p>
-                  <w:pPr>
-                    <w:pStyle w:val="Compact"/>
-                    <w:jc w:val="right"/>
-                    <w:jc w:val="center"/>
-                  </w:pPr>
-                  <w:r>
-                    <w:t xml:space="preserve">NA</w:t>
                   </w:r>
                 </w:p>
               </w:tc>
@@ -3839,6 +4325,19 @@
                     <w:jc w:val="center"/>
                   </w:pPr>
                   <w:r>
+                    <w:t xml:space="preserve">Bundesland</w:t>
+                  </w:r>
+                </w:p>
+              </w:tc>
+              <w:tc>
+                <w:tcPr/>
+                <w:p>
+                  <w:pPr>
+                    <w:pStyle w:val="Compact"/>
+                    <w:jc w:val="left"/>
+                    <w:jc w:val="center"/>
+                  </w:pPr>
+                  <w:r>
                     <w:t xml:space="preserve">06</w:t>
                   </w:r>
                 </w:p>
@@ -3852,7 +4351,7 @@
                     <w:jc w:val="center"/>
                   </w:pPr>
                   <w:r>
-                    <w:t xml:space="preserve">Industrie</w:t>
+                    <w:t xml:space="preserve">Straße</w:t>
                   </w:r>
                 </w:p>
               </w:tc>
@@ -3878,19 +4377,6 @@
                     <w:jc w:val="center"/>
                   </w:pPr>
                   <w:r>
-                    <w:t xml:space="preserve">4806</w:t>
-                  </w:r>
-                </w:p>
-              </w:tc>
-              <w:tc>
-                <w:tcPr/>
-                <w:p>
-                  <w:pPr>
-                    <w:pStyle w:val="Compact"/>
-                    <w:jc w:val="right"/>
-                    <w:jc w:val="center"/>
-                  </w:pPr>
-                  <w:r>
                     <w:t xml:space="preserve">NA</w:t>
                   </w:r>
                 </w:p>
@@ -3904,7 +4390,33 @@
                     <w:jc w:val="center"/>
                   </w:pPr>
                   <w:r>
-                    <w:t xml:space="preserve">6</w:t>
+                    <w:t xml:space="preserve">434819</w:t>
+                  </w:r>
+                </w:p>
+              </w:tc>
+              <w:tc>
+                <w:tcPr/>
+                <w:p>
+                  <w:pPr>
+                    <w:pStyle w:val="Compact"/>
+                    <w:jc w:val="right"/>
+                    <w:jc w:val="center"/>
+                  </w:pPr>
+                  <w:r>
+                    <w:t xml:space="preserve">NA</w:t>
+                  </w:r>
+                </w:p>
+              </w:tc>
+              <w:tc>
+                <w:tcPr/>
+                <w:p>
+                  <w:pPr>
+                    <w:pStyle w:val="Compact"/>
+                    <w:jc w:val="right"/>
+                    <w:jc w:val="center"/>
+                  </w:pPr>
+                  <w:r>
+                    <w:t xml:space="preserve">419</w:t>
                   </w:r>
                 </w:p>
               </w:tc>
@@ -3932,20 +4444,33 @@
                     <w:jc w:val="center"/>
                   </w:pPr>
                   <w:r>
-                    <w:t xml:space="preserve">06</w:t>
-                  </w:r>
-                </w:p>
-              </w:tc>
-              <w:tc>
-                <w:tcPr/>
-                <w:p>
-                  <w:pPr>
-                    <w:pStyle w:val="Compact"/>
-                    <w:jc w:val="left"/>
-                    <w:jc w:val="center"/>
-                  </w:pPr>
-                  <w:r>
-                    <w:t xml:space="preserve">Straße</w:t>
+                    <w:t xml:space="preserve">Bundesland</w:t>
+                  </w:r>
+                </w:p>
+              </w:tc>
+              <w:tc>
+                <w:tcPr/>
+                <w:p>
+                  <w:pPr>
+                    <w:pStyle w:val="Compact"/>
+                    <w:jc w:val="left"/>
+                    <w:jc w:val="center"/>
+                  </w:pPr>
+                  <w:r>
+                    <w:t xml:space="preserve">08</w:t>
+                  </w:r>
+                </w:p>
+              </w:tc>
+              <w:tc>
+                <w:tcPr/>
+                <w:p>
+                  <w:pPr>
+                    <w:pStyle w:val="Compact"/>
+                    <w:jc w:val="left"/>
+                    <w:jc w:val="center"/>
+                  </w:pPr>
+                  <w:r>
+                    <w:t xml:space="preserve">Flug</w:t>
                   </w:r>
                 </w:p>
               </w:tc>
@@ -3971,46 +4496,59 @@
                     <w:jc w:val="center"/>
                   </w:pPr>
                   <w:r>
-                    <w:t xml:space="preserve">667358</w:t>
-                  </w:r>
-                </w:p>
-              </w:tc>
-              <w:tc>
-                <w:tcPr/>
-                <w:p>
-                  <w:pPr>
-                    <w:pStyle w:val="Compact"/>
-                    <w:jc w:val="right"/>
-                    <w:jc w:val="center"/>
-                  </w:pPr>
-                  <w:r>
-                    <w:t xml:space="preserve">688104</w:t>
-                  </w:r>
-                </w:p>
-              </w:tc>
-              <w:tc>
-                <w:tcPr/>
-                <w:p>
-                  <w:pPr>
-                    <w:pStyle w:val="Compact"/>
-                    <w:jc w:val="right"/>
-                    <w:jc w:val="center"/>
-                  </w:pPr>
-                  <w:r>
-                    <w:t xml:space="preserve">419</w:t>
-                  </w:r>
-                </w:p>
-              </w:tc>
-              <w:tc>
-                <w:tcPr/>
-                <w:p>
-                  <w:pPr>
-                    <w:pStyle w:val="Compact"/>
-                    <w:jc w:val="right"/>
-                    <w:jc w:val="center"/>
-                  </w:pPr>
-                  <w:r>
-                    <w:t xml:space="preserve">6</w:t>
+                    <w:t xml:space="preserve">883183</w:t>
+                  </w:r>
+                </w:p>
+              </w:tc>
+              <w:tc>
+                <w:tcPr/>
+                <w:p>
+                  <w:pPr>
+                    <w:pStyle w:val="Compact"/>
+                    <w:jc w:val="right"/>
+                    <w:jc w:val="center"/>
+                  </w:pPr>
+                  <w:r>
+                    <w:t xml:space="preserve">27187</w:t>
+                  </w:r>
+                </w:p>
+              </w:tc>
+              <w:tc>
+                <w:tcPr/>
+                <w:p>
+                  <w:pPr>
+                    <w:pStyle w:val="Compact"/>
+                    <w:jc w:val="right"/>
+                    <w:jc w:val="center"/>
+                  </w:pPr>
+                  <w:r>
+                    <w:t xml:space="preserve">NA</w:t>
+                  </w:r>
+                </w:p>
+              </w:tc>
+              <w:tc>
+                <w:tcPr/>
+                <w:p>
+                  <w:pPr>
+                    <w:pStyle w:val="Compact"/>
+                    <w:jc w:val="right"/>
+                    <w:jc w:val="center"/>
+                  </w:pPr>
+                  <w:r>
+                    <w:t xml:space="preserve">10</w:t>
+                  </w:r>
+                </w:p>
+              </w:tc>
+              <w:tc>
+                <w:tcPr/>
+                <w:p>
+                  <w:pPr>
+                    <w:pStyle w:val="Compact"/>
+                    <w:jc w:val="right"/>
+                    <w:jc w:val="center"/>
+                  </w:pPr>
+                  <w:r>
+                    <w:t xml:space="preserve">NA</w:t>
                   </w:r>
                 </w:p>
               </w:tc>
@@ -4025,20 +4563,33 @@
                     <w:jc w:val="center"/>
                   </w:pPr>
                   <w:r>
-                    <w:t xml:space="preserve">06</w:t>
-                  </w:r>
-                </w:p>
-              </w:tc>
-              <w:tc>
-                <w:tcPr/>
-                <w:p>
-                  <w:pPr>
-                    <w:pStyle w:val="Compact"/>
-                    <w:jc w:val="left"/>
-                    <w:jc w:val="center"/>
-                  </w:pPr>
-                  <w:r>
-                    <w:t xml:space="preserve">Straße</w:t>
+                    <w:t xml:space="preserve">Bundesland</w:t>
+                  </w:r>
+                </w:p>
+              </w:tc>
+              <w:tc>
+                <w:tcPr/>
+                <w:p>
+                  <w:pPr>
+                    <w:pStyle w:val="Compact"/>
+                    <w:jc w:val="left"/>
+                    <w:jc w:val="center"/>
+                  </w:pPr>
+                  <w:r>
+                    <w:t xml:space="preserve">08</w:t>
+                  </w:r>
+                </w:p>
+              </w:tc>
+              <w:tc>
+                <w:tcPr/>
+                <w:p>
+                  <w:pPr>
+                    <w:pStyle w:val="Compact"/>
+                    <w:jc w:val="left"/>
+                    <w:jc w:val="center"/>
+                  </w:pPr>
+                  <w:r>
+                    <w:t xml:space="preserve">Flug</w:t>
                   </w:r>
                 </w:p>
               </w:tc>
@@ -4064,46 +4615,59 @@
                     <w:jc w:val="center"/>
                   </w:pPr>
                   <w:r>
-                    <w:t xml:space="preserve">434819</w:t>
-                  </w:r>
-                </w:p>
-              </w:tc>
-              <w:tc>
-                <w:tcPr/>
-                <w:p>
-                  <w:pPr>
-                    <w:pStyle w:val="Compact"/>
-                    <w:jc w:val="right"/>
-                    <w:jc w:val="center"/>
-                  </w:pPr>
-                  <w:r>
-                    <w:t xml:space="preserve">514053</w:t>
-                  </w:r>
-                </w:p>
-              </w:tc>
-              <w:tc>
-                <w:tcPr/>
-                <w:p>
-                  <w:pPr>
-                    <w:pStyle w:val="Compact"/>
-                    <w:jc w:val="right"/>
-                    <w:jc w:val="center"/>
-                  </w:pPr>
-                  <w:r>
-                    <w:t xml:space="preserve">419</w:t>
-                  </w:r>
-                </w:p>
-              </w:tc>
-              <w:tc>
-                <w:tcPr/>
-                <w:p>
-                  <w:pPr>
-                    <w:pStyle w:val="Compact"/>
-                    <w:jc w:val="right"/>
-                    <w:jc w:val="center"/>
-                  </w:pPr>
-                  <w:r>
-                    <w:t xml:space="preserve">6</w:t>
+                    <w:t xml:space="preserve">883183</w:t>
+                  </w:r>
+                </w:p>
+              </w:tc>
+              <w:tc>
+                <w:tcPr/>
+                <w:p>
+                  <w:pPr>
+                    <w:pStyle w:val="Compact"/>
+                    <w:jc w:val="right"/>
+                    <w:jc w:val="center"/>
+                  </w:pPr>
+                  <w:r>
+                    <w:t xml:space="preserve">5398</w:t>
+                  </w:r>
+                </w:p>
+              </w:tc>
+              <w:tc>
+                <w:tcPr/>
+                <w:p>
+                  <w:pPr>
+                    <w:pStyle w:val="Compact"/>
+                    <w:jc w:val="right"/>
+                    <w:jc w:val="center"/>
+                  </w:pPr>
+                  <w:r>
+                    <w:t xml:space="preserve">NA</w:t>
+                  </w:r>
+                </w:p>
+              </w:tc>
+              <w:tc>
+                <w:tcPr/>
+                <w:p>
+                  <w:pPr>
+                    <w:pStyle w:val="Compact"/>
+                    <w:jc w:val="right"/>
+                    <w:jc w:val="center"/>
+                  </w:pPr>
+                  <w:r>
+                    <w:t xml:space="preserve">10</w:t>
+                  </w:r>
+                </w:p>
+              </w:tc>
+              <w:tc>
+                <w:tcPr/>
+                <w:p>
+                  <w:pPr>
+                    <w:pStyle w:val="Compact"/>
+                    <w:jc w:val="right"/>
+                    <w:jc w:val="center"/>
+                  </w:pPr>
+                  <w:r>
+                    <w:t xml:space="preserve">NA</w:t>
                   </w:r>
                 </w:p>
               </w:tc>
@@ -4118,6 +4682,19 @@
                     <w:jc w:val="center"/>
                   </w:pPr>
                   <w:r>
+                    <w:t xml:space="preserve">Bundesland</w:t>
+                  </w:r>
+                </w:p>
+              </w:tc>
+              <w:tc>
+                <w:tcPr/>
+                <w:p>
+                  <w:pPr>
+                    <w:pStyle w:val="Compact"/>
+                    <w:jc w:val="left"/>
+                    <w:jc w:val="center"/>
+                  </w:pPr>
+                  <w:r>
                     <w:t xml:space="preserve">08</w:t>
                   </w:r>
                 </w:p>
@@ -4131,7 +4708,7 @@
                     <w:jc w:val="center"/>
                   </w:pPr>
                   <w:r>
-                    <w:t xml:space="preserve">Flug</w:t>
+                    <w:t xml:space="preserve">Straße</w:t>
                   </w:r>
                 </w:p>
               </w:tc>
@@ -4157,7 +4734,20 @@
                     <w:jc w:val="center"/>
                   </w:pPr>
                   <w:r>
-                    <w:t xml:space="preserve">27187</w:t>
+                    <w:t xml:space="preserve">8234745</w:t>
+                  </w:r>
+                </w:p>
+              </w:tc>
+              <w:tc>
+                <w:tcPr/>
+                <w:p>
+                  <w:pPr>
+                    <w:pStyle w:val="Compact"/>
+                    <w:jc w:val="right"/>
+                    <w:jc w:val="center"/>
+                  </w:pPr>
+                  <w:r>
+                    <w:t xml:space="preserve">1426309</w:t>
                   </w:r>
                 </w:p>
               </w:tc>
@@ -4183,7 +4773,7 @@
                     <w:jc w:val="center"/>
                   </w:pPr>
                   <w:r>
-                    <w:t xml:space="preserve">10</w:t>
+                    <w:t xml:space="preserve">779</w:t>
                   </w:r>
                 </w:p>
               </w:tc>
@@ -4211,6 +4801,19 @@
                     <w:jc w:val="center"/>
                   </w:pPr>
                   <w:r>
+                    <w:t xml:space="preserve">Bundesland</w:t>
+                  </w:r>
+                </w:p>
+              </w:tc>
+              <w:tc>
+                <w:tcPr/>
+                <w:p>
+                  <w:pPr>
+                    <w:pStyle w:val="Compact"/>
+                    <w:jc w:val="left"/>
+                    <w:jc w:val="center"/>
+                  </w:pPr>
+                  <w:r>
                     <w:t xml:space="preserve">08</w:t>
                   </w:r>
                 </w:p>
@@ -4224,7 +4827,7 @@
                     <w:jc w:val="center"/>
                   </w:pPr>
                   <w:r>
-                    <w:t xml:space="preserve">Flug</w:t>
+                    <w:t xml:space="preserve">Straße</w:t>
                   </w:r>
                 </w:p>
               </w:tc>
@@ -4250,7 +4853,20 @@
                     <w:jc w:val="center"/>
                   </w:pPr>
                   <w:r>
-                    <w:t xml:space="preserve">5398</w:t>
+                    <w:t xml:space="preserve">8234745</w:t>
+                  </w:r>
+                </w:p>
+              </w:tc>
+              <w:tc>
+                <w:tcPr/>
+                <w:p>
+                  <w:pPr>
+                    <w:pStyle w:val="Compact"/>
+                    <w:jc w:val="right"/>
+                    <w:jc w:val="center"/>
+                  </w:pPr>
+                  <w:r>
+                    <w:t xml:space="preserve">842372</w:t>
                   </w:r>
                 </w:p>
               </w:tc>
@@ -4276,7 +4892,7 @@
                     <w:jc w:val="center"/>
                   </w:pPr>
                   <w:r>
-                    <w:t xml:space="preserve">10</w:t>
+                    <w:t xml:space="preserve">779</w:t>
                   </w:r>
                 </w:p>
               </w:tc>
@@ -4304,20 +4920,33 @@
                     <w:jc w:val="center"/>
                   </w:pPr>
                   <w:r>
-                    <w:t xml:space="preserve">08</w:t>
-                  </w:r>
-                </w:p>
-              </w:tc>
-              <w:tc>
-                <w:tcPr/>
-                <w:p>
-                  <w:pPr>
-                    <w:pStyle w:val="Compact"/>
-                    <w:jc w:val="left"/>
-                    <w:jc w:val="center"/>
-                  </w:pPr>
-                  <w:r>
-                    <w:t xml:space="preserve">Industrie</w:t>
+                    <w:t xml:space="preserve">EEA</w:t>
+                  </w:r>
+                </w:p>
+              </w:tc>
+              <w:tc>
+                <w:tcPr/>
+                <w:p>
+                  <w:pPr>
+                    <w:pStyle w:val="Compact"/>
+                    <w:jc w:val="left"/>
+                    <w:jc w:val="center"/>
+                  </w:pPr>
+                  <w:r>
+                    <w:t xml:space="preserve">01</w:t>
+                  </w:r>
+                </w:p>
+              </w:tc>
+              <w:tc>
+                <w:tcPr/>
+                <w:p>
+                  <w:pPr>
+                    <w:pStyle w:val="Compact"/>
+                    <w:jc w:val="left"/>
+                    <w:jc w:val="center"/>
+                  </w:pPr>
+                  <w:r>
+                    <w:t xml:space="preserve">Straße</w:t>
                   </w:r>
                 </w:p>
               </w:tc>
@@ -4343,46 +4972,59 @@
                     <w:jc w:val="center"/>
                   </w:pPr>
                   <w:r>
-                    <w:t xml:space="preserve">NA</w:t>
-                  </w:r>
-                </w:p>
-              </w:tc>
-              <w:tc>
-                <w:tcPr/>
-                <w:p>
-                  <w:pPr>
-                    <w:pStyle w:val="Compact"/>
-                    <w:jc w:val="right"/>
-                    <w:jc w:val="center"/>
-                  </w:pPr>
-                  <w:r>
-                    <w:t xml:space="preserve">NA</w:t>
-                  </w:r>
-                </w:p>
-              </w:tc>
-              <w:tc>
-                <w:tcPr/>
-                <w:p>
-                  <w:pPr>
-                    <w:pStyle w:val="Compact"/>
-                    <w:jc w:val="right"/>
-                    <w:jc w:val="center"/>
-                  </w:pPr>
-                  <w:r>
-                    <w:t xml:space="preserve">NA</w:t>
-                  </w:r>
-                </w:p>
-              </w:tc>
-              <w:tc>
-                <w:tcPr/>
-                <w:p>
-                  <w:pPr>
-                    <w:pStyle w:val="Compact"/>
-                    <w:jc w:val="right"/>
-                    <w:jc w:val="center"/>
-                  </w:pPr>
-                  <w:r>
-                    <w:t xml:space="preserve">NA</w:t>
+                    <w:t xml:space="preserve">469557</w:t>
+                  </w:r>
+                </w:p>
+              </w:tc>
+              <w:tc>
+                <w:tcPr/>
+                <w:p>
+                  <w:pPr>
+                    <w:pStyle w:val="Compact"/>
+                    <w:jc w:val="right"/>
+                    <w:jc w:val="center"/>
+                  </w:pPr>
+                  <w:r>
+                    <w:t xml:space="preserve">72400</w:t>
+                  </w:r>
+                </w:p>
+              </w:tc>
+              <w:tc>
+                <w:tcPr/>
+                <w:p>
+                  <w:pPr>
+                    <w:pStyle w:val="Compact"/>
+                    <w:jc w:val="right"/>
+                    <w:jc w:val="center"/>
+                  </w:pPr>
+                  <w:r>
+                    <w:t xml:space="preserve">143300</w:t>
+                  </w:r>
+                </w:p>
+              </w:tc>
+              <w:tc>
+                <w:tcPr/>
+                <w:p>
+                  <w:pPr>
+                    <w:pStyle w:val="Compact"/>
+                    <w:jc w:val="right"/>
+                    <w:jc w:val="center"/>
+                  </w:pPr>
+                  <w:r>
+                    <w:t xml:space="preserve">2</w:t>
+                  </w:r>
+                </w:p>
+              </w:tc>
+              <w:tc>
+                <w:tcPr/>
+                <w:p>
+                  <w:pPr>
+                    <w:pStyle w:val="Compact"/>
+                    <w:jc w:val="right"/>
+                    <w:jc w:val="center"/>
+                  </w:pPr>
+                  <w:r>
+                    <w:t xml:space="preserve">2</w:t>
                   </w:r>
                 </w:p>
               </w:tc>
@@ -4397,20 +5039,33 @@
                     <w:jc w:val="center"/>
                   </w:pPr>
                   <w:r>
-                    <w:t xml:space="preserve">08</w:t>
-                  </w:r>
-                </w:p>
-              </w:tc>
-              <w:tc>
-                <w:tcPr/>
-                <w:p>
-                  <w:pPr>
-                    <w:pStyle w:val="Compact"/>
-                    <w:jc w:val="left"/>
-                    <w:jc w:val="center"/>
-                  </w:pPr>
-                  <w:r>
-                    <w:t xml:space="preserve">Industrie</w:t>
+                    <w:t xml:space="preserve">EEA</w:t>
+                  </w:r>
+                </w:p>
+              </w:tc>
+              <w:tc>
+                <w:tcPr/>
+                <w:p>
+                  <w:pPr>
+                    <w:pStyle w:val="Compact"/>
+                    <w:jc w:val="left"/>
+                    <w:jc w:val="center"/>
+                  </w:pPr>
+                  <w:r>
+                    <w:t xml:space="preserve">01</w:t>
+                  </w:r>
+                </w:p>
+              </w:tc>
+              <w:tc>
+                <w:tcPr/>
+                <w:p>
+                  <w:pPr>
+                    <w:pStyle w:val="Compact"/>
+                    <w:jc w:val="left"/>
+                    <w:jc w:val="center"/>
+                  </w:pPr>
+                  <w:r>
+                    <w:t xml:space="preserve">Straße</w:t>
                   </w:r>
                 </w:p>
               </w:tc>
@@ -4436,46 +5091,59 @@
                     <w:jc w:val="center"/>
                   </w:pPr>
                   <w:r>
-                    <w:t xml:space="preserve">NA</w:t>
-                  </w:r>
-                </w:p>
-              </w:tc>
-              <w:tc>
-                <w:tcPr/>
-                <w:p>
-                  <w:pPr>
-                    <w:pStyle w:val="Compact"/>
-                    <w:jc w:val="right"/>
-                    <w:jc w:val="center"/>
-                  </w:pPr>
-                  <w:r>
-                    <w:t xml:space="preserve">NA</w:t>
-                  </w:r>
-                </w:p>
-              </w:tc>
-              <w:tc>
-                <w:tcPr/>
-                <w:p>
-                  <w:pPr>
-                    <w:pStyle w:val="Compact"/>
-                    <w:jc w:val="right"/>
-                    <w:jc w:val="center"/>
-                  </w:pPr>
-                  <w:r>
-                    <w:t xml:space="preserve">NA</w:t>
-                  </w:r>
-                </w:p>
-              </w:tc>
-              <w:tc>
-                <w:tcPr/>
-                <w:p>
-                  <w:pPr>
-                    <w:pStyle w:val="Compact"/>
-                    <w:jc w:val="right"/>
-                    <w:jc w:val="center"/>
-                  </w:pPr>
-                  <w:r>
-                    <w:t xml:space="preserve">NA</w:t>
+                    <w:t xml:space="preserve">469557</w:t>
+                  </w:r>
+                </w:p>
+              </w:tc>
+              <w:tc>
+                <w:tcPr/>
+                <w:p>
+                  <w:pPr>
+                    <w:pStyle w:val="Compact"/>
+                    <w:jc w:val="right"/>
+                    <w:jc w:val="center"/>
+                  </w:pPr>
+                  <w:r>
+                    <w:t xml:space="preserve">44700</w:t>
+                  </w:r>
+                </w:p>
+              </w:tc>
+              <w:tc>
+                <w:tcPr/>
+                <w:p>
+                  <w:pPr>
+                    <w:pStyle w:val="Compact"/>
+                    <w:jc w:val="right"/>
+                    <w:jc w:val="center"/>
+                  </w:pPr>
+                  <w:r>
+                    <w:t xml:space="preserve">97300</w:t>
+                  </w:r>
+                </w:p>
+              </w:tc>
+              <w:tc>
+                <w:tcPr/>
+                <w:p>
+                  <w:pPr>
+                    <w:pStyle w:val="Compact"/>
+                    <w:jc w:val="right"/>
+                    <w:jc w:val="center"/>
+                  </w:pPr>
+                  <w:r>
+                    <w:t xml:space="preserve">2</w:t>
+                  </w:r>
+                </w:p>
+              </w:tc>
+              <w:tc>
+                <w:tcPr/>
+                <w:p>
+                  <w:pPr>
+                    <w:pStyle w:val="Compact"/>
+                    <w:jc w:val="right"/>
+                    <w:jc w:val="center"/>
+                  </w:pPr>
+                  <w:r>
+                    <w:t xml:space="preserve">2</w:t>
                   </w:r>
                 </w:p>
               </w:tc>
@@ -4490,7 +5158,20 @@
                     <w:jc w:val="center"/>
                   </w:pPr>
                   <w:r>
-                    <w:t xml:space="preserve">08</w:t>
+                    <w:t xml:space="preserve">EEA</w:t>
+                  </w:r>
+                </w:p>
+              </w:tc>
+              <w:tc>
+                <w:tcPr/>
+                <w:p>
+                  <w:pPr>
+                    <w:pStyle w:val="Compact"/>
+                    <w:jc w:val="left"/>
+                    <w:jc w:val="center"/>
+                  </w:pPr>
+                  <w:r>
+                    <w:t xml:space="preserve">02</w:t>
                   </w:r>
                 </w:p>
               </w:tc>
@@ -4529,46 +5210,59 @@
                     <w:jc w:val="center"/>
                   </w:pPr>
                   <w:r>
-                    <w:t xml:space="preserve">1426309</w:t>
-                  </w:r>
-                </w:p>
-              </w:tc>
-              <w:tc>
-                <w:tcPr/>
-                <w:p>
-                  <w:pPr>
-                    <w:pStyle w:val="Compact"/>
-                    <w:jc w:val="right"/>
-                    <w:jc w:val="center"/>
-                  </w:pPr>
-                  <w:r>
-                    <w:t xml:space="preserve">NA</w:t>
-                  </w:r>
-                </w:p>
-              </w:tc>
-              <w:tc>
-                <w:tcPr/>
-                <w:p>
-                  <w:pPr>
-                    <w:pStyle w:val="Compact"/>
-                    <w:jc w:val="right"/>
-                    <w:jc w:val="center"/>
-                  </w:pPr>
-                  <w:r>
-                    <w:t xml:space="preserve">779</w:t>
-                  </w:r>
-                </w:p>
-              </w:tc>
-              <w:tc>
-                <w:tcPr/>
-                <w:p>
-                  <w:pPr>
-                    <w:pStyle w:val="Compact"/>
-                    <w:jc w:val="right"/>
-                    <w:jc w:val="center"/>
-                  </w:pPr>
-                  <w:r>
-                    <w:t xml:space="preserve">NA</w:t>
+                    <w:t xml:space="preserve">1862565</w:t>
+                  </w:r>
+                </w:p>
+              </w:tc>
+              <w:tc>
+                <w:tcPr/>
+                <w:p>
+                  <w:pPr>
+                    <w:pStyle w:val="Compact"/>
+                    <w:jc w:val="right"/>
+                    <w:jc w:val="center"/>
+                  </w:pPr>
+                  <w:r>
+                    <w:t xml:space="preserve">449100</w:t>
+                  </w:r>
+                </w:p>
+              </w:tc>
+              <w:tc>
+                <w:tcPr/>
+                <w:p>
+                  <w:pPr>
+                    <w:pStyle w:val="Compact"/>
+                    <w:jc w:val="right"/>
+                    <w:jc w:val="center"/>
+                  </w:pPr>
+                  <w:r>
+                    <w:t xml:space="preserve">628900</w:t>
+                  </w:r>
+                </w:p>
+              </w:tc>
+              <w:tc>
+                <w:tcPr/>
+                <w:p>
+                  <w:pPr>
+                    <w:pStyle w:val="Compact"/>
+                    <w:jc w:val="right"/>
+                    <w:jc w:val="center"/>
+                  </w:pPr>
+                  <w:r>
+                    <w:t xml:space="preserve">1</w:t>
+                  </w:r>
+                </w:p>
+              </w:tc>
+              <w:tc>
+                <w:tcPr/>
+                <w:p>
+                  <w:pPr>
+                    <w:pStyle w:val="Compact"/>
+                    <w:jc w:val="right"/>
+                    <w:jc w:val="center"/>
+                  </w:pPr>
+                  <w:r>
+                    <w:t xml:space="preserve">1</w:t>
                   </w:r>
                 </w:p>
               </w:tc>
@@ -4583,6 +5277,1328 @@
                     <w:jc w:val="center"/>
                   </w:pPr>
                   <w:r>
+                    <w:t xml:space="preserve">EEA</w:t>
+                  </w:r>
+                </w:p>
+              </w:tc>
+              <w:tc>
+                <w:tcPr/>
+                <w:p>
+                  <w:pPr>
+                    <w:pStyle w:val="Compact"/>
+                    <w:jc w:val="left"/>
+                    <w:jc w:val="center"/>
+                  </w:pPr>
+                  <w:r>
+                    <w:t xml:space="preserve">02</w:t>
+                  </w:r>
+                </w:p>
+              </w:tc>
+              <w:tc>
+                <w:tcPr/>
+                <w:p>
+                  <w:pPr>
+                    <w:pStyle w:val="Compact"/>
+                    <w:jc w:val="left"/>
+                    <w:jc w:val="center"/>
+                  </w:pPr>
+                  <w:r>
+                    <w:t xml:space="preserve">Straße</w:t>
+                  </w:r>
+                </w:p>
+              </w:tc>
+              <w:tc>
+                <w:tcPr/>
+                <w:p>
+                  <w:pPr>
+                    <w:pStyle w:val="Compact"/>
+                    <w:jc w:val="left"/>
+                    <w:jc w:val="center"/>
+                  </w:pPr>
+                  <w:r>
+                    <w:t xml:space="preserve">lnight</w:t>
+                  </w:r>
+                </w:p>
+              </w:tc>
+              <w:tc>
+                <w:tcPr/>
+                <w:p>
+                  <w:pPr>
+                    <w:pStyle w:val="Compact"/>
+                    <w:jc w:val="right"/>
+                    <w:jc w:val="center"/>
+                  </w:pPr>
+                  <w:r>
+                    <w:t xml:space="preserve">1862565</w:t>
+                  </w:r>
+                </w:p>
+              </w:tc>
+              <w:tc>
+                <w:tcPr/>
+                <w:p>
+                  <w:pPr>
+                    <w:pStyle w:val="Compact"/>
+                    <w:jc w:val="right"/>
+                    <w:jc w:val="center"/>
+                  </w:pPr>
+                  <w:r>
+                    <w:t xml:space="preserve">331700</w:t>
+                  </w:r>
+                </w:p>
+              </w:tc>
+              <w:tc>
+                <w:tcPr/>
+                <w:p>
+                  <w:pPr>
+                    <w:pStyle w:val="Compact"/>
+                    <w:jc w:val="right"/>
+                    <w:jc w:val="center"/>
+                  </w:pPr>
+                  <w:r>
+                    <w:t xml:space="preserve">448400</w:t>
+                  </w:r>
+                </w:p>
+              </w:tc>
+              <w:tc>
+                <w:tcPr/>
+                <w:p>
+                  <w:pPr>
+                    <w:pStyle w:val="Compact"/>
+                    <w:jc w:val="right"/>
+                    <w:jc w:val="center"/>
+                  </w:pPr>
+                  <w:r>
+                    <w:t xml:space="preserve">1</w:t>
+                  </w:r>
+                </w:p>
+              </w:tc>
+              <w:tc>
+                <w:tcPr/>
+                <w:p>
+                  <w:pPr>
+                    <w:pStyle w:val="Compact"/>
+                    <w:jc w:val="right"/>
+                    <w:jc w:val="center"/>
+                  </w:pPr>
+                  <w:r>
+                    <w:t xml:space="preserve">1</w:t>
+                  </w:r>
+                </w:p>
+              </w:tc>
+            </w:tr>
+            <w:tr>
+              <w:tc>
+                <w:tcPr/>
+                <w:p>
+                  <w:pPr>
+                    <w:pStyle w:val="Compact"/>
+                    <w:jc w:val="left"/>
+                    <w:jc w:val="center"/>
+                  </w:pPr>
+                  <w:r>
+                    <w:t xml:space="preserve">EEA</w:t>
+                  </w:r>
+                </w:p>
+              </w:tc>
+              <w:tc>
+                <w:tcPr/>
+                <w:p>
+                  <w:pPr>
+                    <w:pStyle w:val="Compact"/>
+                    <w:jc w:val="left"/>
+                    <w:jc w:val="center"/>
+                  </w:pPr>
+                  <w:r>
+                    <w:t xml:space="preserve">03</w:t>
+                  </w:r>
+                </w:p>
+              </w:tc>
+              <w:tc>
+                <w:tcPr/>
+                <w:p>
+                  <w:pPr>
+                    <w:pStyle w:val="Compact"/>
+                    <w:jc w:val="left"/>
+                    <w:jc w:val="center"/>
+                  </w:pPr>
+                  <w:r>
+                    <w:t xml:space="preserve">Straße</w:t>
+                  </w:r>
+                </w:p>
+              </w:tc>
+              <w:tc>
+                <w:tcPr/>
+                <w:p>
+                  <w:pPr>
+                    <w:pStyle w:val="Compact"/>
+                    <w:jc w:val="left"/>
+                    <w:jc w:val="center"/>
+                  </w:pPr>
+                  <w:r>
+                    <w:t xml:space="preserve">lden</w:t>
+                  </w:r>
+                </w:p>
+              </w:tc>
+              <w:tc>
+                <w:tcPr/>
+                <w:p>
+                  <w:pPr>
+                    <w:pStyle w:val="Compact"/>
+                    <w:jc w:val="right"/>
+                    <w:jc w:val="center"/>
+                  </w:pPr>
+                  <w:r>
+                    <w:t xml:space="preserve">1343533</w:t>
+                  </w:r>
+                </w:p>
+              </w:tc>
+              <w:tc>
+                <w:tcPr/>
+                <w:p>
+                  <w:pPr>
+                    <w:pStyle w:val="Compact"/>
+                    <w:jc w:val="right"/>
+                    <w:jc w:val="center"/>
+                  </w:pPr>
+                  <w:r>
+                    <w:t xml:space="preserve">304400</w:t>
+                  </w:r>
+                </w:p>
+              </w:tc>
+              <w:tc>
+                <w:tcPr/>
+                <w:p>
+                  <w:pPr>
+                    <w:pStyle w:val="Compact"/>
+                    <w:jc w:val="right"/>
+                    <w:jc w:val="center"/>
+                  </w:pPr>
+                  <w:r>
+                    <w:t xml:space="preserve">519100</w:t>
+                  </w:r>
+                </w:p>
+              </w:tc>
+              <w:tc>
+                <w:tcPr/>
+                <w:p>
+                  <w:pPr>
+                    <w:pStyle w:val="Compact"/>
+                    <w:jc w:val="right"/>
+                    <w:jc w:val="center"/>
+                  </w:pPr>
+                  <w:r>
+                    <w:t xml:space="preserve">6</w:t>
+                  </w:r>
+                </w:p>
+              </w:tc>
+              <w:tc>
+                <w:tcPr/>
+                <w:p>
+                  <w:pPr>
+                    <w:pStyle w:val="Compact"/>
+                    <w:jc w:val="right"/>
+                    <w:jc w:val="center"/>
+                  </w:pPr>
+                  <w:r>
+                    <w:t xml:space="preserve">6</w:t>
+                  </w:r>
+                </w:p>
+              </w:tc>
+            </w:tr>
+            <w:tr>
+              <w:tc>
+                <w:tcPr/>
+                <w:p>
+                  <w:pPr>
+                    <w:pStyle w:val="Compact"/>
+                    <w:jc w:val="left"/>
+                    <w:jc w:val="center"/>
+                  </w:pPr>
+                  <w:r>
+                    <w:t xml:space="preserve">EEA</w:t>
+                  </w:r>
+                </w:p>
+              </w:tc>
+              <w:tc>
+                <w:tcPr/>
+                <w:p>
+                  <w:pPr>
+                    <w:pStyle w:val="Compact"/>
+                    <w:jc w:val="left"/>
+                    <w:jc w:val="center"/>
+                  </w:pPr>
+                  <w:r>
+                    <w:t xml:space="preserve">03</w:t>
+                  </w:r>
+                </w:p>
+              </w:tc>
+              <w:tc>
+                <w:tcPr/>
+                <w:p>
+                  <w:pPr>
+                    <w:pStyle w:val="Compact"/>
+                    <w:jc w:val="left"/>
+                    <w:jc w:val="center"/>
+                  </w:pPr>
+                  <w:r>
+                    <w:t xml:space="preserve">Straße</w:t>
+                  </w:r>
+                </w:p>
+              </w:tc>
+              <w:tc>
+                <w:tcPr/>
+                <w:p>
+                  <w:pPr>
+                    <w:pStyle w:val="Compact"/>
+                    <w:jc w:val="left"/>
+                    <w:jc w:val="center"/>
+                  </w:pPr>
+                  <w:r>
+                    <w:t xml:space="preserve">lnight</w:t>
+                  </w:r>
+                </w:p>
+              </w:tc>
+              <w:tc>
+                <w:tcPr/>
+                <w:p>
+                  <w:pPr>
+                    <w:pStyle w:val="Compact"/>
+                    <w:jc w:val="right"/>
+                    <w:jc w:val="center"/>
+                  </w:pPr>
+                  <w:r>
+                    <w:t xml:space="preserve">1343533</w:t>
+                  </w:r>
+                </w:p>
+              </w:tc>
+              <w:tc>
+                <w:tcPr/>
+                <w:p>
+                  <w:pPr>
+                    <w:pStyle w:val="Compact"/>
+                    <w:jc w:val="right"/>
+                    <w:jc w:val="center"/>
+                  </w:pPr>
+                  <w:r>
+                    <w:t xml:space="preserve">197000</w:t>
+                  </w:r>
+                </w:p>
+              </w:tc>
+              <w:tc>
+                <w:tcPr/>
+                <w:p>
+                  <w:pPr>
+                    <w:pStyle w:val="Compact"/>
+                    <w:jc w:val="right"/>
+                    <w:jc w:val="center"/>
+                  </w:pPr>
+                  <w:r>
+                    <w:t xml:space="preserve">328500</w:t>
+                  </w:r>
+                </w:p>
+              </w:tc>
+              <w:tc>
+                <w:tcPr/>
+                <w:p>
+                  <w:pPr>
+                    <w:pStyle w:val="Compact"/>
+                    <w:jc w:val="right"/>
+                    <w:jc w:val="center"/>
+                  </w:pPr>
+                  <w:r>
+                    <w:t xml:space="preserve">6</w:t>
+                  </w:r>
+                </w:p>
+              </w:tc>
+              <w:tc>
+                <w:tcPr/>
+                <w:p>
+                  <w:pPr>
+                    <w:pStyle w:val="Compact"/>
+                    <w:jc w:val="right"/>
+                    <w:jc w:val="center"/>
+                  </w:pPr>
+                  <w:r>
+                    <w:t xml:space="preserve">6</w:t>
+                  </w:r>
+                </w:p>
+              </w:tc>
+            </w:tr>
+            <w:tr>
+              <w:tc>
+                <w:tcPr/>
+                <w:p>
+                  <w:pPr>
+                    <w:pStyle w:val="Compact"/>
+                    <w:jc w:val="left"/>
+                    <w:jc w:val="center"/>
+                  </w:pPr>
+                  <w:r>
+                    <w:t xml:space="preserve">EEA</w:t>
+                  </w:r>
+                </w:p>
+              </w:tc>
+              <w:tc>
+                <w:tcPr/>
+                <w:p>
+                  <w:pPr>
+                    <w:pStyle w:val="Compact"/>
+                    <w:jc w:val="left"/>
+                    <w:jc w:val="center"/>
+                  </w:pPr>
+                  <w:r>
+                    <w:t xml:space="preserve">04</w:t>
+                  </w:r>
+                </w:p>
+              </w:tc>
+              <w:tc>
+                <w:tcPr/>
+                <w:p>
+                  <w:pPr>
+                    <w:pStyle w:val="Compact"/>
+                    <w:jc w:val="left"/>
+                    <w:jc w:val="center"/>
+                  </w:pPr>
+                  <w:r>
+                    <w:t xml:space="preserve">Straße</w:t>
+                  </w:r>
+                </w:p>
+              </w:tc>
+              <w:tc>
+                <w:tcPr/>
+                <w:p>
+                  <w:pPr>
+                    <w:pStyle w:val="Compact"/>
+                    <w:jc w:val="left"/>
+                    <w:jc w:val="center"/>
+                  </w:pPr>
+                  <w:r>
+                    <w:t xml:space="preserve">lden</w:t>
+                  </w:r>
+                </w:p>
+              </w:tc>
+              <w:tc>
+                <w:tcPr/>
+                <w:p>
+                  <w:pPr>
+                    <w:pStyle w:val="Compact"/>
+                    <w:jc w:val="right"/>
+                    <w:jc w:val="center"/>
+                  </w:pPr>
+                  <w:r>
+                    <w:t xml:space="preserve">704881</w:t>
+                  </w:r>
+                </w:p>
+              </w:tc>
+              <w:tc>
+                <w:tcPr/>
+                <w:p>
+                  <w:pPr>
+                    <w:pStyle w:val="Compact"/>
+                    <w:jc w:val="right"/>
+                    <w:jc w:val="center"/>
+                  </w:pPr>
+                  <w:r>
+                    <w:t xml:space="preserve">230300</w:t>
+                  </w:r>
+                </w:p>
+              </w:tc>
+              <w:tc>
+                <w:tcPr/>
+                <w:p>
+                  <w:pPr>
+                    <w:pStyle w:val="Compact"/>
+                    <w:jc w:val="right"/>
+                    <w:jc w:val="center"/>
+                  </w:pPr>
+                  <w:r>
+                    <w:t xml:space="preserve">356600</w:t>
+                  </w:r>
+                </w:p>
+              </w:tc>
+              <w:tc>
+                <w:tcPr/>
+                <w:p>
+                  <w:pPr>
+                    <w:pStyle w:val="Compact"/>
+                    <w:jc w:val="right"/>
+                    <w:jc w:val="center"/>
+                  </w:pPr>
+                  <w:r>
+                    <w:t xml:space="preserve">2</w:t>
+                  </w:r>
+                </w:p>
+              </w:tc>
+              <w:tc>
+                <w:tcPr/>
+                <w:p>
+                  <w:pPr>
+                    <w:pStyle w:val="Compact"/>
+                    <w:jc w:val="right"/>
+                    <w:jc w:val="center"/>
+                  </w:pPr>
+                  <w:r>
+                    <w:t xml:space="preserve">2</w:t>
+                  </w:r>
+                </w:p>
+              </w:tc>
+            </w:tr>
+            <w:tr>
+              <w:tc>
+                <w:tcPr/>
+                <w:p>
+                  <w:pPr>
+                    <w:pStyle w:val="Compact"/>
+                    <w:jc w:val="left"/>
+                    <w:jc w:val="center"/>
+                  </w:pPr>
+                  <w:r>
+                    <w:t xml:space="preserve">EEA</w:t>
+                  </w:r>
+                </w:p>
+              </w:tc>
+              <w:tc>
+                <w:tcPr/>
+                <w:p>
+                  <w:pPr>
+                    <w:pStyle w:val="Compact"/>
+                    <w:jc w:val="left"/>
+                    <w:jc w:val="center"/>
+                  </w:pPr>
+                  <w:r>
+                    <w:t xml:space="preserve">04</w:t>
+                  </w:r>
+                </w:p>
+              </w:tc>
+              <w:tc>
+                <w:tcPr/>
+                <w:p>
+                  <w:pPr>
+                    <w:pStyle w:val="Compact"/>
+                    <w:jc w:val="left"/>
+                    <w:jc w:val="center"/>
+                  </w:pPr>
+                  <w:r>
+                    <w:t xml:space="preserve">Straße</w:t>
+                  </w:r>
+                </w:p>
+              </w:tc>
+              <w:tc>
+                <w:tcPr/>
+                <w:p>
+                  <w:pPr>
+                    <w:pStyle w:val="Compact"/>
+                    <w:jc w:val="left"/>
+                    <w:jc w:val="center"/>
+                  </w:pPr>
+                  <w:r>
+                    <w:t xml:space="preserve">lnight</w:t>
+                  </w:r>
+                </w:p>
+              </w:tc>
+              <w:tc>
+                <w:tcPr/>
+                <w:p>
+                  <w:pPr>
+                    <w:pStyle w:val="Compact"/>
+                    <w:jc w:val="right"/>
+                    <w:jc w:val="center"/>
+                  </w:pPr>
+                  <w:r>
+                    <w:t xml:space="preserve">704881</w:t>
+                  </w:r>
+                </w:p>
+              </w:tc>
+              <w:tc>
+                <w:tcPr/>
+                <w:p>
+                  <w:pPr>
+                    <w:pStyle w:val="Compact"/>
+                    <w:jc w:val="right"/>
+                    <w:jc w:val="center"/>
+                  </w:pPr>
+                  <w:r>
+                    <w:t xml:space="preserve">167000</w:t>
+                  </w:r>
+                </w:p>
+              </w:tc>
+              <w:tc>
+                <w:tcPr/>
+                <w:p>
+                  <w:pPr>
+                    <w:pStyle w:val="Compact"/>
+                    <w:jc w:val="right"/>
+                    <w:jc w:val="center"/>
+                  </w:pPr>
+                  <w:r>
+                    <w:t xml:space="preserve">263500</w:t>
+                  </w:r>
+                </w:p>
+              </w:tc>
+              <w:tc>
+                <w:tcPr/>
+                <w:p>
+                  <w:pPr>
+                    <w:pStyle w:val="Compact"/>
+                    <w:jc w:val="right"/>
+                    <w:jc w:val="center"/>
+                  </w:pPr>
+                  <w:r>
+                    <w:t xml:space="preserve">2</w:t>
+                  </w:r>
+                </w:p>
+              </w:tc>
+              <w:tc>
+                <w:tcPr/>
+                <w:p>
+                  <w:pPr>
+                    <w:pStyle w:val="Compact"/>
+                    <w:jc w:val="right"/>
+                    <w:jc w:val="center"/>
+                  </w:pPr>
+                  <w:r>
+                    <w:t xml:space="preserve">2</w:t>
+                  </w:r>
+                </w:p>
+              </w:tc>
+            </w:tr>
+            <w:tr>
+              <w:tc>
+                <w:tcPr/>
+                <w:p>
+                  <w:pPr>
+                    <w:pStyle w:val="Compact"/>
+                    <w:jc w:val="left"/>
+                    <w:jc w:val="center"/>
+                  </w:pPr>
+                  <w:r>
+                    <w:t xml:space="preserve">EEA</w:t>
+                  </w:r>
+                </w:p>
+              </w:tc>
+              <w:tc>
+                <w:tcPr/>
+                <w:p>
+                  <w:pPr>
+                    <w:pStyle w:val="Compact"/>
+                    <w:jc w:val="left"/>
+                    <w:jc w:val="center"/>
+                  </w:pPr>
+                  <w:r>
+                    <w:t xml:space="preserve">05</w:t>
+                  </w:r>
+                </w:p>
+              </w:tc>
+              <w:tc>
+                <w:tcPr/>
+                <w:p>
+                  <w:pPr>
+                    <w:pStyle w:val="Compact"/>
+                    <w:jc w:val="left"/>
+                    <w:jc w:val="center"/>
+                  </w:pPr>
+                  <w:r>
+                    <w:t xml:space="preserve">Straße</w:t>
+                  </w:r>
+                </w:p>
+              </w:tc>
+              <w:tc>
+                <w:tcPr/>
+                <w:p>
+                  <w:pPr>
+                    <w:pStyle w:val="Compact"/>
+                    <w:jc w:val="left"/>
+                    <w:jc w:val="center"/>
+                  </w:pPr>
+                  <w:r>
+                    <w:t xml:space="preserve">lden</w:t>
+                  </w:r>
+                </w:p>
+              </w:tc>
+              <w:tc>
+                <w:tcPr/>
+                <w:p>
+                  <w:pPr>
+                    <w:pStyle w:val="Compact"/>
+                    <w:jc w:val="right"/>
+                    <w:jc w:val="center"/>
+                  </w:pPr>
+                  <w:r>
+                    <w:t xml:space="preserve">7815033</w:t>
+                  </w:r>
+                </w:p>
+              </w:tc>
+              <w:tc>
+                <w:tcPr/>
+                <w:p>
+                  <w:pPr>
+                    <w:pStyle w:val="Compact"/>
+                    <w:jc w:val="right"/>
+                    <w:jc w:val="center"/>
+                  </w:pPr>
+                  <w:r>
+                    <w:t xml:space="preserve">2183900</w:t>
+                  </w:r>
+                </w:p>
+              </w:tc>
+              <w:tc>
+                <w:tcPr/>
+                <w:p>
+                  <w:pPr>
+                    <w:pStyle w:val="Compact"/>
+                    <w:jc w:val="right"/>
+                    <w:jc w:val="center"/>
+                  </w:pPr>
+                  <w:r>
+                    <w:t xml:space="preserve">3885600</w:t>
+                  </w:r>
+                </w:p>
+              </w:tc>
+              <w:tc>
+                <w:tcPr/>
+                <w:p>
+                  <w:pPr>
+                    <w:pStyle w:val="Compact"/>
+                    <w:jc w:val="right"/>
+                    <w:jc w:val="center"/>
+                  </w:pPr>
+                  <w:r>
+                    <w:t xml:space="preserve">26</w:t>
+                  </w:r>
+                </w:p>
+              </w:tc>
+              <w:tc>
+                <w:tcPr/>
+                <w:p>
+                  <w:pPr>
+                    <w:pStyle w:val="Compact"/>
+                    <w:jc w:val="right"/>
+                    <w:jc w:val="center"/>
+                  </w:pPr>
+                  <w:r>
+                    <w:t xml:space="preserve">26</w:t>
+                  </w:r>
+                </w:p>
+              </w:tc>
+            </w:tr>
+            <w:tr>
+              <w:tc>
+                <w:tcPr/>
+                <w:p>
+                  <w:pPr>
+                    <w:pStyle w:val="Compact"/>
+                    <w:jc w:val="left"/>
+                    <w:jc w:val="center"/>
+                  </w:pPr>
+                  <w:r>
+                    <w:t xml:space="preserve">EEA</w:t>
+                  </w:r>
+                </w:p>
+              </w:tc>
+              <w:tc>
+                <w:tcPr/>
+                <w:p>
+                  <w:pPr>
+                    <w:pStyle w:val="Compact"/>
+                    <w:jc w:val="left"/>
+                    <w:jc w:val="center"/>
+                  </w:pPr>
+                  <w:r>
+                    <w:t xml:space="preserve">05</w:t>
+                  </w:r>
+                </w:p>
+              </w:tc>
+              <w:tc>
+                <w:tcPr/>
+                <w:p>
+                  <w:pPr>
+                    <w:pStyle w:val="Compact"/>
+                    <w:jc w:val="left"/>
+                    <w:jc w:val="center"/>
+                  </w:pPr>
+                  <w:r>
+                    <w:t xml:space="preserve">Straße</w:t>
+                  </w:r>
+                </w:p>
+              </w:tc>
+              <w:tc>
+                <w:tcPr/>
+                <w:p>
+                  <w:pPr>
+                    <w:pStyle w:val="Compact"/>
+                    <w:jc w:val="left"/>
+                    <w:jc w:val="center"/>
+                  </w:pPr>
+                  <w:r>
+                    <w:t xml:space="preserve">lnight</w:t>
+                  </w:r>
+                </w:p>
+              </w:tc>
+              <w:tc>
+                <w:tcPr/>
+                <w:p>
+                  <w:pPr>
+                    <w:pStyle w:val="Compact"/>
+                    <w:jc w:val="right"/>
+                    <w:jc w:val="center"/>
+                  </w:pPr>
+                  <w:r>
+                    <w:t xml:space="preserve">7815033</w:t>
+                  </w:r>
+                </w:p>
+              </w:tc>
+              <w:tc>
+                <w:tcPr/>
+                <w:p>
+                  <w:pPr>
+                    <w:pStyle w:val="Compact"/>
+                    <w:jc w:val="right"/>
+                    <w:jc w:val="center"/>
+                  </w:pPr>
+                  <w:r>
+                    <w:t xml:space="preserve">1553900</w:t>
+                  </w:r>
+                </w:p>
+              </w:tc>
+              <w:tc>
+                <w:tcPr/>
+                <w:p>
+                  <w:pPr>
+                    <w:pStyle w:val="Compact"/>
+                    <w:jc w:val="right"/>
+                    <w:jc w:val="center"/>
+                  </w:pPr>
+                  <w:r>
+                    <w:t xml:space="preserve">2820700</w:t>
+                  </w:r>
+                </w:p>
+              </w:tc>
+              <w:tc>
+                <w:tcPr/>
+                <w:p>
+                  <w:pPr>
+                    <w:pStyle w:val="Compact"/>
+                    <w:jc w:val="right"/>
+                    <w:jc w:val="center"/>
+                  </w:pPr>
+                  <w:r>
+                    <w:t xml:space="preserve">26</w:t>
+                  </w:r>
+                </w:p>
+              </w:tc>
+              <w:tc>
+                <w:tcPr/>
+                <w:p>
+                  <w:pPr>
+                    <w:pStyle w:val="Compact"/>
+                    <w:jc w:val="right"/>
+                    <w:jc w:val="center"/>
+                  </w:pPr>
+                  <w:r>
+                    <w:t xml:space="preserve">26</w:t>
+                  </w:r>
+                </w:p>
+              </w:tc>
+            </w:tr>
+            <w:tr>
+              <w:tc>
+                <w:tcPr/>
+                <w:p>
+                  <w:pPr>
+                    <w:pStyle w:val="Compact"/>
+                    <w:jc w:val="left"/>
+                    <w:jc w:val="center"/>
+                  </w:pPr>
+                  <w:r>
+                    <w:t xml:space="preserve">EEA</w:t>
+                  </w:r>
+                </w:p>
+              </w:tc>
+              <w:tc>
+                <w:tcPr/>
+                <w:p>
+                  <w:pPr>
+                    <w:pStyle w:val="Compact"/>
+                    <w:jc w:val="left"/>
+                    <w:jc w:val="center"/>
+                  </w:pPr>
+                  <w:r>
+                    <w:t xml:space="preserve">06</w:t>
+                  </w:r>
+                </w:p>
+              </w:tc>
+              <w:tc>
+                <w:tcPr/>
+                <w:p>
+                  <w:pPr>
+                    <w:pStyle w:val="Compact"/>
+                    <w:jc w:val="left"/>
+                    <w:jc w:val="center"/>
+                  </w:pPr>
+                  <w:r>
+                    <w:t xml:space="preserve">Straße</w:t>
+                  </w:r>
+                </w:p>
+              </w:tc>
+              <w:tc>
+                <w:tcPr/>
+                <w:p>
+                  <w:pPr>
+                    <w:pStyle w:val="Compact"/>
+                    <w:jc w:val="left"/>
+                    <w:jc w:val="center"/>
+                  </w:pPr>
+                  <w:r>
+                    <w:t xml:space="preserve">lden</w:t>
+                  </w:r>
+                </w:p>
+              </w:tc>
+              <w:tc>
+                <w:tcPr/>
+                <w:p>
+                  <w:pPr>
+                    <w:pStyle w:val="Compact"/>
+                    <w:jc w:val="right"/>
+                    <w:jc w:val="center"/>
+                  </w:pPr>
+                  <w:r>
+                    <w:t xml:space="preserve">1639832</w:t>
+                  </w:r>
+                </w:p>
+              </w:tc>
+              <w:tc>
+                <w:tcPr/>
+                <w:p>
+                  <w:pPr>
+                    <w:pStyle w:val="Compact"/>
+                    <w:jc w:val="right"/>
+                    <w:jc w:val="center"/>
+                  </w:pPr>
+                  <w:r>
+                    <w:t xml:space="preserve">491000</w:t>
+                  </w:r>
+                </w:p>
+              </w:tc>
+              <w:tc>
+                <w:tcPr/>
+                <w:p>
+                  <w:pPr>
+                    <w:pStyle w:val="Compact"/>
+                    <w:jc w:val="right"/>
+                    <w:jc w:val="center"/>
+                  </w:pPr>
+                  <w:r>
+                    <w:t xml:space="preserve">687900</w:t>
+                  </w:r>
+                </w:p>
+              </w:tc>
+              <w:tc>
+                <w:tcPr/>
+                <w:p>
+                  <w:pPr>
+                    <w:pStyle w:val="Compact"/>
+                    <w:jc w:val="right"/>
+                    <w:jc w:val="center"/>
+                  </w:pPr>
+                  <w:r>
+                    <w:t xml:space="preserve">6</w:t>
+                  </w:r>
+                </w:p>
+              </w:tc>
+              <w:tc>
+                <w:tcPr/>
+                <w:p>
+                  <w:pPr>
+                    <w:pStyle w:val="Compact"/>
+                    <w:jc w:val="right"/>
+                    <w:jc w:val="center"/>
+                  </w:pPr>
+                  <w:r>
+                    <w:t xml:space="preserve">6</w:t>
+                  </w:r>
+                </w:p>
+              </w:tc>
+            </w:tr>
+            <w:tr>
+              <w:tc>
+                <w:tcPr/>
+                <w:p>
+                  <w:pPr>
+                    <w:pStyle w:val="Compact"/>
+                    <w:jc w:val="left"/>
+                    <w:jc w:val="center"/>
+                  </w:pPr>
+                  <w:r>
+                    <w:t xml:space="preserve">EEA</w:t>
+                  </w:r>
+                </w:p>
+              </w:tc>
+              <w:tc>
+                <w:tcPr/>
+                <w:p>
+                  <w:pPr>
+                    <w:pStyle w:val="Compact"/>
+                    <w:jc w:val="left"/>
+                    <w:jc w:val="center"/>
+                  </w:pPr>
+                  <w:r>
+                    <w:t xml:space="preserve">06</w:t>
+                  </w:r>
+                </w:p>
+              </w:tc>
+              <w:tc>
+                <w:tcPr/>
+                <w:p>
+                  <w:pPr>
+                    <w:pStyle w:val="Compact"/>
+                    <w:jc w:val="left"/>
+                    <w:jc w:val="center"/>
+                  </w:pPr>
+                  <w:r>
+                    <w:t xml:space="preserve">Straße</w:t>
+                  </w:r>
+                </w:p>
+              </w:tc>
+              <w:tc>
+                <w:tcPr/>
+                <w:p>
+                  <w:pPr>
+                    <w:pStyle w:val="Compact"/>
+                    <w:jc w:val="left"/>
+                    <w:jc w:val="center"/>
+                  </w:pPr>
+                  <w:r>
+                    <w:t xml:space="preserve">lnight</w:t>
+                  </w:r>
+                </w:p>
+              </w:tc>
+              <w:tc>
+                <w:tcPr/>
+                <w:p>
+                  <w:pPr>
+                    <w:pStyle w:val="Compact"/>
+                    <w:jc w:val="right"/>
+                    <w:jc w:val="center"/>
+                  </w:pPr>
+                  <w:r>
+                    <w:t xml:space="preserve">1639832</w:t>
+                  </w:r>
+                </w:p>
+              </w:tc>
+              <w:tc>
+                <w:tcPr/>
+                <w:p>
+                  <w:pPr>
+                    <w:pStyle w:val="Compact"/>
+                    <w:jc w:val="right"/>
+                    <w:jc w:val="center"/>
+                  </w:pPr>
+                  <w:r>
+                    <w:t xml:space="preserve">357100</w:t>
+                  </w:r>
+                </w:p>
+              </w:tc>
+              <w:tc>
+                <w:tcPr/>
+                <w:p>
+                  <w:pPr>
+                    <w:pStyle w:val="Compact"/>
+                    <w:jc w:val="right"/>
+                    <w:jc w:val="center"/>
+                  </w:pPr>
+                  <w:r>
+                    <w:t xml:space="preserve">514000</w:t>
+                  </w:r>
+                </w:p>
+              </w:tc>
+              <w:tc>
+                <w:tcPr/>
+                <w:p>
+                  <w:pPr>
+                    <w:pStyle w:val="Compact"/>
+                    <w:jc w:val="right"/>
+                    <w:jc w:val="center"/>
+                  </w:pPr>
+                  <w:r>
+                    <w:t xml:space="preserve">6</w:t>
+                  </w:r>
+                </w:p>
+              </w:tc>
+              <w:tc>
+                <w:tcPr/>
+                <w:p>
+                  <w:pPr>
+                    <w:pStyle w:val="Compact"/>
+                    <w:jc w:val="right"/>
+                    <w:jc w:val="center"/>
+                  </w:pPr>
+                  <w:r>
+                    <w:t xml:space="preserve">6</w:t>
+                  </w:r>
+                </w:p>
+              </w:tc>
+            </w:tr>
+            <w:tr>
+              <w:tc>
+                <w:tcPr/>
+                <w:p>
+                  <w:pPr>
+                    <w:pStyle w:val="Compact"/>
+                    <w:jc w:val="left"/>
+                    <w:jc w:val="center"/>
+                  </w:pPr>
+                  <w:r>
+                    <w:t xml:space="preserve">EEA</w:t>
+                  </w:r>
+                </w:p>
+              </w:tc>
+              <w:tc>
+                <w:tcPr/>
+                <w:p>
+                  <w:pPr>
+                    <w:pStyle w:val="Compact"/>
+                    <w:jc w:val="left"/>
+                    <w:jc w:val="center"/>
+                  </w:pPr>
+                  <w:r>
+                    <w:t xml:space="preserve">07</w:t>
+                  </w:r>
+                </w:p>
+              </w:tc>
+              <w:tc>
+                <w:tcPr/>
+                <w:p>
+                  <w:pPr>
+                    <w:pStyle w:val="Compact"/>
+                    <w:jc w:val="left"/>
+                    <w:jc w:val="center"/>
+                  </w:pPr>
+                  <w:r>
+                    <w:t xml:space="preserve">Straße</w:t>
+                  </w:r>
+                </w:p>
+              </w:tc>
+              <w:tc>
+                <w:tcPr/>
+                <w:p>
+                  <w:pPr>
+                    <w:pStyle w:val="Compact"/>
+                    <w:jc w:val="left"/>
+                    <w:jc w:val="center"/>
+                  </w:pPr>
+                  <w:r>
+                    <w:t xml:space="preserve">lden</w:t>
+                  </w:r>
+                </w:p>
+              </w:tc>
+              <w:tc>
+                <w:tcPr/>
+                <w:p>
+                  <w:pPr>
+                    <w:pStyle w:val="Compact"/>
+                    <w:jc w:val="right"/>
+                    <w:jc w:val="center"/>
+                  </w:pPr>
+                  <w:r>
+                    <w:t xml:space="preserve">515284</w:t>
+                  </w:r>
+                </w:p>
+              </w:tc>
+              <w:tc>
+                <w:tcPr/>
+                <w:p>
+                  <w:pPr>
+                    <w:pStyle w:val="Compact"/>
+                    <w:jc w:val="right"/>
+                    <w:jc w:val="center"/>
+                  </w:pPr>
+                  <w:r>
+                    <w:t xml:space="preserve">148900</w:t>
+                  </w:r>
+                </w:p>
+              </w:tc>
+              <w:tc>
+                <w:tcPr/>
+                <w:p>
+                  <w:pPr>
+                    <w:pStyle w:val="Compact"/>
+                    <w:jc w:val="right"/>
+                    <w:jc w:val="center"/>
+                  </w:pPr>
+                  <w:r>
+                    <w:t xml:space="preserve">231800</w:t>
+                  </w:r>
+                </w:p>
+              </w:tc>
+              <w:tc>
+                <w:tcPr/>
+                <w:p>
+                  <w:pPr>
+                    <w:pStyle w:val="Compact"/>
+                    <w:jc w:val="right"/>
+                    <w:jc w:val="center"/>
+                  </w:pPr>
+                  <w:r>
+                    <w:t xml:space="preserve">3</w:t>
+                  </w:r>
+                </w:p>
+              </w:tc>
+              <w:tc>
+                <w:tcPr/>
+                <w:p>
+                  <w:pPr>
+                    <w:pStyle w:val="Compact"/>
+                    <w:jc w:val="right"/>
+                    <w:jc w:val="center"/>
+                  </w:pPr>
+                  <w:r>
+                    <w:t xml:space="preserve">3</w:t>
+                  </w:r>
+                </w:p>
+              </w:tc>
+            </w:tr>
+            <w:tr>
+              <w:tc>
+                <w:tcPr/>
+                <w:p>
+                  <w:pPr>
+                    <w:pStyle w:val="Compact"/>
+                    <w:jc w:val="left"/>
+                    <w:jc w:val="center"/>
+                  </w:pPr>
+                  <w:r>
+                    <w:t xml:space="preserve">EEA</w:t>
+                  </w:r>
+                </w:p>
+              </w:tc>
+              <w:tc>
+                <w:tcPr/>
+                <w:p>
+                  <w:pPr>
+                    <w:pStyle w:val="Compact"/>
+                    <w:jc w:val="left"/>
+                    <w:jc w:val="center"/>
+                  </w:pPr>
+                  <w:r>
+                    <w:t xml:space="preserve">07</w:t>
+                  </w:r>
+                </w:p>
+              </w:tc>
+              <w:tc>
+                <w:tcPr/>
+                <w:p>
+                  <w:pPr>
+                    <w:pStyle w:val="Compact"/>
+                    <w:jc w:val="left"/>
+                    <w:jc w:val="center"/>
+                  </w:pPr>
+                  <w:r>
+                    <w:t xml:space="preserve">Straße</w:t>
+                  </w:r>
+                </w:p>
+              </w:tc>
+              <w:tc>
+                <w:tcPr/>
+                <w:p>
+                  <w:pPr>
+                    <w:pStyle w:val="Compact"/>
+                    <w:jc w:val="left"/>
+                    <w:jc w:val="center"/>
+                  </w:pPr>
+                  <w:r>
+                    <w:t xml:space="preserve">lnight</w:t>
+                  </w:r>
+                </w:p>
+              </w:tc>
+              <w:tc>
+                <w:tcPr/>
+                <w:p>
+                  <w:pPr>
+                    <w:pStyle w:val="Compact"/>
+                    <w:jc w:val="right"/>
+                    <w:jc w:val="center"/>
+                  </w:pPr>
+                  <w:r>
+                    <w:t xml:space="preserve">515284</w:t>
+                  </w:r>
+                </w:p>
+              </w:tc>
+              <w:tc>
+                <w:tcPr/>
+                <w:p>
+                  <w:pPr>
+                    <w:pStyle w:val="Compact"/>
+                    <w:jc w:val="right"/>
+                    <w:jc w:val="center"/>
+                  </w:pPr>
+                  <w:r>
+                    <w:t xml:space="preserve">108200</w:t>
+                  </w:r>
+                </w:p>
+              </w:tc>
+              <w:tc>
+                <w:tcPr/>
+                <w:p>
+                  <w:pPr>
+                    <w:pStyle w:val="Compact"/>
+                    <w:jc w:val="right"/>
+                    <w:jc w:val="center"/>
+                  </w:pPr>
+                  <w:r>
+                    <w:t xml:space="preserve">169900</w:t>
+                  </w:r>
+                </w:p>
+              </w:tc>
+              <w:tc>
+                <w:tcPr/>
+                <w:p>
+                  <w:pPr>
+                    <w:pStyle w:val="Compact"/>
+                    <w:jc w:val="right"/>
+                    <w:jc w:val="center"/>
+                  </w:pPr>
+                  <w:r>
+                    <w:t xml:space="preserve">3</w:t>
+                  </w:r>
+                </w:p>
+              </w:tc>
+              <w:tc>
+                <w:tcPr/>
+                <w:p>
+                  <w:pPr>
+                    <w:pStyle w:val="Compact"/>
+                    <w:jc w:val="right"/>
+                    <w:jc w:val="center"/>
+                  </w:pPr>
+                  <w:r>
+                    <w:t xml:space="preserve">3</w:t>
+                  </w:r>
+                </w:p>
+              </w:tc>
+            </w:tr>
+            <w:tr>
+              <w:tc>
+                <w:tcPr/>
+                <w:p>
+                  <w:pPr>
+                    <w:pStyle w:val="Compact"/>
+                    <w:jc w:val="left"/>
+                    <w:jc w:val="center"/>
+                  </w:pPr>
+                  <w:r>
+                    <w:t xml:space="preserve">EEA</w:t>
+                  </w:r>
+                </w:p>
+              </w:tc>
+              <w:tc>
+                <w:tcPr/>
+                <w:p>
+                  <w:pPr>
+                    <w:pStyle w:val="Compact"/>
+                    <w:jc w:val="left"/>
+                    <w:jc w:val="center"/>
+                  </w:pPr>
+                  <w:r>
                     <w:t xml:space="preserve">08</w:t>
                   </w:r>
                 </w:p>
@@ -4609,6 +6625,125 @@
                     <w:jc w:val="center"/>
                   </w:pPr>
                   <w:r>
+                    <w:t xml:space="preserve">lden</w:t>
+                  </w:r>
+                </w:p>
+              </w:tc>
+              <w:tc>
+                <w:tcPr/>
+                <w:p>
+                  <w:pPr>
+                    <w:pStyle w:val="Compact"/>
+                    <w:jc w:val="right"/>
+                    <w:jc w:val="center"/>
+                  </w:pPr>
+                  <w:r>
+                    <w:t xml:space="preserve">2148596</w:t>
+                  </w:r>
+                </w:p>
+              </w:tc>
+              <w:tc>
+                <w:tcPr/>
+                <w:p>
+                  <w:pPr>
+                    <w:pStyle w:val="Compact"/>
+                    <w:jc w:val="right"/>
+                    <w:jc w:val="center"/>
+                  </w:pPr>
+                  <w:r>
+                    <w:t xml:space="preserve">374200</w:t>
+                  </w:r>
+                </w:p>
+              </w:tc>
+              <w:tc>
+                <w:tcPr/>
+                <w:p>
+                  <w:pPr>
+                    <w:pStyle w:val="Compact"/>
+                    <w:jc w:val="right"/>
+                    <w:jc w:val="center"/>
+                  </w:pPr>
+                  <w:r>
+                    <w:t xml:space="preserve">732400</w:t>
+                  </w:r>
+                </w:p>
+              </w:tc>
+              <w:tc>
+                <w:tcPr/>
+                <w:p>
+                  <w:pPr>
+                    <w:pStyle w:val="Compact"/>
+                    <w:jc w:val="right"/>
+                    <w:jc w:val="center"/>
+                  </w:pPr>
+                  <w:r>
+                    <w:t xml:space="preserve">9</w:t>
+                  </w:r>
+                </w:p>
+              </w:tc>
+              <w:tc>
+                <w:tcPr/>
+                <w:p>
+                  <w:pPr>
+                    <w:pStyle w:val="Compact"/>
+                    <w:jc w:val="right"/>
+                    <w:jc w:val="center"/>
+                  </w:pPr>
+                  <w:r>
+                    <w:t xml:space="preserve">9</w:t>
+                  </w:r>
+                </w:p>
+              </w:tc>
+            </w:tr>
+            <w:tr>
+              <w:tc>
+                <w:tcPr/>
+                <w:p>
+                  <w:pPr>
+                    <w:pStyle w:val="Compact"/>
+                    <w:jc w:val="left"/>
+                    <w:jc w:val="center"/>
+                  </w:pPr>
+                  <w:r>
+                    <w:t xml:space="preserve">EEA</w:t>
+                  </w:r>
+                </w:p>
+              </w:tc>
+              <w:tc>
+                <w:tcPr/>
+                <w:p>
+                  <w:pPr>
+                    <w:pStyle w:val="Compact"/>
+                    <w:jc w:val="left"/>
+                    <w:jc w:val="center"/>
+                  </w:pPr>
+                  <w:r>
+                    <w:t xml:space="preserve">08</w:t>
+                  </w:r>
+                </w:p>
+              </w:tc>
+              <w:tc>
+                <w:tcPr/>
+                <w:p>
+                  <w:pPr>
+                    <w:pStyle w:val="Compact"/>
+                    <w:jc w:val="left"/>
+                    <w:jc w:val="center"/>
+                  </w:pPr>
+                  <w:r>
+                    <w:t xml:space="preserve">Straße</w:t>
+                  </w:r>
+                </w:p>
+              </w:tc>
+              <w:tc>
+                <w:tcPr/>
+                <w:p>
+                  <w:pPr>
+                    <w:pStyle w:val="Compact"/>
+                    <w:jc w:val="left"/>
+                    <w:jc w:val="center"/>
+                  </w:pPr>
+                  <w:r>
                     <w:t xml:space="preserve">lnight</w:t>
                   </w:r>
                 </w:p>
@@ -4622,46 +6757,1725 @@
                     <w:jc w:val="center"/>
                   </w:pPr>
                   <w:r>
-                    <w:t xml:space="preserve">842372</w:t>
-                  </w:r>
-                </w:p>
-              </w:tc>
-              <w:tc>
-                <w:tcPr/>
-                <w:p>
-                  <w:pPr>
-                    <w:pStyle w:val="Compact"/>
-                    <w:jc w:val="right"/>
-                    <w:jc w:val="center"/>
-                  </w:pPr>
-                  <w:r>
-                    <w:t xml:space="preserve">NA</w:t>
-                  </w:r>
-                </w:p>
-              </w:tc>
-              <w:tc>
-                <w:tcPr/>
-                <w:p>
-                  <w:pPr>
-                    <w:pStyle w:val="Compact"/>
-                    <w:jc w:val="right"/>
-                    <w:jc w:val="center"/>
-                  </w:pPr>
-                  <w:r>
-                    <w:t xml:space="preserve">779</w:t>
-                  </w:r>
-                </w:p>
-              </w:tc>
-              <w:tc>
-                <w:tcPr/>
-                <w:p>
-                  <w:pPr>
-                    <w:pStyle w:val="Compact"/>
-                    <w:jc w:val="right"/>
-                    <w:jc w:val="center"/>
-                  </w:pPr>
-                  <w:r>
-                    <w:t xml:space="preserve">NA</w:t>
+                    <w:t xml:space="preserve">2148596</w:t>
+                  </w:r>
+                </w:p>
+              </w:tc>
+              <w:tc>
+                <w:tcPr/>
+                <w:p>
+                  <w:pPr>
+                    <w:pStyle w:val="Compact"/>
+                    <w:jc w:val="right"/>
+                    <w:jc w:val="center"/>
+                  </w:pPr>
+                  <w:r>
+                    <w:t xml:space="preserve">234400</w:t>
+                  </w:r>
+                </w:p>
+              </w:tc>
+              <w:tc>
+                <w:tcPr/>
+                <w:p>
+                  <w:pPr>
+                    <w:pStyle w:val="Compact"/>
+                    <w:jc w:val="right"/>
+                    <w:jc w:val="center"/>
+                  </w:pPr>
+                  <w:r>
+                    <w:t xml:space="preserve">485500</w:t>
+                  </w:r>
+                </w:p>
+              </w:tc>
+              <w:tc>
+                <w:tcPr/>
+                <w:p>
+                  <w:pPr>
+                    <w:pStyle w:val="Compact"/>
+                    <w:jc w:val="right"/>
+                    <w:jc w:val="center"/>
+                  </w:pPr>
+                  <w:r>
+                    <w:t xml:space="preserve">9</w:t>
+                  </w:r>
+                </w:p>
+              </w:tc>
+              <w:tc>
+                <w:tcPr/>
+                <w:p>
+                  <w:pPr>
+                    <w:pStyle w:val="Compact"/>
+                    <w:jc w:val="right"/>
+                    <w:jc w:val="center"/>
+                  </w:pPr>
+                  <w:r>
+                    <w:t xml:space="preserve">9</w:t>
+                  </w:r>
+                </w:p>
+              </w:tc>
+            </w:tr>
+            <w:tr>
+              <w:tc>
+                <w:tcPr/>
+                <w:p>
+                  <w:pPr>
+                    <w:pStyle w:val="Compact"/>
+                    <w:jc w:val="left"/>
+                    <w:jc w:val="center"/>
+                  </w:pPr>
+                  <w:r>
+                    <w:t xml:space="preserve">EEA</w:t>
+                  </w:r>
+                </w:p>
+              </w:tc>
+              <w:tc>
+                <w:tcPr/>
+                <w:p>
+                  <w:pPr>
+                    <w:pStyle w:val="Compact"/>
+                    <w:jc w:val="left"/>
+                    <w:jc w:val="center"/>
+                  </w:pPr>
+                  <w:r>
+                    <w:t xml:space="preserve">09</w:t>
+                  </w:r>
+                </w:p>
+              </w:tc>
+              <w:tc>
+                <w:tcPr/>
+                <w:p>
+                  <w:pPr>
+                    <w:pStyle w:val="Compact"/>
+                    <w:jc w:val="left"/>
+                    <w:jc w:val="center"/>
+                  </w:pPr>
+                  <w:r>
+                    <w:t xml:space="preserve">Straße</w:t>
+                  </w:r>
+                </w:p>
+              </w:tc>
+              <w:tc>
+                <w:tcPr/>
+                <w:p>
+                  <w:pPr>
+                    <w:pStyle w:val="Compact"/>
+                    <w:jc w:val="left"/>
+                    <w:jc w:val="center"/>
+                  </w:pPr>
+                  <w:r>
+                    <w:t xml:space="preserve">lden</w:t>
+                  </w:r>
+                </w:p>
+              </w:tc>
+              <w:tc>
+                <w:tcPr/>
+                <w:p>
+                  <w:pPr>
+                    <w:pStyle w:val="Compact"/>
+                    <w:jc w:val="right"/>
+                    <w:jc w:val="center"/>
+                  </w:pPr>
+                  <w:r>
+                    <w:t xml:space="preserve">3009414</w:t>
+                  </w:r>
+                </w:p>
+              </w:tc>
+              <w:tc>
+                <w:tcPr/>
+                <w:p>
+                  <w:pPr>
+                    <w:pStyle w:val="Compact"/>
+                    <w:jc w:val="right"/>
+                    <w:jc w:val="center"/>
+                  </w:pPr>
+                  <w:r>
+                    <w:t xml:space="preserve">950500</w:t>
+                  </w:r>
+                </w:p>
+              </w:tc>
+              <w:tc>
+                <w:tcPr/>
+                <w:p>
+                  <w:pPr>
+                    <w:pStyle w:val="Compact"/>
+                    <w:jc w:val="right"/>
+                    <w:jc w:val="center"/>
+                  </w:pPr>
+                  <w:r>
+                    <w:t xml:space="preserve">1137300</w:t>
+                  </w:r>
+                </w:p>
+              </w:tc>
+              <w:tc>
+                <w:tcPr/>
+                <w:p>
+                  <w:pPr>
+                    <w:pStyle w:val="Compact"/>
+                    <w:jc w:val="right"/>
+                    <w:jc w:val="center"/>
+                  </w:pPr>
+                  <w:r>
+                    <w:t xml:space="preserve">8</w:t>
+                  </w:r>
+                </w:p>
+              </w:tc>
+              <w:tc>
+                <w:tcPr/>
+                <w:p>
+                  <w:pPr>
+                    <w:pStyle w:val="Compact"/>
+                    <w:jc w:val="right"/>
+                    <w:jc w:val="center"/>
+                  </w:pPr>
+                  <w:r>
+                    <w:t xml:space="preserve">8</w:t>
+                  </w:r>
+                </w:p>
+              </w:tc>
+            </w:tr>
+            <w:tr>
+              <w:tc>
+                <w:tcPr/>
+                <w:p>
+                  <w:pPr>
+                    <w:pStyle w:val="Compact"/>
+                    <w:jc w:val="left"/>
+                    <w:jc w:val="center"/>
+                  </w:pPr>
+                  <w:r>
+                    <w:t xml:space="preserve">EEA</w:t>
+                  </w:r>
+                </w:p>
+              </w:tc>
+              <w:tc>
+                <w:tcPr/>
+                <w:p>
+                  <w:pPr>
+                    <w:pStyle w:val="Compact"/>
+                    <w:jc w:val="left"/>
+                    <w:jc w:val="center"/>
+                  </w:pPr>
+                  <w:r>
+                    <w:t xml:space="preserve">09</w:t>
+                  </w:r>
+                </w:p>
+              </w:tc>
+              <w:tc>
+                <w:tcPr/>
+                <w:p>
+                  <w:pPr>
+                    <w:pStyle w:val="Compact"/>
+                    <w:jc w:val="left"/>
+                    <w:jc w:val="center"/>
+                  </w:pPr>
+                  <w:r>
+                    <w:t xml:space="preserve">Straße</w:t>
+                  </w:r>
+                </w:p>
+              </w:tc>
+              <w:tc>
+                <w:tcPr/>
+                <w:p>
+                  <w:pPr>
+                    <w:pStyle w:val="Compact"/>
+                    <w:jc w:val="left"/>
+                    <w:jc w:val="center"/>
+                  </w:pPr>
+                  <w:r>
+                    <w:t xml:space="preserve">lnight</w:t>
+                  </w:r>
+                </w:p>
+              </w:tc>
+              <w:tc>
+                <w:tcPr/>
+                <w:p>
+                  <w:pPr>
+                    <w:pStyle w:val="Compact"/>
+                    <w:jc w:val="right"/>
+                    <w:jc w:val="center"/>
+                  </w:pPr>
+                  <w:r>
+                    <w:t xml:space="preserve">3009414</w:t>
+                  </w:r>
+                </w:p>
+              </w:tc>
+              <w:tc>
+                <w:tcPr/>
+                <w:p>
+                  <w:pPr>
+                    <w:pStyle w:val="Compact"/>
+                    <w:jc w:val="right"/>
+                    <w:jc w:val="center"/>
+                  </w:pPr>
+                  <w:r>
+                    <w:t xml:space="preserve">660700</w:t>
+                  </w:r>
+                </w:p>
+              </w:tc>
+              <w:tc>
+                <w:tcPr/>
+                <w:p>
+                  <w:pPr>
+                    <w:pStyle w:val="Compact"/>
+                    <w:jc w:val="right"/>
+                    <w:jc w:val="center"/>
+                  </w:pPr>
+                  <w:r>
+                    <w:t xml:space="preserve">786200</w:t>
+                  </w:r>
+                </w:p>
+              </w:tc>
+              <w:tc>
+                <w:tcPr/>
+                <w:p>
+                  <w:pPr>
+                    <w:pStyle w:val="Compact"/>
+                    <w:jc w:val="right"/>
+                    <w:jc w:val="center"/>
+                  </w:pPr>
+                  <w:r>
+                    <w:t xml:space="preserve">8</w:t>
+                  </w:r>
+                </w:p>
+              </w:tc>
+              <w:tc>
+                <w:tcPr/>
+                <w:p>
+                  <w:pPr>
+                    <w:pStyle w:val="Compact"/>
+                    <w:jc w:val="right"/>
+                    <w:jc w:val="center"/>
+                  </w:pPr>
+                  <w:r>
+                    <w:t xml:space="preserve">8</w:t>
+                  </w:r>
+                </w:p>
+              </w:tc>
+            </w:tr>
+            <w:tr>
+              <w:tc>
+                <w:tcPr/>
+                <w:p>
+                  <w:pPr>
+                    <w:pStyle w:val="Compact"/>
+                    <w:jc w:val="left"/>
+                    <w:jc w:val="center"/>
+                  </w:pPr>
+                  <w:r>
+                    <w:t xml:space="preserve">EEA</w:t>
+                  </w:r>
+                </w:p>
+              </w:tc>
+              <w:tc>
+                <w:tcPr/>
+                <w:p>
+                  <w:pPr>
+                    <w:pStyle w:val="Compact"/>
+                    <w:jc w:val="left"/>
+                    <w:jc w:val="center"/>
+                  </w:pPr>
+                  <w:r>
+                    <w:t xml:space="preserve">10</w:t>
+                  </w:r>
+                </w:p>
+              </w:tc>
+              <w:tc>
+                <w:tcPr/>
+                <w:p>
+                  <w:pPr>
+                    <w:pStyle w:val="Compact"/>
+                    <w:jc w:val="left"/>
+                    <w:jc w:val="center"/>
+                  </w:pPr>
+                  <w:r>
+                    <w:t xml:space="preserve">Straße</w:t>
+                  </w:r>
+                </w:p>
+              </w:tc>
+              <w:tc>
+                <w:tcPr/>
+                <w:p>
+                  <w:pPr>
+                    <w:pStyle w:val="Compact"/>
+                    <w:jc w:val="left"/>
+                    <w:jc w:val="center"/>
+                  </w:pPr>
+                  <w:r>
+                    <w:t xml:space="preserve">lden</w:t>
+                  </w:r>
+                </w:p>
+              </w:tc>
+              <w:tc>
+                <w:tcPr/>
+                <w:p>
+                  <w:pPr>
+                    <w:pStyle w:val="Compact"/>
+                    <w:jc w:val="right"/>
+                    <w:jc w:val="center"/>
+                  </w:pPr>
+                  <w:r>
+                    <w:t xml:space="preserve">182971</w:t>
+                  </w:r>
+                </w:p>
+              </w:tc>
+              <w:tc>
+                <w:tcPr/>
+                <w:p>
+                  <w:pPr>
+                    <w:pStyle w:val="Compact"/>
+                    <w:jc w:val="right"/>
+                    <w:jc w:val="center"/>
+                  </w:pPr>
+                  <w:r>
+                    <w:t xml:space="preserve">43600</w:t>
+                  </w:r>
+                </w:p>
+              </w:tc>
+              <w:tc>
+                <w:tcPr/>
+                <w:p>
+                  <w:pPr>
+                    <w:pStyle w:val="Compact"/>
+                    <w:jc w:val="right"/>
+                    <w:jc w:val="center"/>
+                  </w:pPr>
+                  <w:r>
+                    <w:t xml:space="preserve">72000</w:t>
+                  </w:r>
+                </w:p>
+              </w:tc>
+              <w:tc>
+                <w:tcPr/>
+                <w:p>
+                  <w:pPr>
+                    <w:pStyle w:val="Compact"/>
+                    <w:jc w:val="right"/>
+                    <w:jc w:val="center"/>
+                  </w:pPr>
+                  <w:r>
+                    <w:t xml:space="preserve">1</w:t>
+                  </w:r>
+                </w:p>
+              </w:tc>
+              <w:tc>
+                <w:tcPr/>
+                <w:p>
+                  <w:pPr>
+                    <w:pStyle w:val="Compact"/>
+                    <w:jc w:val="right"/>
+                    <w:jc w:val="center"/>
+                  </w:pPr>
+                  <w:r>
+                    <w:t xml:space="preserve">1</w:t>
+                  </w:r>
+                </w:p>
+              </w:tc>
+            </w:tr>
+            <w:tr>
+              <w:tc>
+                <w:tcPr/>
+                <w:p>
+                  <w:pPr>
+                    <w:pStyle w:val="Compact"/>
+                    <w:jc w:val="left"/>
+                    <w:jc w:val="center"/>
+                  </w:pPr>
+                  <w:r>
+                    <w:t xml:space="preserve">EEA</w:t>
+                  </w:r>
+                </w:p>
+              </w:tc>
+              <w:tc>
+                <w:tcPr/>
+                <w:p>
+                  <w:pPr>
+                    <w:pStyle w:val="Compact"/>
+                    <w:jc w:val="left"/>
+                    <w:jc w:val="center"/>
+                  </w:pPr>
+                  <w:r>
+                    <w:t xml:space="preserve">10</w:t>
+                  </w:r>
+                </w:p>
+              </w:tc>
+              <w:tc>
+                <w:tcPr/>
+                <w:p>
+                  <w:pPr>
+                    <w:pStyle w:val="Compact"/>
+                    <w:jc w:val="left"/>
+                    <w:jc w:val="center"/>
+                  </w:pPr>
+                  <w:r>
+                    <w:t xml:space="preserve">Straße</w:t>
+                  </w:r>
+                </w:p>
+              </w:tc>
+              <w:tc>
+                <w:tcPr/>
+                <w:p>
+                  <w:pPr>
+                    <w:pStyle w:val="Compact"/>
+                    <w:jc w:val="left"/>
+                    <w:jc w:val="center"/>
+                  </w:pPr>
+                  <w:r>
+                    <w:t xml:space="preserve">lnight</w:t>
+                  </w:r>
+                </w:p>
+              </w:tc>
+              <w:tc>
+                <w:tcPr/>
+                <w:p>
+                  <w:pPr>
+                    <w:pStyle w:val="Compact"/>
+                    <w:jc w:val="right"/>
+                    <w:jc w:val="center"/>
+                  </w:pPr>
+                  <w:r>
+                    <w:t xml:space="preserve">182971</w:t>
+                  </w:r>
+                </w:p>
+              </w:tc>
+              <w:tc>
+                <w:tcPr/>
+                <w:p>
+                  <w:pPr>
+                    <w:pStyle w:val="Compact"/>
+                    <w:jc w:val="right"/>
+                    <w:jc w:val="center"/>
+                  </w:pPr>
+                  <w:r>
+                    <w:t xml:space="preserve">31100</w:t>
+                  </w:r>
+                </w:p>
+              </w:tc>
+              <w:tc>
+                <w:tcPr/>
+                <w:p>
+                  <w:pPr>
+                    <w:pStyle w:val="Compact"/>
+                    <w:jc w:val="right"/>
+                    <w:jc w:val="center"/>
+                  </w:pPr>
+                  <w:r>
+                    <w:t xml:space="preserve">54500</w:t>
+                  </w:r>
+                </w:p>
+              </w:tc>
+              <w:tc>
+                <w:tcPr/>
+                <w:p>
+                  <w:pPr>
+                    <w:pStyle w:val="Compact"/>
+                    <w:jc w:val="right"/>
+                    <w:jc w:val="center"/>
+                  </w:pPr>
+                  <w:r>
+                    <w:t xml:space="preserve">1</w:t>
+                  </w:r>
+                </w:p>
+              </w:tc>
+              <w:tc>
+                <w:tcPr/>
+                <w:p>
+                  <w:pPr>
+                    <w:pStyle w:val="Compact"/>
+                    <w:jc w:val="right"/>
+                    <w:jc w:val="center"/>
+                  </w:pPr>
+                  <w:r>
+                    <w:t xml:space="preserve">1</w:t>
+                  </w:r>
+                </w:p>
+              </w:tc>
+            </w:tr>
+            <w:tr>
+              <w:tc>
+                <w:tcPr/>
+                <w:p>
+                  <w:pPr>
+                    <w:pStyle w:val="Compact"/>
+                    <w:jc w:val="left"/>
+                    <w:jc w:val="center"/>
+                  </w:pPr>
+                  <w:r>
+                    <w:t xml:space="preserve">EEA</w:t>
+                  </w:r>
+                </w:p>
+              </w:tc>
+              <w:tc>
+                <w:tcPr/>
+                <w:p>
+                  <w:pPr>
+                    <w:pStyle w:val="Compact"/>
+                    <w:jc w:val="left"/>
+                    <w:jc w:val="center"/>
+                  </w:pPr>
+                  <w:r>
+                    <w:t xml:space="preserve">11</w:t>
+                  </w:r>
+                </w:p>
+              </w:tc>
+              <w:tc>
+                <w:tcPr/>
+                <w:p>
+                  <w:pPr>
+                    <w:pStyle w:val="Compact"/>
+                    <w:jc w:val="left"/>
+                    <w:jc w:val="center"/>
+                  </w:pPr>
+                  <w:r>
+                    <w:t xml:space="preserve">Straße</w:t>
+                  </w:r>
+                </w:p>
+              </w:tc>
+              <w:tc>
+                <w:tcPr/>
+                <w:p>
+                  <w:pPr>
+                    <w:pStyle w:val="Compact"/>
+                    <w:jc w:val="left"/>
+                    <w:jc w:val="center"/>
+                  </w:pPr>
+                  <w:r>
+                    <w:t xml:space="preserve">lden</w:t>
+                  </w:r>
+                </w:p>
+              </w:tc>
+              <w:tc>
+                <w:tcPr/>
+                <w:p>
+                  <w:pPr>
+                    <w:pStyle w:val="Compact"/>
+                    <w:jc w:val="right"/>
+                    <w:jc w:val="center"/>
+                  </w:pPr>
+                  <w:r>
+                    <w:t xml:space="preserve">3685265</w:t>
+                  </w:r>
+                </w:p>
+              </w:tc>
+              <w:tc>
+                <w:tcPr/>
+                <w:p>
+                  <w:pPr>
+                    <w:pStyle w:val="Compact"/>
+                    <w:jc w:val="right"/>
+                    <w:jc w:val="center"/>
+                  </w:pPr>
+                  <w:r>
+                    <w:t xml:space="preserve">927400</w:t>
+                  </w:r>
+                </w:p>
+              </w:tc>
+              <w:tc>
+                <w:tcPr/>
+                <w:p>
+                  <w:pPr>
+                    <w:pStyle w:val="Compact"/>
+                    <w:jc w:val="right"/>
+                    <w:jc w:val="center"/>
+                  </w:pPr>
+                  <w:r>
+                    <w:t xml:space="preserve">1172900</w:t>
+                  </w:r>
+                </w:p>
+              </w:tc>
+              <w:tc>
+                <w:tcPr/>
+                <w:p>
+                  <w:pPr>
+                    <w:pStyle w:val="Compact"/>
+                    <w:jc w:val="right"/>
+                    <w:jc w:val="center"/>
+                  </w:pPr>
+                  <w:r>
+                    <w:t xml:space="preserve">1</w:t>
+                  </w:r>
+                </w:p>
+              </w:tc>
+              <w:tc>
+                <w:tcPr/>
+                <w:p>
+                  <w:pPr>
+                    <w:pStyle w:val="Compact"/>
+                    <w:jc w:val="right"/>
+                    <w:jc w:val="center"/>
+                  </w:pPr>
+                  <w:r>
+                    <w:t xml:space="preserve">1</w:t>
+                  </w:r>
+                </w:p>
+              </w:tc>
+            </w:tr>
+            <w:tr>
+              <w:tc>
+                <w:tcPr/>
+                <w:p>
+                  <w:pPr>
+                    <w:pStyle w:val="Compact"/>
+                    <w:jc w:val="left"/>
+                    <w:jc w:val="center"/>
+                  </w:pPr>
+                  <w:r>
+                    <w:t xml:space="preserve">EEA</w:t>
+                  </w:r>
+                </w:p>
+              </w:tc>
+              <w:tc>
+                <w:tcPr/>
+                <w:p>
+                  <w:pPr>
+                    <w:pStyle w:val="Compact"/>
+                    <w:jc w:val="left"/>
+                    <w:jc w:val="center"/>
+                  </w:pPr>
+                  <w:r>
+                    <w:t xml:space="preserve">11</w:t>
+                  </w:r>
+                </w:p>
+              </w:tc>
+              <w:tc>
+                <w:tcPr/>
+                <w:p>
+                  <w:pPr>
+                    <w:pStyle w:val="Compact"/>
+                    <w:jc w:val="left"/>
+                    <w:jc w:val="center"/>
+                  </w:pPr>
+                  <w:r>
+                    <w:t xml:space="preserve">Straße</w:t>
+                  </w:r>
+                </w:p>
+              </w:tc>
+              <w:tc>
+                <w:tcPr/>
+                <w:p>
+                  <w:pPr>
+                    <w:pStyle w:val="Compact"/>
+                    <w:jc w:val="left"/>
+                    <w:jc w:val="center"/>
+                  </w:pPr>
+                  <w:r>
+                    <w:t xml:space="preserve">lnight</w:t>
+                  </w:r>
+                </w:p>
+              </w:tc>
+              <w:tc>
+                <w:tcPr/>
+                <w:p>
+                  <w:pPr>
+                    <w:pStyle w:val="Compact"/>
+                    <w:jc w:val="right"/>
+                    <w:jc w:val="center"/>
+                  </w:pPr>
+                  <w:r>
+                    <w:t xml:space="preserve">3685265</w:t>
+                  </w:r>
+                </w:p>
+              </w:tc>
+              <w:tc>
+                <w:tcPr/>
+                <w:p>
+                  <w:pPr>
+                    <w:pStyle w:val="Compact"/>
+                    <w:jc w:val="right"/>
+                    <w:jc w:val="center"/>
+                  </w:pPr>
+                  <w:r>
+                    <w:t xml:space="preserve">741500</w:t>
+                  </w:r>
+                </w:p>
+              </w:tc>
+              <w:tc>
+                <w:tcPr/>
+                <w:p>
+                  <w:pPr>
+                    <w:pStyle w:val="Compact"/>
+                    <w:jc w:val="right"/>
+                    <w:jc w:val="center"/>
+                  </w:pPr>
+                  <w:r>
+                    <w:t xml:space="preserve">941900</w:t>
+                  </w:r>
+                </w:p>
+              </w:tc>
+              <w:tc>
+                <w:tcPr/>
+                <w:p>
+                  <w:pPr>
+                    <w:pStyle w:val="Compact"/>
+                    <w:jc w:val="right"/>
+                    <w:jc w:val="center"/>
+                  </w:pPr>
+                  <w:r>
+                    <w:t xml:space="preserve">1</w:t>
+                  </w:r>
+                </w:p>
+              </w:tc>
+              <w:tc>
+                <w:tcPr/>
+                <w:p>
+                  <w:pPr>
+                    <w:pStyle w:val="Compact"/>
+                    <w:jc w:val="right"/>
+                    <w:jc w:val="center"/>
+                  </w:pPr>
+                  <w:r>
+                    <w:t xml:space="preserve">1</w:t>
+                  </w:r>
+                </w:p>
+              </w:tc>
+            </w:tr>
+            <w:tr>
+              <w:tc>
+                <w:tcPr/>
+                <w:p>
+                  <w:pPr>
+                    <w:pStyle w:val="Compact"/>
+                    <w:jc w:val="left"/>
+                    <w:jc w:val="center"/>
+                  </w:pPr>
+                  <w:r>
+                    <w:t xml:space="preserve">EEA</w:t>
+                  </w:r>
+                </w:p>
+              </w:tc>
+              <w:tc>
+                <w:tcPr/>
+                <w:p>
+                  <w:pPr>
+                    <w:pStyle w:val="Compact"/>
+                    <w:jc w:val="left"/>
+                    <w:jc w:val="center"/>
+                  </w:pPr>
+                  <w:r>
+                    <w:t xml:space="preserve">12</w:t>
+                  </w:r>
+                </w:p>
+              </w:tc>
+              <w:tc>
+                <w:tcPr/>
+                <w:p>
+                  <w:pPr>
+                    <w:pStyle w:val="Compact"/>
+                    <w:jc w:val="left"/>
+                    <w:jc w:val="center"/>
+                  </w:pPr>
+                  <w:r>
+                    <w:t xml:space="preserve">Straße</w:t>
+                  </w:r>
+                </w:p>
+              </w:tc>
+              <w:tc>
+                <w:tcPr/>
+                <w:p>
+                  <w:pPr>
+                    <w:pStyle w:val="Compact"/>
+                    <w:jc w:val="left"/>
+                    <w:jc w:val="center"/>
+                  </w:pPr>
+                  <w:r>
+                    <w:t xml:space="preserve">lden</w:t>
+                  </w:r>
+                </w:p>
+              </w:tc>
+              <w:tc>
+                <w:tcPr/>
+                <w:p>
+                  <w:pPr>
+                    <w:pStyle w:val="Compact"/>
+                    <w:jc w:val="right"/>
+                    <w:jc w:val="center"/>
+                  </w:pPr>
+                  <w:r>
+                    <w:t xml:space="preserve">184754</w:t>
+                  </w:r>
+                </w:p>
+              </w:tc>
+              <w:tc>
+                <w:tcPr/>
+                <w:p>
+                  <w:pPr>
+                    <w:pStyle w:val="Compact"/>
+                    <w:jc w:val="right"/>
+                    <w:jc w:val="center"/>
+                  </w:pPr>
+                  <w:r>
+                    <w:t xml:space="preserve">41500</w:t>
+                  </w:r>
+                </w:p>
+              </w:tc>
+              <w:tc>
+                <w:tcPr/>
+                <w:p>
+                  <w:pPr>
+                    <w:pStyle w:val="Compact"/>
+                    <w:jc w:val="right"/>
+                    <w:jc w:val="center"/>
+                  </w:pPr>
+                  <w:r>
+                    <w:t xml:space="preserve">77400</w:t>
+                  </w:r>
+                </w:p>
+              </w:tc>
+              <w:tc>
+                <w:tcPr/>
+                <w:p>
+                  <w:pPr>
+                    <w:pStyle w:val="Compact"/>
+                    <w:jc w:val="right"/>
+                    <w:jc w:val="center"/>
+                  </w:pPr>
+                  <w:r>
+                    <w:t xml:space="preserve">1</w:t>
+                  </w:r>
+                </w:p>
+              </w:tc>
+              <w:tc>
+                <w:tcPr/>
+                <w:p>
+                  <w:pPr>
+                    <w:pStyle w:val="Compact"/>
+                    <w:jc w:val="right"/>
+                    <w:jc w:val="center"/>
+                  </w:pPr>
+                  <w:r>
+                    <w:t xml:space="preserve">1</w:t>
+                  </w:r>
+                </w:p>
+              </w:tc>
+            </w:tr>
+            <w:tr>
+              <w:tc>
+                <w:tcPr/>
+                <w:p>
+                  <w:pPr>
+                    <w:pStyle w:val="Compact"/>
+                    <w:jc w:val="left"/>
+                    <w:jc w:val="center"/>
+                  </w:pPr>
+                  <w:r>
+                    <w:t xml:space="preserve">EEA</w:t>
+                  </w:r>
+                </w:p>
+              </w:tc>
+              <w:tc>
+                <w:tcPr/>
+                <w:p>
+                  <w:pPr>
+                    <w:pStyle w:val="Compact"/>
+                    <w:jc w:val="left"/>
+                    <w:jc w:val="center"/>
+                  </w:pPr>
+                  <w:r>
+                    <w:t xml:space="preserve">12</w:t>
+                  </w:r>
+                </w:p>
+              </w:tc>
+              <w:tc>
+                <w:tcPr/>
+                <w:p>
+                  <w:pPr>
+                    <w:pStyle w:val="Compact"/>
+                    <w:jc w:val="left"/>
+                    <w:jc w:val="center"/>
+                  </w:pPr>
+                  <w:r>
+                    <w:t xml:space="preserve">Straße</w:t>
+                  </w:r>
+                </w:p>
+              </w:tc>
+              <w:tc>
+                <w:tcPr/>
+                <w:p>
+                  <w:pPr>
+                    <w:pStyle w:val="Compact"/>
+                    <w:jc w:val="left"/>
+                    <w:jc w:val="center"/>
+                  </w:pPr>
+                  <w:r>
+                    <w:t xml:space="preserve">lnight</w:t>
+                  </w:r>
+                </w:p>
+              </w:tc>
+              <w:tc>
+                <w:tcPr/>
+                <w:p>
+                  <w:pPr>
+                    <w:pStyle w:val="Compact"/>
+                    <w:jc w:val="right"/>
+                    <w:jc w:val="center"/>
+                  </w:pPr>
+                  <w:r>
+                    <w:t xml:space="preserve">184754</w:t>
+                  </w:r>
+                </w:p>
+              </w:tc>
+              <w:tc>
+                <w:tcPr/>
+                <w:p>
+                  <w:pPr>
+                    <w:pStyle w:val="Compact"/>
+                    <w:jc w:val="right"/>
+                    <w:jc w:val="center"/>
+                  </w:pPr>
+                  <w:r>
+                    <w:t xml:space="preserve">27900</w:t>
+                  </w:r>
+                </w:p>
+              </w:tc>
+              <w:tc>
+                <w:tcPr/>
+                <w:p>
+                  <w:pPr>
+                    <w:pStyle w:val="Compact"/>
+                    <w:jc w:val="right"/>
+                    <w:jc w:val="center"/>
+                  </w:pPr>
+                  <w:r>
+                    <w:t xml:space="preserve">54100</w:t>
+                  </w:r>
+                </w:p>
+              </w:tc>
+              <w:tc>
+                <w:tcPr/>
+                <w:p>
+                  <w:pPr>
+                    <w:pStyle w:val="Compact"/>
+                    <w:jc w:val="right"/>
+                    <w:jc w:val="center"/>
+                  </w:pPr>
+                  <w:r>
+                    <w:t xml:space="preserve">1</w:t>
+                  </w:r>
+                </w:p>
+              </w:tc>
+              <w:tc>
+                <w:tcPr/>
+                <w:p>
+                  <w:pPr>
+                    <w:pStyle w:val="Compact"/>
+                    <w:jc w:val="right"/>
+                    <w:jc w:val="center"/>
+                  </w:pPr>
+                  <w:r>
+                    <w:t xml:space="preserve">1</w:t>
+                  </w:r>
+                </w:p>
+              </w:tc>
+            </w:tr>
+            <w:tr>
+              <w:tc>
+                <w:tcPr/>
+                <w:p>
+                  <w:pPr>
+                    <w:pStyle w:val="Compact"/>
+                    <w:jc w:val="left"/>
+                    <w:jc w:val="center"/>
+                  </w:pPr>
+                  <w:r>
+                    <w:t xml:space="preserve">EEA</w:t>
+                  </w:r>
+                </w:p>
+              </w:tc>
+              <w:tc>
+                <w:tcPr/>
+                <w:p>
+                  <w:pPr>
+                    <w:pStyle w:val="Compact"/>
+                    <w:jc w:val="left"/>
+                    <w:jc w:val="center"/>
+                  </w:pPr>
+                  <w:r>
+                    <w:t xml:space="preserve">13</w:t>
+                  </w:r>
+                </w:p>
+              </w:tc>
+              <w:tc>
+                <w:tcPr/>
+                <w:p>
+                  <w:pPr>
+                    <w:pStyle w:val="Compact"/>
+                    <w:jc w:val="left"/>
+                    <w:jc w:val="center"/>
+                  </w:pPr>
+                  <w:r>
+                    <w:t xml:space="preserve">Straße</w:t>
+                  </w:r>
+                </w:p>
+              </w:tc>
+              <w:tc>
+                <w:tcPr/>
+                <w:p>
+                  <w:pPr>
+                    <w:pStyle w:val="Compact"/>
+                    <w:jc w:val="left"/>
+                    <w:jc w:val="center"/>
+                  </w:pPr>
+                  <w:r>
+                    <w:t xml:space="preserve">lden</w:t>
+                  </w:r>
+                </w:p>
+              </w:tc>
+              <w:tc>
+                <w:tcPr/>
+                <w:p>
+                  <w:pPr>
+                    <w:pStyle w:val="Compact"/>
+                    <w:jc w:val="right"/>
+                    <w:jc w:val="center"/>
+                  </w:pPr>
+                  <w:r>
+                    <w:t xml:space="preserve">205307</w:t>
+                  </w:r>
+                </w:p>
+              </w:tc>
+              <w:tc>
+                <w:tcPr/>
+                <w:p>
+                  <w:pPr>
+                    <w:pStyle w:val="Compact"/>
+                    <w:jc w:val="right"/>
+                    <w:jc w:val="center"/>
+                  </w:pPr>
+                  <w:r>
+                    <w:t xml:space="preserve">40100</w:t>
+                  </w:r>
+                </w:p>
+              </w:tc>
+              <w:tc>
+                <w:tcPr/>
+                <w:p>
+                  <w:pPr>
+                    <w:pStyle w:val="Compact"/>
+                    <w:jc w:val="right"/>
+                    <w:jc w:val="center"/>
+                  </w:pPr>
+                  <w:r>
+                    <w:t xml:space="preserve">55500</w:t>
+                  </w:r>
+                </w:p>
+              </w:tc>
+              <w:tc>
+                <w:tcPr/>
+                <w:p>
+                  <w:pPr>
+                    <w:pStyle w:val="Compact"/>
+                    <w:jc w:val="right"/>
+                    <w:jc w:val="center"/>
+                  </w:pPr>
+                  <w:r>
+                    <w:t xml:space="preserve">1</w:t>
+                  </w:r>
+                </w:p>
+              </w:tc>
+              <w:tc>
+                <w:tcPr/>
+                <w:p>
+                  <w:pPr>
+                    <w:pStyle w:val="Compact"/>
+                    <w:jc w:val="right"/>
+                    <w:jc w:val="center"/>
+                  </w:pPr>
+                  <w:r>
+                    <w:t xml:space="preserve">1</w:t>
+                  </w:r>
+                </w:p>
+              </w:tc>
+            </w:tr>
+            <w:tr>
+              <w:tc>
+                <w:tcPr/>
+                <w:p>
+                  <w:pPr>
+                    <w:pStyle w:val="Compact"/>
+                    <w:jc w:val="left"/>
+                    <w:jc w:val="center"/>
+                  </w:pPr>
+                  <w:r>
+                    <w:t xml:space="preserve">EEA</w:t>
+                  </w:r>
+                </w:p>
+              </w:tc>
+              <w:tc>
+                <w:tcPr/>
+                <w:p>
+                  <w:pPr>
+                    <w:pStyle w:val="Compact"/>
+                    <w:jc w:val="left"/>
+                    <w:jc w:val="center"/>
+                  </w:pPr>
+                  <w:r>
+                    <w:t xml:space="preserve">13</w:t>
+                  </w:r>
+                </w:p>
+              </w:tc>
+              <w:tc>
+                <w:tcPr/>
+                <w:p>
+                  <w:pPr>
+                    <w:pStyle w:val="Compact"/>
+                    <w:jc w:val="left"/>
+                    <w:jc w:val="center"/>
+                  </w:pPr>
+                  <w:r>
+                    <w:t xml:space="preserve">Straße</w:t>
+                  </w:r>
+                </w:p>
+              </w:tc>
+              <w:tc>
+                <w:tcPr/>
+                <w:p>
+                  <w:pPr>
+                    <w:pStyle w:val="Compact"/>
+                    <w:jc w:val="left"/>
+                    <w:jc w:val="center"/>
+                  </w:pPr>
+                  <w:r>
+                    <w:t xml:space="preserve">lnight</w:t>
+                  </w:r>
+                </w:p>
+              </w:tc>
+              <w:tc>
+                <w:tcPr/>
+                <w:p>
+                  <w:pPr>
+                    <w:pStyle w:val="Compact"/>
+                    <w:jc w:val="right"/>
+                    <w:jc w:val="center"/>
+                  </w:pPr>
+                  <w:r>
+                    <w:t xml:space="preserve">205307</w:t>
+                  </w:r>
+                </w:p>
+              </w:tc>
+              <w:tc>
+                <w:tcPr/>
+                <w:p>
+                  <w:pPr>
+                    <w:pStyle w:val="Compact"/>
+                    <w:jc w:val="right"/>
+                    <w:jc w:val="center"/>
+                  </w:pPr>
+                  <w:r>
+                    <w:t xml:space="preserve">25800</w:t>
+                  </w:r>
+                </w:p>
+              </w:tc>
+              <w:tc>
+                <w:tcPr/>
+                <w:p>
+                  <w:pPr>
+                    <w:pStyle w:val="Compact"/>
+                    <w:jc w:val="right"/>
+                    <w:jc w:val="center"/>
+                  </w:pPr>
+                  <w:r>
+                    <w:t xml:space="preserve">34100</w:t>
+                  </w:r>
+                </w:p>
+              </w:tc>
+              <w:tc>
+                <w:tcPr/>
+                <w:p>
+                  <w:pPr>
+                    <w:pStyle w:val="Compact"/>
+                    <w:jc w:val="right"/>
+                    <w:jc w:val="center"/>
+                  </w:pPr>
+                  <w:r>
+                    <w:t xml:space="preserve">1</w:t>
+                  </w:r>
+                </w:p>
+              </w:tc>
+              <w:tc>
+                <w:tcPr/>
+                <w:p>
+                  <w:pPr>
+                    <w:pStyle w:val="Compact"/>
+                    <w:jc w:val="right"/>
+                    <w:jc w:val="center"/>
+                  </w:pPr>
+                  <w:r>
+                    <w:t xml:space="preserve">1</w:t>
+                  </w:r>
+                </w:p>
+              </w:tc>
+            </w:tr>
+            <w:tr>
+              <w:tc>
+                <w:tcPr/>
+                <w:p>
+                  <w:pPr>
+                    <w:pStyle w:val="Compact"/>
+                    <w:jc w:val="left"/>
+                    <w:jc w:val="center"/>
+                  </w:pPr>
+                  <w:r>
+                    <w:t xml:space="preserve">EEA</w:t>
+                  </w:r>
+                </w:p>
+              </w:tc>
+              <w:tc>
+                <w:tcPr/>
+                <w:p>
+                  <w:pPr>
+                    <w:pStyle w:val="Compact"/>
+                    <w:jc w:val="left"/>
+                    <w:jc w:val="center"/>
+                  </w:pPr>
+                  <w:r>
+                    <w:t xml:space="preserve">14</w:t>
+                  </w:r>
+                </w:p>
+              </w:tc>
+              <w:tc>
+                <w:tcPr/>
+                <w:p>
+                  <w:pPr>
+                    <w:pStyle w:val="Compact"/>
+                    <w:jc w:val="left"/>
+                    <w:jc w:val="center"/>
+                  </w:pPr>
+                  <w:r>
+                    <w:t xml:space="preserve">Straße</w:t>
+                  </w:r>
+                </w:p>
+              </w:tc>
+              <w:tc>
+                <w:tcPr/>
+                <w:p>
+                  <w:pPr>
+                    <w:pStyle w:val="Compact"/>
+                    <w:jc w:val="left"/>
+                    <w:jc w:val="center"/>
+                  </w:pPr>
+                  <w:r>
+                    <w:t xml:space="preserve">lden</w:t>
+                  </w:r>
+                </w:p>
+              </w:tc>
+              <w:tc>
+                <w:tcPr/>
+                <w:p>
+                  <w:pPr>
+                    <w:pStyle w:val="Compact"/>
+                    <w:jc w:val="right"/>
+                    <w:jc w:val="center"/>
+                  </w:pPr>
+                  <w:r>
+                    <w:t xml:space="preserve">1422372</w:t>
+                  </w:r>
+                </w:p>
+              </w:tc>
+              <w:tc>
+                <w:tcPr/>
+                <w:p>
+                  <w:pPr>
+                    <w:pStyle w:val="Compact"/>
+                    <w:jc w:val="right"/>
+                    <w:jc w:val="center"/>
+                  </w:pPr>
+                  <w:r>
+                    <w:t xml:space="preserve">297400</w:t>
+                  </w:r>
+                </w:p>
+              </w:tc>
+              <w:tc>
+                <w:tcPr/>
+                <w:p>
+                  <w:pPr>
+                    <w:pStyle w:val="Compact"/>
+                    <w:jc w:val="right"/>
+                    <w:jc w:val="center"/>
+                  </w:pPr>
+                  <w:r>
+                    <w:t xml:space="preserve">469100</w:t>
+                  </w:r>
+                </w:p>
+              </w:tc>
+              <w:tc>
+                <w:tcPr/>
+                <w:p>
+                  <w:pPr>
+                    <w:pStyle w:val="Compact"/>
+                    <w:jc w:val="right"/>
+                    <w:jc w:val="center"/>
+                  </w:pPr>
+                  <w:r>
+                    <w:t xml:space="preserve">3</w:t>
+                  </w:r>
+                </w:p>
+              </w:tc>
+              <w:tc>
+                <w:tcPr/>
+                <w:p>
+                  <w:pPr>
+                    <w:pStyle w:val="Compact"/>
+                    <w:jc w:val="right"/>
+                    <w:jc w:val="center"/>
+                  </w:pPr>
+                  <w:r>
+                    <w:t xml:space="preserve">3</w:t>
+                  </w:r>
+                </w:p>
+              </w:tc>
+            </w:tr>
+            <w:tr>
+              <w:tc>
+                <w:tcPr/>
+                <w:p>
+                  <w:pPr>
+                    <w:pStyle w:val="Compact"/>
+                    <w:jc w:val="left"/>
+                    <w:jc w:val="center"/>
+                  </w:pPr>
+                  <w:r>
+                    <w:t xml:space="preserve">EEA</w:t>
+                  </w:r>
+                </w:p>
+              </w:tc>
+              <w:tc>
+                <w:tcPr/>
+                <w:p>
+                  <w:pPr>
+                    <w:pStyle w:val="Compact"/>
+                    <w:jc w:val="left"/>
+                    <w:jc w:val="center"/>
+                  </w:pPr>
+                  <w:r>
+                    <w:t xml:space="preserve">14</w:t>
+                  </w:r>
+                </w:p>
+              </w:tc>
+              <w:tc>
+                <w:tcPr/>
+                <w:p>
+                  <w:pPr>
+                    <w:pStyle w:val="Compact"/>
+                    <w:jc w:val="left"/>
+                    <w:jc w:val="center"/>
+                  </w:pPr>
+                  <w:r>
+                    <w:t xml:space="preserve">Straße</w:t>
+                  </w:r>
+                </w:p>
+              </w:tc>
+              <w:tc>
+                <w:tcPr/>
+                <w:p>
+                  <w:pPr>
+                    <w:pStyle w:val="Compact"/>
+                    <w:jc w:val="left"/>
+                    <w:jc w:val="center"/>
+                  </w:pPr>
+                  <w:r>
+                    <w:t xml:space="preserve">lnight</w:t>
+                  </w:r>
+                </w:p>
+              </w:tc>
+              <w:tc>
+                <w:tcPr/>
+                <w:p>
+                  <w:pPr>
+                    <w:pStyle w:val="Compact"/>
+                    <w:jc w:val="right"/>
+                    <w:jc w:val="center"/>
+                  </w:pPr>
+                  <w:r>
+                    <w:t xml:space="preserve">1422372</w:t>
+                  </w:r>
+                </w:p>
+              </w:tc>
+              <w:tc>
+                <w:tcPr/>
+                <w:p>
+                  <w:pPr>
+                    <w:pStyle w:val="Compact"/>
+                    <w:jc w:val="right"/>
+                    <w:jc w:val="center"/>
+                  </w:pPr>
+                  <w:r>
+                    <w:t xml:space="preserve">215900</w:t>
+                  </w:r>
+                </w:p>
+              </w:tc>
+              <w:tc>
+                <w:tcPr/>
+                <w:p>
+                  <w:pPr>
+                    <w:pStyle w:val="Compact"/>
+                    <w:jc w:val="right"/>
+                    <w:jc w:val="center"/>
+                  </w:pPr>
+                  <w:r>
+                    <w:t xml:space="preserve">350400</w:t>
+                  </w:r>
+                </w:p>
+              </w:tc>
+              <w:tc>
+                <w:tcPr/>
+                <w:p>
+                  <w:pPr>
+                    <w:pStyle w:val="Compact"/>
+                    <w:jc w:val="right"/>
+                    <w:jc w:val="center"/>
+                  </w:pPr>
+                  <w:r>
+                    <w:t xml:space="preserve">3</w:t>
+                  </w:r>
+                </w:p>
+              </w:tc>
+              <w:tc>
+                <w:tcPr/>
+                <w:p>
+                  <w:pPr>
+                    <w:pStyle w:val="Compact"/>
+                    <w:jc w:val="right"/>
+                    <w:jc w:val="center"/>
+                  </w:pPr>
+                  <w:r>
+                    <w:t xml:space="preserve">3</w:t>
+                  </w:r>
+                </w:p>
+              </w:tc>
+            </w:tr>
+            <w:tr>
+              <w:tc>
+                <w:tcPr/>
+                <w:p>
+                  <w:pPr>
+                    <w:pStyle w:val="Compact"/>
+                    <w:jc w:val="left"/>
+                    <w:jc w:val="center"/>
+                  </w:pPr>
+                  <w:r>
+                    <w:t xml:space="preserve">EEA</w:t>
+                  </w:r>
+                </w:p>
+              </w:tc>
+              <w:tc>
+                <w:tcPr/>
+                <w:p>
+                  <w:pPr>
+                    <w:pStyle w:val="Compact"/>
+                    <w:jc w:val="left"/>
+                    <w:jc w:val="center"/>
+                  </w:pPr>
+                  <w:r>
+                    <w:t xml:space="preserve">15</w:t>
+                  </w:r>
+                </w:p>
+              </w:tc>
+              <w:tc>
+                <w:tcPr/>
+                <w:p>
+                  <w:pPr>
+                    <w:pStyle w:val="Compact"/>
+                    <w:jc w:val="left"/>
+                    <w:jc w:val="center"/>
+                  </w:pPr>
+                  <w:r>
+                    <w:t xml:space="preserve">Straße</w:t>
+                  </w:r>
+                </w:p>
+              </w:tc>
+              <w:tc>
+                <w:tcPr/>
+                <w:p>
+                  <w:pPr>
+                    <w:pStyle w:val="Compact"/>
+                    <w:jc w:val="left"/>
+                    <w:jc w:val="center"/>
+                  </w:pPr>
+                  <w:r>
+                    <w:t xml:space="preserve">lden</w:t>
+                  </w:r>
+                </w:p>
+              </w:tc>
+              <w:tc>
+                <w:tcPr/>
+                <w:p>
+                  <w:pPr>
+                    <w:pStyle w:val="Compact"/>
+                    <w:jc w:val="right"/>
+                    <w:jc w:val="center"/>
+                  </w:pPr>
+                  <w:r>
+                    <w:t xml:space="preserve">471096</w:t>
+                  </w:r>
+                </w:p>
+              </w:tc>
+              <w:tc>
+                <w:tcPr/>
+                <w:p>
+                  <w:pPr>
+                    <w:pStyle w:val="Compact"/>
+                    <w:jc w:val="right"/>
+                    <w:jc w:val="center"/>
+                  </w:pPr>
+                  <w:r>
+                    <w:t xml:space="preserve">96500</w:t>
+                  </w:r>
+                </w:p>
+              </w:tc>
+              <w:tc>
+                <w:tcPr/>
+                <w:p>
+                  <w:pPr>
+                    <w:pStyle w:val="Compact"/>
+                    <w:jc w:val="right"/>
+                    <w:jc w:val="center"/>
+                  </w:pPr>
+                  <w:r>
+                    <w:t xml:space="preserve">218000</w:t>
+                  </w:r>
+                </w:p>
+              </w:tc>
+              <w:tc>
+                <w:tcPr/>
+                <w:p>
+                  <w:pPr>
+                    <w:pStyle w:val="Compact"/>
+                    <w:jc w:val="right"/>
+                    <w:jc w:val="center"/>
+                  </w:pPr>
+                  <w:r>
+                    <w:t xml:space="preserve">2</w:t>
+                  </w:r>
+                </w:p>
+              </w:tc>
+              <w:tc>
+                <w:tcPr/>
+                <w:p>
+                  <w:pPr>
+                    <w:pStyle w:val="Compact"/>
+                    <w:jc w:val="right"/>
+                    <w:jc w:val="center"/>
+                  </w:pPr>
+                  <w:r>
+                    <w:t xml:space="preserve">2</w:t>
+                  </w:r>
+                </w:p>
+              </w:tc>
+            </w:tr>
+            <w:tr>
+              <w:tc>
+                <w:tcPr/>
+                <w:p>
+                  <w:pPr>
+                    <w:pStyle w:val="Compact"/>
+                    <w:jc w:val="left"/>
+                    <w:jc w:val="center"/>
+                  </w:pPr>
+                  <w:r>
+                    <w:t xml:space="preserve">EEA</w:t>
+                  </w:r>
+                </w:p>
+              </w:tc>
+              <w:tc>
+                <w:tcPr/>
+                <w:p>
+                  <w:pPr>
+                    <w:pStyle w:val="Compact"/>
+                    <w:jc w:val="left"/>
+                    <w:jc w:val="center"/>
+                  </w:pPr>
+                  <w:r>
+                    <w:t xml:space="preserve">15</w:t>
+                  </w:r>
+                </w:p>
+              </w:tc>
+              <w:tc>
+                <w:tcPr/>
+                <w:p>
+                  <w:pPr>
+                    <w:pStyle w:val="Compact"/>
+                    <w:jc w:val="left"/>
+                    <w:jc w:val="center"/>
+                  </w:pPr>
+                  <w:r>
+                    <w:t xml:space="preserve">Straße</w:t>
+                  </w:r>
+                </w:p>
+              </w:tc>
+              <w:tc>
+                <w:tcPr/>
+                <w:p>
+                  <w:pPr>
+                    <w:pStyle w:val="Compact"/>
+                    <w:jc w:val="left"/>
+                    <w:jc w:val="center"/>
+                  </w:pPr>
+                  <w:r>
+                    <w:t xml:space="preserve">lnight</w:t>
+                  </w:r>
+                </w:p>
+              </w:tc>
+              <w:tc>
+                <w:tcPr/>
+                <w:p>
+                  <w:pPr>
+                    <w:pStyle w:val="Compact"/>
+                    <w:jc w:val="right"/>
+                    <w:jc w:val="center"/>
+                  </w:pPr>
+                  <w:r>
+                    <w:t xml:space="preserve">471096</w:t>
+                  </w:r>
+                </w:p>
+              </w:tc>
+              <w:tc>
+                <w:tcPr/>
+                <w:p>
+                  <w:pPr>
+                    <w:pStyle w:val="Compact"/>
+                    <w:jc w:val="right"/>
+                    <w:jc w:val="center"/>
+                  </w:pPr>
+                  <w:r>
+                    <w:t xml:space="preserve">66300</w:t>
+                  </w:r>
+                </w:p>
+              </w:tc>
+              <w:tc>
+                <w:tcPr/>
+                <w:p>
+                  <w:pPr>
+                    <w:pStyle w:val="Compact"/>
+                    <w:jc w:val="right"/>
+                    <w:jc w:val="center"/>
+                  </w:pPr>
+                  <w:r>
+                    <w:t xml:space="preserve">146900</w:t>
+                  </w:r>
+                </w:p>
+              </w:tc>
+              <w:tc>
+                <w:tcPr/>
+                <w:p>
+                  <w:pPr>
+                    <w:pStyle w:val="Compact"/>
+                    <w:jc w:val="right"/>
+                    <w:jc w:val="center"/>
+                  </w:pPr>
+                  <w:r>
+                    <w:t xml:space="preserve">2</w:t>
+                  </w:r>
+                </w:p>
+              </w:tc>
+              <w:tc>
+                <w:tcPr/>
+                <w:p>
+                  <w:pPr>
+                    <w:pStyle w:val="Compact"/>
+                    <w:jc w:val="right"/>
+                    <w:jc w:val="center"/>
+                  </w:pPr>
+                  <w:r>
+                    <w:t xml:space="preserve">2</w:t>
                   </w:r>
                 </w:p>
               </w:tc>
@@ -4715,7 +8529,7 @@
         <w:rPr>
           <w:rStyle w:val="VerbatimChar"/>
         </w:rPr>
-        <w:t xml:space="preserve">Multiple layers are present in data source C:\Users\lochmannm\Documents\GitHub\Hessen_END_Healthiar\data\GISDaten\DE_VG250.gpkg, reading layer `vg250_vwg'.</w:t>
+        <w:t xml:space="preserve">Reading layer `vg250_gem' from data source </w:t>
       </w:r>
       <w:r>
         <w:br/>
@@ -4724,36 +8538,7 @@
         <w:rPr>
           <w:rStyle w:val="VerbatimChar"/>
         </w:rPr>
-        <w:t xml:space="preserve">Use `st_layers' to list all layer names and their type in a data source.</w:t>
-      </w:r>
-      <w:r>
-        <w:br/>
-      </w:r>
-      <w:r>
-        <w:rPr>
-          <w:rStyle w:val="VerbatimChar"/>
-        </w:rPr>
-        <w:t xml:space="preserve">Set the `layer' argument in `st_read' to read a particular layer.</w:t>
-      </w:r>
-    </w:p>
-    <w:p>
-      <w:pPr>
-        <w:pStyle w:val="SourceCode"/>
-      </w:pPr>
-      <w:r>
-        <w:rPr>
-          <w:rStyle w:val="VerbatimChar"/>
-        </w:rPr>
-        <w:t xml:space="preserve">Reading layer `vg250_vwg' from data source </w:t>
-      </w:r>
-      <w:r>
-        <w:br/>
-      </w:r>
-      <w:r>
-        <w:rPr>
-          <w:rStyle w:val="VerbatimChar"/>
-        </w:rPr>
-        <w:t xml:space="preserve">  `C:\Users\lochmannm\Documents\GitHub\Hessen_END_Healthiar\data\GISDaten\DE_VG250.gpkg' </w:t>
+        <w:t xml:space="preserve">  `C:\Users\lochmannm\Documents\GitHub\Hessen_END_Healthiar\data\Gebietstabellen\DE_VG250.gpkg' </w:t>
       </w:r>
       <w:r>
         <w:br/>
@@ -4771,7 +8556,7 @@
         <w:rPr>
           <w:rStyle w:val="VerbatimChar"/>
         </w:rPr>
-        <w:t xml:space="preserve">Simple feature collection with 4680 features and 26 fields</w:t>
+        <w:t xml:space="preserve">Simple feature collection with 11103 features and 26 fields</w:t>
       </w:r>
       <w:r>
         <w:br/>
@@ -4862,6 +8647,343 @@
         <w:pStyle w:val="BodyText"/>
       </w:pPr>
       <w:r>
+        <w:t xml:space="preserve">Statistik über die Gemeinden in Deutschland:</w:t>
+      </w:r>
+    </w:p>
+    <w:tbl>
+      <w:tblPr>
+        <w:tblStyle w:val="Table"/>
+        <w:tblW w:type="auto" w:w="0"/>
+        <w:tblLook w:firstRow="1" w:lastRow="0" w:firstColumn="0" w:lastColumn="0" w:noHBand="0" w:noVBand="0" w:val="0020"/>
+      </w:tblPr>
+      <w:tblGrid>
+        <w:gridCol w:w="2640"/>
+        <w:gridCol w:w="2640"/>
+        <w:gridCol w:w="2640"/>
+      </w:tblGrid>
+      <w:tr>
+        <w:trPr>
+          <w:tblHeader w:val="on"/>
+        </w:trPr>
+        <w:tc>
+          <w:tcPr/>
+          <w:p>
+            <w:pPr>
+              <w:pStyle w:val="Compact"/>
+              <w:jc w:val="left"/>
+            </w:pPr>
+            <w:r>
+              <w:t xml:space="preserve">BEM</w:t>
+            </w:r>
+          </w:p>
+        </w:tc>
+        <w:tc>
+          <w:tcPr/>
+          <w:p>
+            <w:pPr>
+              <w:pStyle w:val="Compact"/>
+              <w:jc w:val="left"/>
+            </w:pPr>
+            <w:r>
+              <w:t xml:space="preserve">BEZ</w:t>
+            </w:r>
+          </w:p>
+        </w:tc>
+        <w:tc>
+          <w:tcPr/>
+          <w:p>
+            <w:pPr>
+              <w:pStyle w:val="Compact"/>
+              <w:jc w:val="right"/>
+            </w:pPr>
+            <w:r>
+              <w:t xml:space="preserve">n</w:t>
+            </w:r>
+          </w:p>
+        </w:tc>
+      </w:tr>
+      <w:tr>
+        <w:tc>
+          <w:tcPr/>
+          <w:p>
+            <w:pPr>
+              <w:pStyle w:val="Compact"/>
+              <w:jc w:val="left"/>
+            </w:pPr>
+            <w:r>
+              <w:t xml:space="preserve">–</w:t>
+            </w:r>
+          </w:p>
+        </w:tc>
+        <w:tc>
+          <w:tcPr/>
+          <w:p>
+            <w:pPr>
+              <w:pStyle w:val="Compact"/>
+              <w:jc w:val="left"/>
+            </w:pPr>
+            <w:r>
+              <w:t xml:space="preserve">Gemeinde</w:t>
+            </w:r>
+          </w:p>
+        </w:tc>
+        <w:tc>
+          <w:tcPr/>
+          <w:p>
+            <w:pPr>
+              <w:pStyle w:val="Compact"/>
+              <w:jc w:val="right"/>
+            </w:pPr>
+            <w:r>
+              <w:t xml:space="preserve">1747</w:t>
+            </w:r>
+          </w:p>
+        </w:tc>
+      </w:tr>
+      <w:tr>
+        <w:tc>
+          <w:tcPr/>
+          <w:p>
+            <w:pPr>
+              <w:pStyle w:val="Compact"/>
+              <w:jc w:val="left"/>
+            </w:pPr>
+            <w:r>
+              <w:t xml:space="preserve">–</w:t>
+            </w:r>
+          </w:p>
+        </w:tc>
+        <w:tc>
+          <w:tcPr/>
+          <w:p>
+            <w:pPr>
+              <w:pStyle w:val="Compact"/>
+              <w:jc w:val="left"/>
+            </w:pPr>
+            <w:r>
+              <w:t xml:space="preserve">Gemeindefreies Gebiet</w:t>
+            </w:r>
+          </w:p>
+        </w:tc>
+        <w:tc>
+          <w:tcPr/>
+          <w:p>
+            <w:pPr>
+              <w:pStyle w:val="Compact"/>
+              <w:jc w:val="right"/>
+            </w:pPr>
+            <w:r>
+              <w:t xml:space="preserve">198</w:t>
+            </w:r>
+          </w:p>
+        </w:tc>
+      </w:tr>
+      <w:tr>
+        <w:tc>
+          <w:tcPr/>
+          <w:p>
+            <w:pPr>
+              <w:pStyle w:val="Compact"/>
+              <w:jc w:val="left"/>
+            </w:pPr>
+            <w:r>
+              <w:t xml:space="preserve">–</w:t>
+            </w:r>
+          </w:p>
+        </w:tc>
+        <w:tc>
+          <w:tcPr/>
+          <w:p>
+            <w:pPr>
+              <w:pStyle w:val="Compact"/>
+              <w:jc w:val="left"/>
+            </w:pPr>
+            <w:r>
+              <w:t xml:space="preserve">Stadt</w:t>
+            </w:r>
+          </w:p>
+        </w:tc>
+        <w:tc>
+          <w:tcPr/>
+          <w:p>
+            <w:pPr>
+              <w:pStyle w:val="Compact"/>
+              <w:jc w:val="right"/>
+            </w:pPr>
+            <w:r>
+              <w:t xml:space="preserve">1333</w:t>
+            </w:r>
+          </w:p>
+        </w:tc>
+      </w:tr>
+      <w:tr>
+        <w:tc>
+          <w:tcPr/>
+          <w:p>
+            <w:pPr>
+              <w:pStyle w:val="Compact"/>
+              <w:jc w:val="left"/>
+            </w:pPr>
+            <w:r>
+              <w:t xml:space="preserve">gemeinschaftsangehörig</w:t>
+            </w:r>
+          </w:p>
+        </w:tc>
+        <w:tc>
+          <w:tcPr/>
+          <w:p>
+            <w:pPr>
+              <w:pStyle w:val="Compact"/>
+              <w:jc w:val="left"/>
+            </w:pPr>
+            <w:r>
+              <w:t xml:space="preserve">Gemeinde</w:t>
+            </w:r>
+          </w:p>
+        </w:tc>
+        <w:tc>
+          <w:tcPr/>
+          <w:p>
+            <w:pPr>
+              <w:pStyle w:val="Compact"/>
+              <w:jc w:val="right"/>
+            </w:pPr>
+            <w:r>
+              <w:t xml:space="preserve">6948</w:t>
+            </w:r>
+          </w:p>
+        </w:tc>
+      </w:tr>
+      <w:tr>
+        <w:tc>
+          <w:tcPr/>
+          <w:p>
+            <w:pPr>
+              <w:pStyle w:val="Compact"/>
+              <w:jc w:val="left"/>
+            </w:pPr>
+            <w:r>
+              <w:t xml:space="preserve">gemeinschaftsangehörig</w:t>
+            </w:r>
+          </w:p>
+        </w:tc>
+        <w:tc>
+          <w:tcPr/>
+          <w:p>
+            <w:pPr>
+              <w:pStyle w:val="Compact"/>
+              <w:jc w:val="left"/>
+            </w:pPr>
+            <w:r>
+              <w:t xml:space="preserve">Stadt</w:t>
+            </w:r>
+          </w:p>
+        </w:tc>
+        <w:tc>
+          <w:tcPr/>
+          <w:p>
+            <w:pPr>
+              <w:pStyle w:val="Compact"/>
+              <w:jc w:val="right"/>
+            </w:pPr>
+            <w:r>
+              <w:t xml:space="preserve">617</w:t>
+            </w:r>
+          </w:p>
+        </w:tc>
+      </w:tr>
+      <w:tr>
+        <w:tc>
+          <w:tcPr/>
+          <w:p>
+            <w:pPr>
+              <w:pStyle w:val="Compact"/>
+              <w:jc w:val="left"/>
+            </w:pPr>
+            <w:r>
+              <w:t xml:space="preserve">kreisfrei</w:t>
+            </w:r>
+          </w:p>
+        </w:tc>
+        <w:tc>
+          <w:tcPr/>
+          <w:p>
+            <w:pPr>
+              <w:pStyle w:val="Compact"/>
+              <w:jc w:val="left"/>
+            </w:pPr>
+            <w:r>
+              <w:t xml:space="preserve">Stadt</w:t>
+            </w:r>
+          </w:p>
+        </w:tc>
+        <w:tc>
+          <w:tcPr/>
+          <w:p>
+            <w:pPr>
+              <w:pStyle w:val="Compact"/>
+              <w:jc w:val="right"/>
+            </w:pPr>
+            <w:r>
+              <w:t xml:space="preserve">106</w:t>
+            </w:r>
+          </w:p>
+        </w:tc>
+      </w:tr>
+    </w:tbl>
+    <w:p>
+      <w:pPr>
+        <w:pStyle w:val="BodyText"/>
+      </w:pPr>
+      <w:r>
+        <w:t xml:space="preserve">In den Gemeinden gibt es folgende Dubletten:</w:t>
+      </w:r>
+    </w:p>
+    <w:p>
+      <w:pPr>
+        <w:pStyle w:val="SourceCode"/>
+      </w:pPr>
+      <w:r>
+        <w:rPr>
+          <w:rStyle w:val="VerbatimChar"/>
+        </w:rPr>
+        <w:t xml:space="preserve">[1] AGS n  </w:t>
+      </w:r>
+      <w:r>
+        <w:br/>
+      </w:r>
+      <w:r>
+        <w:rPr>
+          <w:rStyle w:val="VerbatimChar"/>
+        </w:rPr>
+        <w:t xml:space="preserve">&lt;0 Zeilen&gt; (oder row.names mit Länge 0)</w:t>
+      </w:r>
+    </w:p>
+    <w:p>
+      <w:pPr>
+        <w:pStyle w:val="FirstParagraph"/>
+      </w:pPr>
+      <w:r>
+        <w:t xml:space="preserve">Zusammen mit den Informationen aus der oben genannten Tabelle</w:t>
+      </w:r>
+      <w:r>
+        <w:t xml:space="preserve"> </w:t>
+      </w:r>
+      <w:r>
+        <w:t xml:space="preserve">“gv_gemeinden”</w:t>
+      </w:r>
+      <w:r>
+        <w:t xml:space="preserve"> </w:t>
+      </w:r>
+      <w:r>
+        <w:t xml:space="preserve">lässt sich beispielsweise eine Bevölkerungdichtekarte darstellen:</w:t>
+      </w:r>
+    </w:p>
+    <w:p>
+      <w:pPr>
+        <w:pStyle w:val="BodyText"/>
+      </w:pPr>
+      <w:r>
         <w:drawing>
           <wp:inline>
             <wp:extent cx="4620126" cy="3696101"/>
@@ -4916,27 +9038,15 @@
     </w:p>
     <w:p>
       <w:pPr>
-        <w:pStyle w:val="SourceCode"/>
+        <w:pStyle w:val="FirstParagraph"/>
       </w:pPr>
       <w:r>
-        <w:rPr>
-          <w:rStyle w:val="VerbatimChar"/>
-        </w:rPr>
-        <w:t xml:space="preserve"># A tibble: 0 × 2</w:t>
-      </w:r>
-      <w:r>
-        <w:br/>
-      </w:r>
-      <w:r>
-        <w:rPr>
-          <w:rStyle w:val="VerbatimChar"/>
-        </w:rPr>
-        <w:t xml:space="preserve"># ℹ 2 variables: gemeinde_kennziffer &lt;chr&gt;, n &lt;int&gt;</w:t>
+        <w:t xml:space="preserve">Am Beispiel von Hessen wird der Umfang der Expositionsinformationen der verschiedenen Datenquellen visualiert:</w:t>
       </w:r>
     </w:p>
     <w:p>
       <w:pPr>
-        <w:pStyle w:val="FirstParagraph"/>
+        <w:pStyle w:val="BodyText"/>
       </w:pPr>
       <w:r>
         <w:drawing>
@@ -4981,2158 +9091,7 @@
         </w:drawing>
       </w:r>
     </w:p>
-    <w:p>
-      <w:pPr>
-        <w:pStyle w:val="SourceCode"/>
-      </w:pPr>
-      <w:r>
-        <w:rPr>
-          <w:rStyle w:val="VerbatimChar"/>
-        </w:rPr>
-        <w:t xml:space="preserve"># A tibble: 3,590 × 6</w:t>
-      </w:r>
-      <w:r>
-        <w:br/>
-      </w:r>
-      <w:r>
-        <w:rPr>
-          <w:rStyle w:val="VerbatimChar"/>
-        </w:rPr>
-        <w:t xml:space="preserve"># Groups:   gemeinde_kennziffer, quelle, metrik [3,590]</w:t>
-      </w:r>
-      <w:r>
-        <w:br/>
-      </w:r>
-      <w:r>
-        <w:rPr>
-          <w:rStyle w:val="VerbatimChar"/>
-        </w:rPr>
-        <w:t xml:space="preserve">   quelle metrik gemeinde_kennziffer GEN               bevoelkerung belastete</w:t>
-      </w:r>
-      <w:r>
-        <w:br/>
-      </w:r>
-      <w:r>
-        <w:rPr>
-          <w:rStyle w:val="VerbatimChar"/>
-        </w:rPr>
-        <w:t xml:space="preserve">   &lt;fct&gt;  &lt;chr&gt;  &lt;chr&gt;               &lt;chr&gt;                    &lt;dbl&gt;     &lt;dbl&gt;</w:t>
-      </w:r>
-      <w:r>
-        <w:br/>
-      </w:r>
-      <w:r>
-        <w:rPr>
-          <w:rStyle w:val="VerbatimChar"/>
-        </w:rPr>
-        <w:t xml:space="preserve"> 1 Straße lden   03102000            Salzgitter, Stadt       104970     12900</w:t>
-      </w:r>
-      <w:r>
-        <w:br/>
-      </w:r>
-      <w:r>
-        <w:rPr>
-          <w:rStyle w:val="VerbatimChar"/>
-        </w:rPr>
-        <w:t xml:space="preserve"> 2 Straße lnight 03102000            Salzgitter, Stadt       104970      6600</w:t>
-      </w:r>
-      <w:r>
-        <w:br/>
-      </w:r>
-      <w:r>
-        <w:rPr>
-          <w:rStyle w:val="VerbatimChar"/>
-        </w:rPr>
-        <w:t xml:space="preserve"> 3 Straße lden   03103000            Wolfsburg, Stadt        129560     33800</w:t>
-      </w:r>
-      <w:r>
-        <w:br/>
-      </w:r>
-      <w:r>
-        <w:rPr>
-          <w:rStyle w:val="VerbatimChar"/>
-        </w:rPr>
-        <w:t xml:space="preserve"> 4 Straße lnight 03103000            Wolfsburg, Stadt        129560     21000</w:t>
-      </w:r>
-      <w:r>
-        <w:br/>
-      </w:r>
-      <w:r>
-        <w:rPr>
-          <w:rStyle w:val="VerbatimChar"/>
-        </w:rPr>
-        <w:t xml:space="preserve"> 5 Straße lden   03151002            Barwedel                   978       300</w:t>
-      </w:r>
-      <w:r>
-        <w:br/>
-      </w:r>
-      <w:r>
-        <w:rPr>
-          <w:rStyle w:val="VerbatimChar"/>
-        </w:rPr>
-        <w:t xml:space="preserve"> 6 Straße lnight 03151002            Barwedel                   978       100</w:t>
-      </w:r>
-      <w:r>
-        <w:br/>
-      </w:r>
-      <w:r>
-        <w:rPr>
-          <w:rStyle w:val="VerbatimChar"/>
-        </w:rPr>
-        <w:t xml:space="preserve"> 7 Straße lden   03151006            Calberlah                 5288       300</w:t>
-      </w:r>
-      <w:r>
-        <w:br/>
-      </w:r>
-      <w:r>
-        <w:rPr>
-          <w:rStyle w:val="VerbatimChar"/>
-        </w:rPr>
-        <w:t xml:space="preserve"> 8 Straße lnight 03151006            Calberlah                 5288       200</w:t>
-      </w:r>
-      <w:r>
-        <w:br/>
-      </w:r>
-      <w:r>
-        <w:rPr>
-          <w:rStyle w:val="VerbatimChar"/>
-        </w:rPr>
-        <w:t xml:space="preserve"> 9 Straße lden   03151009            Gifhorn, Stadt           42726      2700</w:t>
-      </w:r>
-      <w:r>
-        <w:br/>
-      </w:r>
-      <w:r>
-        <w:rPr>
-          <w:rStyle w:val="VerbatimChar"/>
-        </w:rPr>
-        <w:t xml:space="preserve">10 Straße lnight 03151009            Gifhorn, Stadt           42726      1000</w:t>
-      </w:r>
-      <w:r>
-        <w:br/>
-      </w:r>
-      <w:r>
-        <w:rPr>
-          <w:rStyle w:val="VerbatimChar"/>
-        </w:rPr>
-        <w:t xml:space="preserve"># ℹ 3,580 more rows</w:t>
-      </w:r>
-    </w:p>
     <w:bookmarkEnd w:id="40"/>
-    <w:bookmarkStart w:id="41" w:name="statistiken-über-eingelesene-daten"/>
-    <w:p>
-      <w:pPr>
-        <w:pStyle w:val="Heading2"/>
-      </w:pPr>
-      <w:r>
-        <w:t xml:space="preserve">Statistiken über eingelesene Daten</w:t>
-      </w:r>
-    </w:p>
-    <w:p>
-      <w:pPr>
-        <w:pStyle w:val="FirstParagraph"/>
-      </w:pPr>
-      <w:r>
-        <w:t xml:space="preserve">Hier eine Statistik</w:t>
-      </w:r>
-    </w:p>
-    <w:tbl xmlns:w="http://schemas.openxmlformats.org/wordprocessingml/2006/main" xmlns:r="http://schemas.openxmlformats.org/officeDocument/2006/relationships" xmlns:w14="http://schemas.microsoft.com/office/word/2010/wordml" xmlns:wp="http://schemas.openxmlformats.org/drawingml/2006/wordprocessingDrawing" xmlns:a="http://schemas.openxmlformats.org/drawingml/2006/main" xmlns:pic="http://schemas.openxmlformats.org/drawingml/2006/picture">
-      <w:tblPr>
-        <w:tblLayout w:type="fixed"/>
-        <w:jc w:val="center"/>
-        <w:tblLook w:firstRow="1" w:lastRow="0" w:firstColumn="0" w:lastColumn="0" w:noHBand="0" w:noVBand="1"/>
-      </w:tblPr>
-      <w:tblGrid>
-        <w:gridCol w:w="2758"/>
-        <w:gridCol w:w="1071"/>
-        <w:gridCol w:w="2233"/>
-        <w:gridCol w:w="1010"/>
-        <w:gridCol w:w="1976"/>
-        <w:gridCol w:w="2576"/>
-      </w:tblGrid>
-      <w:tr>
-        <w:trPr>
-          <w:trHeight w:val="617" w:hRule="auto"/>
-          <w:tblHeader/>
-        </w:trPr>
-        header1
-        <w:tc>
-          <w:tcPr>
-            <w:tcBorders>
-              <w:bottom w:val="single" w:sz="12" w:space="0" w:color="666666"/>
-              <w:top w:val="single" w:sz="12" w:space="0" w:color="666666"/>
-              <w:left w:val="none" w:sz="0" w:space="0" w:color="000000"/>
-              <w:right w:val="none" w:sz="0" w:space="0" w:color="000000"/>
-            </w:tcBorders>
-            <w:shd w:val="clear" w:color="auto" w:fill="FFFFFF"/>
-            <w:tcMar>
-              <w:top w:w="0" w:type="dxa"/>
-              <w:bottom w:w="0" w:type="dxa"/>
-              <w:left w:w="0" w:type="dxa"/>
-              <w:right w:w="0" w:type="dxa"/>
-            </w:tcMar>
-            <w:vAlign w:val="center"/>
-          </w:tcPr>
-          <w:p>
-            <w:pPr>
-              <w:jc w:val="left"/>
-              <w:pBdr>
-                <w:bottom w:val="none" w:sz="0" w:space="0" w:color="000000"/>
-                <w:top w:val="none" w:sz="0" w:space="0" w:color="000000"/>
-                <w:left w:val="none" w:sz="0" w:space="0" w:color="000000"/>
-                <w:right w:val="none" w:sz="0" w:space="0" w:color="000000"/>
-              </w:pBdr>
-              <w:spacing w:after="100" w:before="100" w:line="240"/>
-              <w:ind w:left="100" w:right="100" w:firstLine="0" w:firstLineChars="0"/>
-              <w:rPr>
-                <w:rFonts w:ascii="Arial" w:hAnsi="Arial" w:eastAsia="Arial" w:cs="Arial"/>
-                <w:i w:val="false"/>
-                <w:b w:val="false"/>
-                <w:u w:val="none"/>
-                <w:strike w:val="false"/>
-                <w:sz w:val="22"/>
-                <w:szCs w:val="22"/>
-                <w:color w:val="000000"/>
-              </w:rPr>
-            </w:pPr>
-            <w:r xmlns:w="http://schemas.openxmlformats.org/wordprocessingml/2006/main" xmlns:wp="http://schemas.openxmlformats.org/drawingml/2006/wordprocessingDrawing" xmlns:r="http://schemas.openxmlformats.org/officeDocument/2006/relationships" xmlns:w14="http://schemas.microsoft.com/office/word/2010/wordml">
-              <w:rPr>
-                <w:rFonts w:ascii="Arial" w:hAnsi="Arial" w:eastAsia="Arial" w:cs="Arial"/>
-                <w:i w:val="false"/>
-                <w:b w:val="false"/>
-                <w:u w:val="none"/>
-                <w:strike w:val="false"/>
-                <w:sz w:val="22"/>
-                <w:szCs w:val="22"/>
-                <w:color w:val="000000"/>
-              </w:rPr>
-              <w:t xml:space="preserve">name_stadt_gemeinde</w:t>
-            </w:r>
-          </w:p>
-        </w:tc>
-        <w:tc>
-          <w:tcPr>
-            <w:tcBorders>
-              <w:bottom w:val="single" w:sz="12" w:space="0" w:color="666666"/>
-              <w:top w:val="single" w:sz="12" w:space="0" w:color="666666"/>
-              <w:left w:val="none" w:sz="0" w:space="0" w:color="000000"/>
-              <w:right w:val="none" w:sz="0" w:space="0" w:color="000000"/>
-            </w:tcBorders>
-            <w:shd w:val="clear" w:color="auto" w:fill="FFFFFF"/>
-            <w:tcMar>
-              <w:top w:w="0" w:type="dxa"/>
-              <w:bottom w:w="0" w:type="dxa"/>
-              <w:left w:w="0" w:type="dxa"/>
-              <w:right w:w="0" w:type="dxa"/>
-            </w:tcMar>
-            <w:vAlign w:val="center"/>
-          </w:tcPr>
-          <w:p>
-            <w:pPr>
-              <w:jc w:val="left"/>
-              <w:pBdr>
-                <w:bottom w:val="none" w:sz="0" w:space="0" w:color="000000"/>
-                <w:top w:val="none" w:sz="0" w:space="0" w:color="000000"/>
-                <w:left w:val="none" w:sz="0" w:space="0" w:color="000000"/>
-                <w:right w:val="none" w:sz="0" w:space="0" w:color="000000"/>
-              </w:pBdr>
-              <w:spacing w:after="100" w:before="100" w:line="240"/>
-              <w:ind w:left="100" w:right="100" w:firstLine="0" w:firstLineChars="0"/>
-              <w:rPr>
-                <w:rFonts w:ascii="Arial" w:hAnsi="Arial" w:eastAsia="Arial" w:cs="Arial"/>
-                <w:i w:val="false"/>
-                <w:b w:val="false"/>
-                <w:u w:val="none"/>
-                <w:strike w:val="false"/>
-                <w:sz w:val="22"/>
-                <w:szCs w:val="22"/>
-                <w:color w:val="000000"/>
-              </w:rPr>
-            </w:pPr>
-            <w:r xmlns:w="http://schemas.openxmlformats.org/wordprocessingml/2006/main" xmlns:wp="http://schemas.openxmlformats.org/drawingml/2006/wordprocessingDrawing" xmlns:r="http://schemas.openxmlformats.org/officeDocument/2006/relationships" xmlns:w14="http://schemas.microsoft.com/office/word/2010/wordml">
-              <w:rPr>
-                <w:rFonts w:ascii="Arial" w:hAnsi="Arial" w:eastAsia="Arial" w:cs="Arial"/>
-                <w:i w:val="false"/>
-                <w:b w:val="false"/>
-                <w:u w:val="none"/>
-                <w:strike w:val="false"/>
-                <w:sz w:val="22"/>
-                <w:szCs w:val="22"/>
-                <w:color w:val="000000"/>
-              </w:rPr>
-              <w:t xml:space="preserve">quelle</w:t>
-            </w:r>
-          </w:p>
-        </w:tc>
-        <w:tc>
-          <w:tcPr>
-            <w:tcBorders>
-              <w:bottom w:val="single" w:sz="12" w:space="0" w:color="666666"/>
-              <w:top w:val="single" w:sz="12" w:space="0" w:color="666666"/>
-              <w:left w:val="none" w:sz="0" w:space="0" w:color="000000"/>
-              <w:right w:val="none" w:sz="0" w:space="0" w:color="000000"/>
-            </w:tcBorders>
-            <w:shd w:val="clear" w:color="auto" w:fill="FFFFFF"/>
-            <w:tcMar>
-              <w:top w:w="0" w:type="dxa"/>
-              <w:bottom w:w="0" w:type="dxa"/>
-              <w:left w:w="0" w:type="dxa"/>
-              <w:right w:w="0" w:type="dxa"/>
-            </w:tcMar>
-            <w:vAlign w:val="center"/>
-          </w:tcPr>
-          <w:p>
-            <w:pPr>
-              <w:jc w:val="left"/>
-              <w:pBdr>
-                <w:bottom w:val="none" w:sz="0" w:space="0" w:color="000000"/>
-                <w:top w:val="none" w:sz="0" w:space="0" w:color="000000"/>
-                <w:left w:val="none" w:sz="0" w:space="0" w:color="000000"/>
-                <w:right w:val="none" w:sz="0" w:space="0" w:color="000000"/>
-              </w:pBdr>
-              <w:spacing w:after="100" w:before="100" w:line="240"/>
-              <w:ind w:left="100" w:right="100" w:firstLine="0" w:firstLineChars="0"/>
-              <w:rPr>
-                <w:rFonts w:ascii="Arial" w:hAnsi="Arial" w:eastAsia="Arial" w:cs="Arial"/>
-                <w:i w:val="false"/>
-                <w:b w:val="false"/>
-                <w:u w:val="none"/>
-                <w:strike w:val="false"/>
-                <w:sz w:val="22"/>
-                <w:szCs w:val="22"/>
-                <w:color w:val="000000"/>
-              </w:rPr>
-            </w:pPr>
-            <w:r xmlns:w="http://schemas.openxmlformats.org/wordprocessingml/2006/main" xmlns:wp="http://schemas.openxmlformats.org/drawingml/2006/wordprocessingDrawing" xmlns:r="http://schemas.openxmlformats.org/officeDocument/2006/relationships" xmlns:w14="http://schemas.microsoft.com/office/word/2010/wordml">
-              <w:rPr>
-                <w:rFonts w:ascii="Arial" w:hAnsi="Arial" w:eastAsia="Arial" w:cs="Arial"/>
-                <w:i w:val="false"/>
-                <w:b w:val="false"/>
-                <w:u w:val="none"/>
-                <w:strike w:val="false"/>
-                <w:sz w:val="22"/>
-                <w:szCs w:val="22"/>
-                <w:color w:val="000000"/>
-              </w:rPr>
-              <w:t xml:space="preserve">kartierungsumfang</w:t>
-            </w:r>
-          </w:p>
-        </w:tc>
-        <w:tc>
-          <w:tcPr>
-            <w:tcBorders>
-              <w:bottom w:val="single" w:sz="12" w:space="0" w:color="666666"/>
-              <w:top w:val="single" w:sz="12" w:space="0" w:color="666666"/>
-              <w:left w:val="none" w:sz="0" w:space="0" w:color="000000"/>
-              <w:right w:val="none" w:sz="0" w:space="0" w:color="000000"/>
-            </w:tcBorders>
-            <w:shd w:val="clear" w:color="auto" w:fill="FFFFFF"/>
-            <w:tcMar>
-              <w:top w:w="0" w:type="dxa"/>
-              <w:bottom w:w="0" w:type="dxa"/>
-              <w:left w:w="0" w:type="dxa"/>
-              <w:right w:w="0" w:type="dxa"/>
-            </w:tcMar>
-            <w:vAlign w:val="center"/>
-          </w:tcPr>
-          <w:p>
-            <w:pPr>
-              <w:jc w:val="left"/>
-              <w:pBdr>
-                <w:bottom w:val="none" w:sz="0" w:space="0" w:color="000000"/>
-                <w:top w:val="none" w:sz="0" w:space="0" w:color="000000"/>
-                <w:left w:val="none" w:sz="0" w:space="0" w:color="000000"/>
-                <w:right w:val="none" w:sz="0" w:space="0" w:color="000000"/>
-              </w:pBdr>
-              <w:spacing w:after="100" w:before="100" w:line="240"/>
-              <w:ind w:left="100" w:right="100" w:firstLine="0" w:firstLineChars="0"/>
-              <w:rPr>
-                <w:rFonts w:ascii="Arial" w:hAnsi="Arial" w:eastAsia="Arial" w:cs="Arial"/>
-                <w:i w:val="false"/>
-                <w:b w:val="false"/>
-                <w:u w:val="none"/>
-                <w:strike w:val="false"/>
-                <w:sz w:val="22"/>
-                <w:szCs w:val="22"/>
-                <w:color w:val="000000"/>
-              </w:rPr>
-            </w:pPr>
-            <w:r xmlns:w="http://schemas.openxmlformats.org/wordprocessingml/2006/main" xmlns:wp="http://schemas.openxmlformats.org/drawingml/2006/wordprocessingDrawing" xmlns:r="http://schemas.openxmlformats.org/officeDocument/2006/relationships" xmlns:w14="http://schemas.microsoft.com/office/word/2010/wordml">
-              <w:rPr>
-                <w:rFonts w:ascii="Arial" w:hAnsi="Arial" w:eastAsia="Arial" w:cs="Arial"/>
-                <w:i w:val="false"/>
-                <w:b w:val="false"/>
-                <w:u w:val="none"/>
-                <w:strike w:val="false"/>
-                <w:sz w:val="22"/>
-                <w:szCs w:val="22"/>
-                <w:color w:val="000000"/>
-              </w:rPr>
-              <w:t xml:space="preserve">metrik</w:t>
-            </w:r>
-          </w:p>
-        </w:tc>
-        <w:tc>
-          <w:tcPr>
-            <w:tcBorders>
-              <w:bottom w:val="single" w:sz="12" w:space="0" w:color="666666"/>
-              <w:top w:val="single" w:sz="12" w:space="0" w:color="666666"/>
-              <w:left w:val="none" w:sz="0" w:space="0" w:color="000000"/>
-              <w:right w:val="none" w:sz="0" w:space="0" w:color="000000"/>
-            </w:tcBorders>
-            <w:shd w:val="clear" w:color="auto" w:fill="FFFFFF"/>
-            <w:tcMar>
-              <w:top w:w="0" w:type="dxa"/>
-              <w:bottom w:w="0" w:type="dxa"/>
-              <w:left w:w="0" w:type="dxa"/>
-              <w:right w:w="0" w:type="dxa"/>
-            </w:tcMar>
-            <w:vAlign w:val="center"/>
-          </w:tcPr>
-          <w:p>
-            <w:pPr>
-              <w:jc w:val="right"/>
-              <w:pBdr>
-                <w:bottom w:val="none" w:sz="0" w:space="0" w:color="000000"/>
-                <w:top w:val="none" w:sz="0" w:space="0" w:color="000000"/>
-                <w:left w:val="none" w:sz="0" w:space="0" w:color="000000"/>
-                <w:right w:val="none" w:sz="0" w:space="0" w:color="000000"/>
-              </w:pBdr>
-              <w:spacing w:after="100" w:before="100" w:line="240"/>
-              <w:ind w:left="100" w:right="100" w:firstLine="0" w:firstLineChars="0"/>
-              <w:rPr>
-                <w:rFonts w:ascii="Arial" w:hAnsi="Arial" w:eastAsia="Arial" w:cs="Arial"/>
-                <w:i w:val="false"/>
-                <w:b w:val="false"/>
-                <w:u w:val="none"/>
-                <w:strike w:val="false"/>
-                <w:sz w:val="22"/>
-                <w:szCs w:val="22"/>
-                <w:color w:val="000000"/>
-              </w:rPr>
-            </w:pPr>
-            <w:r xmlns:w="http://schemas.openxmlformats.org/wordprocessingml/2006/main" xmlns:wp="http://schemas.openxmlformats.org/drawingml/2006/wordprocessingDrawing" xmlns:r="http://schemas.openxmlformats.org/officeDocument/2006/relationships" xmlns:w14="http://schemas.microsoft.com/office/word/2010/wordml">
-              <w:rPr>
-                <w:rFonts w:ascii="Arial" w:hAnsi="Arial" w:eastAsia="Arial" w:cs="Arial"/>
-                <w:i w:val="false"/>
-                <w:b w:val="false"/>
-                <w:u w:val="none"/>
-                <w:strike w:val="false"/>
-                <w:sz w:val="22"/>
-                <w:szCs w:val="22"/>
-                <w:color w:val="000000"/>
-              </w:rPr>
-              <w:t xml:space="preserve">total_exponierte</w:t>
-            </w:r>
-          </w:p>
-        </w:tc>
-        <w:tc>
-          <w:tcPr>
-            <w:tcBorders>
-              <w:bottom w:val="single" w:sz="12" w:space="0" w:color="666666"/>
-              <w:top w:val="single" w:sz="12" w:space="0" w:color="666666"/>
-              <w:left w:val="none" w:sz="0" w:space="0" w:color="000000"/>
-              <w:right w:val="none" w:sz="0" w:space="0" w:color="000000"/>
-            </w:tcBorders>
-            <w:shd w:val="clear" w:color="auto" w:fill="FFFFFF"/>
-            <w:tcMar>
-              <w:top w:w="0" w:type="dxa"/>
-              <w:bottom w:w="0" w:type="dxa"/>
-              <w:left w:w="0" w:type="dxa"/>
-              <w:right w:w="0" w:type="dxa"/>
-            </w:tcMar>
-            <w:vAlign w:val="center"/>
-          </w:tcPr>
-          <w:p>
-            <w:pPr>
-              <w:jc w:val="right"/>
-              <w:pBdr>
-                <w:bottom w:val="none" w:sz="0" w:space="0" w:color="000000"/>
-                <w:top w:val="none" w:sz="0" w:space="0" w:color="000000"/>
-                <w:left w:val="none" w:sz="0" w:space="0" w:color="000000"/>
-                <w:right w:val="none" w:sz="0" w:space="0" w:color="000000"/>
-              </w:pBdr>
-              <w:spacing w:after="100" w:before="100" w:line="240"/>
-              <w:ind w:left="100" w:right="100" w:firstLine="0" w:firstLineChars="0"/>
-              <w:rPr>
-                <w:rFonts w:ascii="Arial" w:hAnsi="Arial" w:eastAsia="Arial" w:cs="Arial"/>
-                <w:i w:val="false"/>
-                <w:b w:val="false"/>
-                <w:u w:val="none"/>
-                <w:strike w:val="false"/>
-                <w:sz w:val="22"/>
-                <w:szCs w:val="22"/>
-                <w:color w:val="000000"/>
-              </w:rPr>
-            </w:pPr>
-            <w:r xmlns:w="http://schemas.openxmlformats.org/wordprocessingml/2006/main" xmlns:wp="http://schemas.openxmlformats.org/drawingml/2006/wordprocessingDrawing" xmlns:r="http://schemas.openxmlformats.org/officeDocument/2006/relationships" xmlns:w14="http://schemas.microsoft.com/office/word/2010/wordml">
-              <w:rPr>
-                <w:rFonts w:ascii="Arial" w:hAnsi="Arial" w:eastAsia="Arial" w:cs="Arial"/>
-                <w:i w:val="false"/>
-                <w:b w:val="false"/>
-                <w:u w:val="none"/>
-                <w:strike w:val="false"/>
-                <w:sz w:val="22"/>
-                <w:szCs w:val="22"/>
-                <w:color w:val="000000"/>
-              </w:rPr>
-              <w:t xml:space="preserve">Anzahl_Pegelbaender</w:t>
-            </w:r>
-          </w:p>
-        </w:tc>
-      </w:tr>
-      <w:tr>
-        <w:trPr>
-          <w:trHeight w:val="617" w:hRule="auto"/>
-        </w:trPr>
-        body1
-        <w:tc>
-          <w:tcPr>
-            <w:tcBorders>
-              <w:bottom w:val="none" w:sz="0" w:space="0" w:color="000000"/>
-              <w:top w:val="single" w:sz="12" w:space="0" w:color="666666"/>
-              <w:left w:val="none" w:sz="0" w:space="0" w:color="000000"/>
-              <w:right w:val="none" w:sz="0" w:space="0" w:color="000000"/>
-            </w:tcBorders>
-            <w:shd w:val="clear" w:color="auto" w:fill="FFFFFF"/>
-            <w:tcMar>
-              <w:top w:w="0" w:type="dxa"/>
-              <w:bottom w:w="0" w:type="dxa"/>
-              <w:left w:w="0" w:type="dxa"/>
-              <w:right w:w="0" w:type="dxa"/>
-            </w:tcMar>
-            <w:vAlign w:val="center"/>
-          </w:tcPr>
-          <w:p>
-            <w:pPr>
-              <w:jc w:val="left"/>
-              <w:pBdr>
-                <w:bottom w:val="none" w:sz="0" w:space="0" w:color="000000"/>
-                <w:top w:val="none" w:sz="0" w:space="0" w:color="000000"/>
-                <w:left w:val="none" w:sz="0" w:space="0" w:color="000000"/>
-                <w:right w:val="none" w:sz="0" w:space="0" w:color="000000"/>
-              </w:pBdr>
-              <w:spacing w:after="100" w:before="100" w:line="240"/>
-              <w:ind w:left="100" w:right="100" w:firstLine="0" w:firstLineChars="0"/>
-              <w:rPr>
-                <w:rFonts w:ascii="Arial" w:hAnsi="Arial" w:eastAsia="Arial" w:cs="Arial"/>
-                <w:i w:val="false"/>
-                <w:b w:val="false"/>
-                <w:u w:val="none"/>
-                <w:strike w:val="false"/>
-                <w:sz w:val="22"/>
-                <w:szCs w:val="22"/>
-                <w:color w:val="000000"/>
-              </w:rPr>
-            </w:pPr>
-            <w:r xmlns:w="http://schemas.openxmlformats.org/wordprocessingml/2006/main" xmlns:wp="http://schemas.openxmlformats.org/drawingml/2006/wordprocessingDrawing" xmlns:r="http://schemas.openxmlformats.org/officeDocument/2006/relationships" xmlns:w14="http://schemas.microsoft.com/office/word/2010/wordml">
-              <w:rPr>
-                <w:rFonts w:ascii="Arial" w:hAnsi="Arial" w:eastAsia="Arial" w:cs="Arial"/>
-                <w:i w:val="false"/>
-                <w:b w:val="false"/>
-                <w:u w:val="none"/>
-                <w:strike w:val="false"/>
-                <w:sz w:val="22"/>
-                <w:szCs w:val="22"/>
-                <w:color w:val="000000"/>
-              </w:rPr>
-              <w:t xml:space="preserve">Rosenberg (Kreis MOS)</w:t>
-            </w:r>
-          </w:p>
-        </w:tc>
-        <w:tc>
-          <w:tcPr>
-            <w:tcBorders>
-              <w:bottom w:val="none" w:sz="0" w:space="0" w:color="000000"/>
-              <w:top w:val="single" w:sz="12" w:space="0" w:color="666666"/>
-              <w:left w:val="none" w:sz="0" w:space="0" w:color="000000"/>
-              <w:right w:val="none" w:sz="0" w:space="0" w:color="000000"/>
-            </w:tcBorders>
-            <w:shd w:val="clear" w:color="auto" w:fill="FFFFFF"/>
-            <w:tcMar>
-              <w:top w:w="0" w:type="dxa"/>
-              <w:bottom w:w="0" w:type="dxa"/>
-              <w:left w:w="0" w:type="dxa"/>
-              <w:right w:w="0" w:type="dxa"/>
-            </w:tcMar>
-            <w:vAlign w:val="center"/>
-          </w:tcPr>
-          <w:p>
-            <w:pPr>
-              <w:jc w:val="left"/>
-              <w:pBdr>
-                <w:bottom w:val="none" w:sz="0" w:space="0" w:color="000000"/>
-                <w:top w:val="none" w:sz="0" w:space="0" w:color="000000"/>
-                <w:left w:val="none" w:sz="0" w:space="0" w:color="000000"/>
-                <w:right w:val="none" w:sz="0" w:space="0" w:color="000000"/>
-              </w:pBdr>
-              <w:spacing w:after="100" w:before="100" w:line="240"/>
-              <w:ind w:left="100" w:right="100" w:firstLine="0" w:firstLineChars="0"/>
-              <w:rPr>
-                <w:rFonts w:ascii="Arial" w:hAnsi="Arial" w:eastAsia="Arial" w:cs="Arial"/>
-                <w:i w:val="false"/>
-                <w:b w:val="false"/>
-                <w:u w:val="none"/>
-                <w:strike w:val="false"/>
-                <w:sz w:val="22"/>
-                <w:szCs w:val="22"/>
-                <w:color w:val="000000"/>
-              </w:rPr>
-            </w:pPr>
-            <w:r xmlns:w="http://schemas.openxmlformats.org/wordprocessingml/2006/main" xmlns:wp="http://schemas.openxmlformats.org/drawingml/2006/wordprocessingDrawing" xmlns:r="http://schemas.openxmlformats.org/officeDocument/2006/relationships" xmlns:w14="http://schemas.microsoft.com/office/word/2010/wordml">
-              <w:rPr>
-                <w:rFonts w:ascii="Arial" w:hAnsi="Arial" w:eastAsia="Arial" w:cs="Arial"/>
-                <w:i w:val="false"/>
-                <w:b w:val="false"/>
-                <w:u w:val="none"/>
-                <w:strike w:val="false"/>
-                <w:sz w:val="22"/>
-                <w:szCs w:val="22"/>
-                <w:color w:val="000000"/>
-              </w:rPr>
-              <w:t xml:space="preserve">Straße</w:t>
-            </w:r>
-          </w:p>
-        </w:tc>
-        <w:tc>
-          <w:tcPr>
-            <w:tcBorders>
-              <w:bottom w:val="none" w:sz="0" w:space="0" w:color="000000"/>
-              <w:top w:val="single" w:sz="12" w:space="0" w:color="666666"/>
-              <w:left w:val="none" w:sz="0" w:space="0" w:color="000000"/>
-              <w:right w:val="none" w:sz="0" w:space="0" w:color="000000"/>
-            </w:tcBorders>
-            <w:shd w:val="clear" w:color="auto" w:fill="FFFFFF"/>
-            <w:tcMar>
-              <w:top w:w="0" w:type="dxa"/>
-              <w:bottom w:w="0" w:type="dxa"/>
-              <w:left w:w="0" w:type="dxa"/>
-              <w:right w:w="0" w:type="dxa"/>
-            </w:tcMar>
-            <w:vAlign w:val="center"/>
-          </w:tcPr>
-          <w:p>
-            <w:pPr>
-              <w:jc w:val="left"/>
-              <w:pBdr>
-                <w:bottom w:val="none" w:sz="0" w:space="0" w:color="000000"/>
-                <w:top w:val="none" w:sz="0" w:space="0" w:color="000000"/>
-                <w:left w:val="none" w:sz="0" w:space="0" w:color="000000"/>
-                <w:right w:val="none" w:sz="0" w:space="0" w:color="000000"/>
-              </w:pBdr>
-              <w:spacing w:after="100" w:before="100" w:line="240"/>
-              <w:ind w:left="100" w:right="100" w:firstLine="0" w:firstLineChars="0"/>
-              <w:rPr>
-                <w:rFonts w:ascii="Arial" w:hAnsi="Arial" w:eastAsia="Arial" w:cs="Arial"/>
-                <w:i w:val="false"/>
-                <w:b w:val="false"/>
-                <w:u w:val="none"/>
-                <w:strike w:val="false"/>
-                <w:sz w:val="22"/>
-                <w:szCs w:val="22"/>
-                <w:color w:val="000000"/>
-              </w:rPr>
-            </w:pPr>
-            <w:r xmlns:w="http://schemas.openxmlformats.org/wordprocessingml/2006/main" xmlns:wp="http://schemas.openxmlformats.org/drawingml/2006/wordprocessingDrawing" xmlns:r="http://schemas.openxmlformats.org/officeDocument/2006/relationships" xmlns:w14="http://schemas.microsoft.com/office/word/2010/wordml">
-              <w:rPr>
-                <w:rFonts w:ascii="Arial" w:hAnsi="Arial" w:eastAsia="Arial" w:cs="Arial"/>
-                <w:i w:val="false"/>
-                <w:b w:val="false"/>
-                <w:u w:val="none"/>
-                <w:strike w:val="false"/>
-                <w:sz w:val="22"/>
-                <w:szCs w:val="22"/>
-                <w:color w:val="000000"/>
-              </w:rPr>
-              <w:t xml:space="preserve">major</w:t>
-            </w:r>
-          </w:p>
-        </w:tc>
-        <w:tc>
-          <w:tcPr>
-            <w:tcBorders>
-              <w:bottom w:val="none" w:sz="0" w:space="0" w:color="000000"/>
-              <w:top w:val="single" w:sz="12" w:space="0" w:color="666666"/>
-              <w:left w:val="none" w:sz="0" w:space="0" w:color="000000"/>
-              <w:right w:val="none" w:sz="0" w:space="0" w:color="000000"/>
-            </w:tcBorders>
-            <w:shd w:val="clear" w:color="auto" w:fill="FFFFFF"/>
-            <w:tcMar>
-              <w:top w:w="0" w:type="dxa"/>
-              <w:bottom w:w="0" w:type="dxa"/>
-              <w:left w:w="0" w:type="dxa"/>
-              <w:right w:w="0" w:type="dxa"/>
-            </w:tcMar>
-            <w:vAlign w:val="center"/>
-          </w:tcPr>
-          <w:p>
-            <w:pPr>
-              <w:jc w:val="left"/>
-              <w:pBdr>
-                <w:bottom w:val="none" w:sz="0" w:space="0" w:color="000000"/>
-                <w:top w:val="none" w:sz="0" w:space="0" w:color="000000"/>
-                <w:left w:val="none" w:sz="0" w:space="0" w:color="000000"/>
-                <w:right w:val="none" w:sz="0" w:space="0" w:color="000000"/>
-              </w:pBdr>
-              <w:spacing w:after="100" w:before="100" w:line="240"/>
-              <w:ind w:left="100" w:right="100" w:firstLine="0" w:firstLineChars="0"/>
-              <w:rPr>
-                <w:rFonts w:ascii="Arial" w:hAnsi="Arial" w:eastAsia="Arial" w:cs="Arial"/>
-                <w:i w:val="false"/>
-                <w:b w:val="false"/>
-                <w:u w:val="none"/>
-                <w:strike w:val="false"/>
-                <w:sz w:val="22"/>
-                <w:szCs w:val="22"/>
-                <w:color w:val="000000"/>
-              </w:rPr>
-            </w:pPr>
-            <w:r xmlns:w="http://schemas.openxmlformats.org/wordprocessingml/2006/main" xmlns:wp="http://schemas.openxmlformats.org/drawingml/2006/wordprocessingDrawing" xmlns:r="http://schemas.openxmlformats.org/officeDocument/2006/relationships" xmlns:w14="http://schemas.microsoft.com/office/word/2010/wordml">
-              <w:rPr>
-                <w:rFonts w:ascii="Arial" w:hAnsi="Arial" w:eastAsia="Arial" w:cs="Arial"/>
-                <w:i w:val="false"/>
-                <w:b w:val="false"/>
-                <w:u w:val="none"/>
-                <w:strike w:val="false"/>
-                <w:sz w:val="22"/>
-                <w:szCs w:val="22"/>
-                <w:color w:val="000000"/>
-              </w:rPr>
-              <w:t xml:space="preserve">lden</w:t>
-            </w:r>
-          </w:p>
-        </w:tc>
-        <w:tc>
-          <w:tcPr>
-            <w:tcBorders>
-              <w:bottom w:val="none" w:sz="0" w:space="0" w:color="000000"/>
-              <w:top w:val="single" w:sz="12" w:space="0" w:color="666666"/>
-              <w:left w:val="none" w:sz="0" w:space="0" w:color="000000"/>
-              <w:right w:val="none" w:sz="0" w:space="0" w:color="000000"/>
-            </w:tcBorders>
-            <w:shd w:val="clear" w:color="auto" w:fill="FFFFFF"/>
-            <w:tcMar>
-              <w:top w:w="0" w:type="dxa"/>
-              <w:bottom w:w="0" w:type="dxa"/>
-              <w:left w:w="0" w:type="dxa"/>
-              <w:right w:w="0" w:type="dxa"/>
-            </w:tcMar>
-            <w:vAlign w:val="center"/>
-          </w:tcPr>
-          <w:p>
-            <w:pPr>
-              <w:jc w:val="right"/>
-              <w:pBdr>
-                <w:bottom w:val="none" w:sz="0" w:space="0" w:color="000000"/>
-                <w:top w:val="none" w:sz="0" w:space="0" w:color="000000"/>
-                <w:left w:val="none" w:sz="0" w:space="0" w:color="000000"/>
-                <w:right w:val="none" w:sz="0" w:space="0" w:color="000000"/>
-              </w:pBdr>
-              <w:spacing w:after="100" w:before="100" w:line="240"/>
-              <w:ind w:left="100" w:right="100" w:firstLine="0" w:firstLineChars="0"/>
-              <w:rPr>
-                <w:rFonts w:ascii="Arial" w:hAnsi="Arial" w:eastAsia="Arial" w:cs="Arial"/>
-                <w:i w:val="false"/>
-                <w:b w:val="false"/>
-                <w:u w:val="none"/>
-                <w:strike w:val="false"/>
-                <w:sz w:val="22"/>
-                <w:szCs w:val="22"/>
-                <w:color w:val="000000"/>
-              </w:rPr>
-            </w:pPr>
-            <w:r xmlns:w="http://schemas.openxmlformats.org/wordprocessingml/2006/main" xmlns:wp="http://schemas.openxmlformats.org/drawingml/2006/wordprocessingDrawing" xmlns:r="http://schemas.openxmlformats.org/officeDocument/2006/relationships" xmlns:w14="http://schemas.microsoft.com/office/word/2010/wordml">
-              <w:rPr>
-                <w:rFonts w:ascii="Arial" w:hAnsi="Arial" w:eastAsia="Arial" w:cs="Arial"/>
-                <w:i w:val="false"/>
-                <w:b w:val="false"/>
-                <w:u w:val="none"/>
-                <w:strike w:val="false"/>
-                <w:sz w:val="22"/>
-                <w:szCs w:val="22"/>
-                <w:color w:val="000000"/>
-              </w:rPr>
-              <w:t xml:space="preserve">0</w:t>
-            </w:r>
-          </w:p>
-        </w:tc>
-        <w:tc>
-          <w:tcPr>
-            <w:tcBorders>
-              <w:bottom w:val="none" w:sz="0" w:space="0" w:color="000000"/>
-              <w:top w:val="single" w:sz="12" w:space="0" w:color="666666"/>
-              <w:left w:val="none" w:sz="0" w:space="0" w:color="000000"/>
-              <w:right w:val="none" w:sz="0" w:space="0" w:color="000000"/>
-            </w:tcBorders>
-            <w:shd w:val="clear" w:color="auto" w:fill="FFFFFF"/>
-            <w:tcMar>
-              <w:top w:w="0" w:type="dxa"/>
-              <w:bottom w:w="0" w:type="dxa"/>
-              <w:left w:w="0" w:type="dxa"/>
-              <w:right w:w="0" w:type="dxa"/>
-            </w:tcMar>
-            <w:vAlign w:val="center"/>
-          </w:tcPr>
-          <w:p>
-            <w:pPr>
-              <w:jc w:val="right"/>
-              <w:pBdr>
-                <w:bottom w:val="none" w:sz="0" w:space="0" w:color="000000"/>
-                <w:top w:val="none" w:sz="0" w:space="0" w:color="000000"/>
-                <w:left w:val="none" w:sz="0" w:space="0" w:color="000000"/>
-                <w:right w:val="none" w:sz="0" w:space="0" w:color="000000"/>
-              </w:pBdr>
-              <w:spacing w:after="100" w:before="100" w:line="240"/>
-              <w:ind w:left="100" w:right="100" w:firstLine="0" w:firstLineChars="0"/>
-              <w:rPr>
-                <w:rFonts w:ascii="Arial" w:hAnsi="Arial" w:eastAsia="Arial" w:cs="Arial"/>
-                <w:i w:val="false"/>
-                <w:b w:val="false"/>
-                <w:u w:val="none"/>
-                <w:strike w:val="false"/>
-                <w:sz w:val="22"/>
-                <w:szCs w:val="22"/>
-                <w:color w:val="000000"/>
-              </w:rPr>
-            </w:pPr>
-            <w:r xmlns:w="http://schemas.openxmlformats.org/wordprocessingml/2006/main" xmlns:wp="http://schemas.openxmlformats.org/drawingml/2006/wordprocessingDrawing" xmlns:r="http://schemas.openxmlformats.org/officeDocument/2006/relationships" xmlns:w14="http://schemas.microsoft.com/office/word/2010/wordml">
-              <w:rPr>
-                <w:rFonts w:ascii="Arial" w:hAnsi="Arial" w:eastAsia="Arial" w:cs="Arial"/>
-                <w:i w:val="false"/>
-                <w:b w:val="false"/>
-                <w:u w:val="none"/>
-                <w:strike w:val="false"/>
-                <w:sz w:val="22"/>
-                <w:szCs w:val="22"/>
-                <w:color w:val="000000"/>
-              </w:rPr>
-              <w:t xml:space="preserve">5</w:t>
-            </w:r>
-          </w:p>
-        </w:tc>
-      </w:tr>
-      <w:tr>
-        <w:trPr>
-          <w:trHeight w:val="614" w:hRule="auto"/>
-        </w:trPr>
-        body2
-        <w:tc>
-          <w:tcPr>
-            <w:tcBorders>
-              <w:bottom w:val="none" w:sz="0" w:space="0" w:color="000000"/>
-              <w:top w:val="none" w:sz="0" w:space="0" w:color="000000"/>
-              <w:left w:val="none" w:sz="0" w:space="0" w:color="000000"/>
-              <w:right w:val="none" w:sz="0" w:space="0" w:color="000000"/>
-            </w:tcBorders>
-            <w:shd w:val="clear" w:color="auto" w:fill="FFFFFF"/>
-            <w:tcMar>
-              <w:top w:w="0" w:type="dxa"/>
-              <w:bottom w:w="0" w:type="dxa"/>
-              <w:left w:w="0" w:type="dxa"/>
-              <w:right w:w="0" w:type="dxa"/>
-            </w:tcMar>
-            <w:vAlign w:val="center"/>
-          </w:tcPr>
-          <w:p>
-            <w:pPr>
-              <w:jc w:val="left"/>
-              <w:pBdr>
-                <w:bottom w:val="none" w:sz="0" w:space="0" w:color="000000"/>
-                <w:top w:val="none" w:sz="0" w:space="0" w:color="000000"/>
-                <w:left w:val="none" w:sz="0" w:space="0" w:color="000000"/>
-                <w:right w:val="none" w:sz="0" w:space="0" w:color="000000"/>
-              </w:pBdr>
-              <w:spacing w:after="100" w:before="100" w:line="240"/>
-              <w:ind w:left="100" w:right="100" w:firstLine="0" w:firstLineChars="0"/>
-              <w:rPr>
-                <w:rFonts w:ascii="Arial" w:hAnsi="Arial" w:eastAsia="Arial" w:cs="Arial"/>
-                <w:i w:val="false"/>
-                <w:b w:val="false"/>
-                <w:u w:val="none"/>
-                <w:strike w:val="false"/>
-                <w:sz w:val="22"/>
-                <w:szCs w:val="22"/>
-                <w:color w:val="000000"/>
-              </w:rPr>
-            </w:pPr>
-            <w:r xmlns:w="http://schemas.openxmlformats.org/wordprocessingml/2006/main" xmlns:wp="http://schemas.openxmlformats.org/drawingml/2006/wordprocessingDrawing" xmlns:r="http://schemas.openxmlformats.org/officeDocument/2006/relationships" xmlns:w14="http://schemas.microsoft.com/office/word/2010/wordml">
-              <w:rPr>
-                <w:rFonts w:ascii="Arial" w:hAnsi="Arial" w:eastAsia="Arial" w:cs="Arial"/>
-                <w:i w:val="false"/>
-                <w:b w:val="false"/>
-                <w:u w:val="none"/>
-                <w:strike w:val="false"/>
-                <w:sz w:val="22"/>
-                <w:szCs w:val="22"/>
-                <w:color w:val="000000"/>
-              </w:rPr>
-              <w:t xml:space="preserve">Badbergen</w:t>
-            </w:r>
-          </w:p>
-        </w:tc>
-        <w:tc>
-          <w:tcPr>
-            <w:tcBorders>
-              <w:bottom w:val="none" w:sz="0" w:space="0" w:color="000000"/>
-              <w:top w:val="none" w:sz="0" w:space="0" w:color="000000"/>
-              <w:left w:val="none" w:sz="0" w:space="0" w:color="000000"/>
-              <w:right w:val="none" w:sz="0" w:space="0" w:color="000000"/>
-            </w:tcBorders>
-            <w:shd w:val="clear" w:color="auto" w:fill="FFFFFF"/>
-            <w:tcMar>
-              <w:top w:w="0" w:type="dxa"/>
-              <w:bottom w:w="0" w:type="dxa"/>
-              <w:left w:w="0" w:type="dxa"/>
-              <w:right w:w="0" w:type="dxa"/>
-            </w:tcMar>
-            <w:vAlign w:val="center"/>
-          </w:tcPr>
-          <w:p>
-            <w:pPr>
-              <w:jc w:val="left"/>
-              <w:pBdr>
-                <w:bottom w:val="none" w:sz="0" w:space="0" w:color="000000"/>
-                <w:top w:val="none" w:sz="0" w:space="0" w:color="000000"/>
-                <w:left w:val="none" w:sz="0" w:space="0" w:color="000000"/>
-                <w:right w:val="none" w:sz="0" w:space="0" w:color="000000"/>
-              </w:pBdr>
-              <w:spacing w:after="100" w:before="100" w:line="240"/>
-              <w:ind w:left="100" w:right="100" w:firstLine="0" w:firstLineChars="0"/>
-              <w:rPr>
-                <w:rFonts w:ascii="Arial" w:hAnsi="Arial" w:eastAsia="Arial" w:cs="Arial"/>
-                <w:i w:val="false"/>
-                <w:b w:val="false"/>
-                <w:u w:val="none"/>
-                <w:strike w:val="false"/>
-                <w:sz w:val="22"/>
-                <w:szCs w:val="22"/>
-                <w:color w:val="000000"/>
-              </w:rPr>
-            </w:pPr>
-            <w:r xmlns:w="http://schemas.openxmlformats.org/wordprocessingml/2006/main" xmlns:wp="http://schemas.openxmlformats.org/drawingml/2006/wordprocessingDrawing" xmlns:r="http://schemas.openxmlformats.org/officeDocument/2006/relationships" xmlns:w14="http://schemas.microsoft.com/office/word/2010/wordml">
-              <w:rPr>
-                <w:rFonts w:ascii="Arial" w:hAnsi="Arial" w:eastAsia="Arial" w:cs="Arial"/>
-                <w:i w:val="false"/>
-                <w:b w:val="false"/>
-                <w:u w:val="none"/>
-                <w:strike w:val="false"/>
-                <w:sz w:val="22"/>
-                <w:szCs w:val="22"/>
-                <w:color w:val="000000"/>
-              </w:rPr>
-              <w:t xml:space="preserve">Straße</w:t>
-            </w:r>
-          </w:p>
-        </w:tc>
-        <w:tc>
-          <w:tcPr>
-            <w:tcBorders>
-              <w:bottom w:val="none" w:sz="0" w:space="0" w:color="000000"/>
-              <w:top w:val="none" w:sz="0" w:space="0" w:color="000000"/>
-              <w:left w:val="none" w:sz="0" w:space="0" w:color="000000"/>
-              <w:right w:val="none" w:sz="0" w:space="0" w:color="000000"/>
-            </w:tcBorders>
-            <w:shd w:val="clear" w:color="auto" w:fill="FFFFFF"/>
-            <w:tcMar>
-              <w:top w:w="0" w:type="dxa"/>
-              <w:bottom w:w="0" w:type="dxa"/>
-              <w:left w:w="0" w:type="dxa"/>
-              <w:right w:w="0" w:type="dxa"/>
-            </w:tcMar>
-            <w:vAlign w:val="center"/>
-          </w:tcPr>
-          <w:p>
-            <w:pPr>
-              <w:jc w:val="left"/>
-              <w:pBdr>
-                <w:bottom w:val="none" w:sz="0" w:space="0" w:color="000000"/>
-                <w:top w:val="none" w:sz="0" w:space="0" w:color="000000"/>
-                <w:left w:val="none" w:sz="0" w:space="0" w:color="000000"/>
-                <w:right w:val="none" w:sz="0" w:space="0" w:color="000000"/>
-              </w:pBdr>
-              <w:spacing w:after="100" w:before="100" w:line="240"/>
-              <w:ind w:left="100" w:right="100" w:firstLine="0" w:firstLineChars="0"/>
-              <w:rPr>
-                <w:rFonts w:ascii="Arial" w:hAnsi="Arial" w:eastAsia="Arial" w:cs="Arial"/>
-                <w:i w:val="false"/>
-                <w:b w:val="false"/>
-                <w:u w:val="none"/>
-                <w:strike w:val="false"/>
-                <w:sz w:val="22"/>
-                <w:szCs w:val="22"/>
-                <w:color w:val="000000"/>
-              </w:rPr>
-            </w:pPr>
-            <w:r xmlns:w="http://schemas.openxmlformats.org/wordprocessingml/2006/main" xmlns:wp="http://schemas.openxmlformats.org/drawingml/2006/wordprocessingDrawing" xmlns:r="http://schemas.openxmlformats.org/officeDocument/2006/relationships" xmlns:w14="http://schemas.microsoft.com/office/word/2010/wordml">
-              <w:rPr>
-                <w:rFonts w:ascii="Arial" w:hAnsi="Arial" w:eastAsia="Arial" w:cs="Arial"/>
-                <w:i w:val="false"/>
-                <w:b w:val="false"/>
-                <w:u w:val="none"/>
-                <w:strike w:val="false"/>
-                <w:sz w:val="22"/>
-                <w:szCs w:val="22"/>
-                <w:color w:val="000000"/>
-              </w:rPr>
-              <w:t xml:space="preserve">major</w:t>
-            </w:r>
-          </w:p>
-        </w:tc>
-        <w:tc>
-          <w:tcPr>
-            <w:tcBorders>
-              <w:bottom w:val="none" w:sz="0" w:space="0" w:color="000000"/>
-              <w:top w:val="none" w:sz="0" w:space="0" w:color="000000"/>
-              <w:left w:val="none" w:sz="0" w:space="0" w:color="000000"/>
-              <w:right w:val="none" w:sz="0" w:space="0" w:color="000000"/>
-            </w:tcBorders>
-            <w:shd w:val="clear" w:color="auto" w:fill="FFFFFF"/>
-            <w:tcMar>
-              <w:top w:w="0" w:type="dxa"/>
-              <w:bottom w:w="0" w:type="dxa"/>
-              <w:left w:w="0" w:type="dxa"/>
-              <w:right w:w="0" w:type="dxa"/>
-            </w:tcMar>
-            <w:vAlign w:val="center"/>
-          </w:tcPr>
-          <w:p>
-            <w:pPr>
-              <w:jc w:val="left"/>
-              <w:pBdr>
-                <w:bottom w:val="none" w:sz="0" w:space="0" w:color="000000"/>
-                <w:top w:val="none" w:sz="0" w:space="0" w:color="000000"/>
-                <w:left w:val="none" w:sz="0" w:space="0" w:color="000000"/>
-                <w:right w:val="none" w:sz="0" w:space="0" w:color="000000"/>
-              </w:pBdr>
-              <w:spacing w:after="100" w:before="100" w:line="240"/>
-              <w:ind w:left="100" w:right="100" w:firstLine="0" w:firstLineChars="0"/>
-              <w:rPr>
-                <w:rFonts w:ascii="Arial" w:hAnsi="Arial" w:eastAsia="Arial" w:cs="Arial"/>
-                <w:i w:val="false"/>
-                <w:b w:val="false"/>
-                <w:u w:val="none"/>
-                <w:strike w:val="false"/>
-                <w:sz w:val="22"/>
-                <w:szCs w:val="22"/>
-                <w:color w:val="000000"/>
-              </w:rPr>
-            </w:pPr>
-            <w:r xmlns:w="http://schemas.openxmlformats.org/wordprocessingml/2006/main" xmlns:wp="http://schemas.openxmlformats.org/drawingml/2006/wordprocessingDrawing" xmlns:r="http://schemas.openxmlformats.org/officeDocument/2006/relationships" xmlns:w14="http://schemas.microsoft.com/office/word/2010/wordml">
-              <w:rPr>
-                <w:rFonts w:ascii="Arial" w:hAnsi="Arial" w:eastAsia="Arial" w:cs="Arial"/>
-                <w:i w:val="false"/>
-                <w:b w:val="false"/>
-                <w:u w:val="none"/>
-                <w:strike w:val="false"/>
-                <w:sz w:val="22"/>
-                <w:szCs w:val="22"/>
-                <w:color w:val="000000"/>
-              </w:rPr>
-              <w:t xml:space="preserve">lnight</w:t>
-            </w:r>
-          </w:p>
-        </w:tc>
-        <w:tc>
-          <w:tcPr>
-            <w:tcBorders>
-              <w:bottom w:val="none" w:sz="0" w:space="0" w:color="000000"/>
-              <w:top w:val="none" w:sz="0" w:space="0" w:color="000000"/>
-              <w:left w:val="none" w:sz="0" w:space="0" w:color="000000"/>
-              <w:right w:val="none" w:sz="0" w:space="0" w:color="000000"/>
-            </w:tcBorders>
-            <w:shd w:val="clear" w:color="auto" w:fill="FFFFFF"/>
-            <w:tcMar>
-              <w:top w:w="0" w:type="dxa"/>
-              <w:bottom w:w="0" w:type="dxa"/>
-              <w:left w:w="0" w:type="dxa"/>
-              <w:right w:w="0" w:type="dxa"/>
-            </w:tcMar>
-            <w:vAlign w:val="center"/>
-          </w:tcPr>
-          <w:p>
-            <w:pPr>
-              <w:jc w:val="right"/>
-              <w:pBdr>
-                <w:bottom w:val="none" w:sz="0" w:space="0" w:color="000000"/>
-                <w:top w:val="none" w:sz="0" w:space="0" w:color="000000"/>
-                <w:left w:val="none" w:sz="0" w:space="0" w:color="000000"/>
-                <w:right w:val="none" w:sz="0" w:space="0" w:color="000000"/>
-              </w:pBdr>
-              <w:spacing w:after="100" w:before="100" w:line="240"/>
-              <w:ind w:left="100" w:right="100" w:firstLine="0" w:firstLineChars="0"/>
-              <w:rPr>
-                <w:rFonts w:ascii="Arial" w:hAnsi="Arial" w:eastAsia="Arial" w:cs="Arial"/>
-                <w:i w:val="false"/>
-                <w:b w:val="false"/>
-                <w:u w:val="none"/>
-                <w:strike w:val="false"/>
-                <w:sz w:val="22"/>
-                <w:szCs w:val="22"/>
-                <w:color w:val="000000"/>
-              </w:rPr>
-            </w:pPr>
-            <w:r xmlns:w="http://schemas.openxmlformats.org/wordprocessingml/2006/main" xmlns:wp="http://schemas.openxmlformats.org/drawingml/2006/wordprocessingDrawing" xmlns:r="http://schemas.openxmlformats.org/officeDocument/2006/relationships" xmlns:w14="http://schemas.microsoft.com/office/word/2010/wordml">
-              <w:rPr>
-                <w:rFonts w:ascii="Arial" w:hAnsi="Arial" w:eastAsia="Arial" w:cs="Arial"/>
-                <w:i w:val="false"/>
-                <w:b w:val="false"/>
-                <w:u w:val="none"/>
-                <w:strike w:val="false"/>
-                <w:sz w:val="22"/>
-                <w:szCs w:val="22"/>
-                <w:color w:val="000000"/>
-              </w:rPr>
-              <w:t xml:space="preserve">0</w:t>
-            </w:r>
-          </w:p>
-        </w:tc>
-        <w:tc>
-          <w:tcPr>
-            <w:tcBorders>
-              <w:bottom w:val="none" w:sz="0" w:space="0" w:color="000000"/>
-              <w:top w:val="none" w:sz="0" w:space="0" w:color="000000"/>
-              <w:left w:val="none" w:sz="0" w:space="0" w:color="000000"/>
-              <w:right w:val="none" w:sz="0" w:space="0" w:color="000000"/>
-            </w:tcBorders>
-            <w:shd w:val="clear" w:color="auto" w:fill="FFFFFF"/>
-            <w:tcMar>
-              <w:top w:w="0" w:type="dxa"/>
-              <w:bottom w:w="0" w:type="dxa"/>
-              <w:left w:w="0" w:type="dxa"/>
-              <w:right w:w="0" w:type="dxa"/>
-            </w:tcMar>
-            <w:vAlign w:val="center"/>
-          </w:tcPr>
-          <w:p>
-            <w:pPr>
-              <w:jc w:val="right"/>
-              <w:pBdr>
-                <w:bottom w:val="none" w:sz="0" w:space="0" w:color="000000"/>
-                <w:top w:val="none" w:sz="0" w:space="0" w:color="000000"/>
-                <w:left w:val="none" w:sz="0" w:space="0" w:color="000000"/>
-                <w:right w:val="none" w:sz="0" w:space="0" w:color="000000"/>
-              </w:pBdr>
-              <w:spacing w:after="100" w:before="100" w:line="240"/>
-              <w:ind w:left="100" w:right="100" w:firstLine="0" w:firstLineChars="0"/>
-              <w:rPr>
-                <w:rFonts w:ascii="Arial" w:hAnsi="Arial" w:eastAsia="Arial" w:cs="Arial"/>
-                <w:i w:val="false"/>
-                <w:b w:val="false"/>
-                <w:u w:val="none"/>
-                <w:strike w:val="false"/>
-                <w:sz w:val="22"/>
-                <w:szCs w:val="22"/>
-                <w:color w:val="000000"/>
-              </w:rPr>
-            </w:pPr>
-            <w:r xmlns:w="http://schemas.openxmlformats.org/wordprocessingml/2006/main" xmlns:wp="http://schemas.openxmlformats.org/drawingml/2006/wordprocessingDrawing" xmlns:r="http://schemas.openxmlformats.org/officeDocument/2006/relationships" xmlns:w14="http://schemas.microsoft.com/office/word/2010/wordml">
-              <w:rPr>
-                <w:rFonts w:ascii="Arial" w:hAnsi="Arial" w:eastAsia="Arial" w:cs="Arial"/>
-                <w:i w:val="false"/>
-                <w:b w:val="false"/>
-                <w:u w:val="none"/>
-                <w:strike w:val="false"/>
-                <w:sz w:val="22"/>
-                <w:szCs w:val="22"/>
-                <w:color w:val="000000"/>
-              </w:rPr>
-              <w:t xml:space="preserve">5</w:t>
-            </w:r>
-          </w:p>
-        </w:tc>
-      </w:tr>
-      <w:tr>
-        <w:trPr>
-          <w:trHeight w:val="615" w:hRule="auto"/>
-        </w:trPr>
-        body3
-        <w:tc>
-          <w:tcPr>
-            <w:tcBorders>
-              <w:bottom w:val="none" w:sz="0" w:space="0" w:color="000000"/>
-              <w:top w:val="none" w:sz="0" w:space="0" w:color="000000"/>
-              <w:left w:val="none" w:sz="0" w:space="0" w:color="000000"/>
-              <w:right w:val="none" w:sz="0" w:space="0" w:color="000000"/>
-            </w:tcBorders>
-            <w:shd w:val="clear" w:color="auto" w:fill="FFFFFF"/>
-            <w:tcMar>
-              <w:top w:w="0" w:type="dxa"/>
-              <w:bottom w:w="0" w:type="dxa"/>
-              <w:left w:w="0" w:type="dxa"/>
-              <w:right w:w="0" w:type="dxa"/>
-            </w:tcMar>
-            <w:vAlign w:val="center"/>
-          </w:tcPr>
-          <w:p>
-            <w:pPr>
-              <w:jc w:val="left"/>
-              <w:pBdr>
-                <w:bottom w:val="none" w:sz="0" w:space="0" w:color="000000"/>
-                <w:top w:val="none" w:sz="0" w:space="0" w:color="000000"/>
-                <w:left w:val="none" w:sz="0" w:space="0" w:color="000000"/>
-                <w:right w:val="none" w:sz="0" w:space="0" w:color="000000"/>
-              </w:pBdr>
-              <w:spacing w:after="100" w:before="100" w:line="240"/>
-              <w:ind w:left="100" w:right="100" w:firstLine="0" w:firstLineChars="0"/>
-              <w:rPr>
-                <w:rFonts w:ascii="Arial" w:hAnsi="Arial" w:eastAsia="Arial" w:cs="Arial"/>
-                <w:i w:val="false"/>
-                <w:b w:val="false"/>
-                <w:u w:val="none"/>
-                <w:strike w:val="false"/>
-                <w:sz w:val="22"/>
-                <w:szCs w:val="22"/>
-                <w:color w:val="000000"/>
-              </w:rPr>
-            </w:pPr>
-            <w:r xmlns:w="http://schemas.openxmlformats.org/wordprocessingml/2006/main" xmlns:wp="http://schemas.openxmlformats.org/drawingml/2006/wordprocessingDrawing" xmlns:r="http://schemas.openxmlformats.org/officeDocument/2006/relationships" xmlns:w14="http://schemas.microsoft.com/office/word/2010/wordml">
-              <w:rPr>
-                <w:rFonts w:ascii="Arial" w:hAnsi="Arial" w:eastAsia="Arial" w:cs="Arial"/>
-                <w:i w:val="false"/>
-                <w:b w:val="false"/>
-                <w:u w:val="none"/>
-                <w:strike w:val="false"/>
-                <w:sz w:val="22"/>
-                <w:szCs w:val="22"/>
-                <w:color w:val="000000"/>
-              </w:rPr>
-              <w:t xml:space="preserve">Biebergemünd</w:t>
-            </w:r>
-          </w:p>
-        </w:tc>
-        <w:tc>
-          <w:tcPr>
-            <w:tcBorders>
-              <w:bottom w:val="none" w:sz="0" w:space="0" w:color="000000"/>
-              <w:top w:val="none" w:sz="0" w:space="0" w:color="000000"/>
-              <w:left w:val="none" w:sz="0" w:space="0" w:color="000000"/>
-              <w:right w:val="none" w:sz="0" w:space="0" w:color="000000"/>
-            </w:tcBorders>
-            <w:shd w:val="clear" w:color="auto" w:fill="FFFFFF"/>
-            <w:tcMar>
-              <w:top w:w="0" w:type="dxa"/>
-              <w:bottom w:w="0" w:type="dxa"/>
-              <w:left w:w="0" w:type="dxa"/>
-              <w:right w:w="0" w:type="dxa"/>
-            </w:tcMar>
-            <w:vAlign w:val="center"/>
-          </w:tcPr>
-          <w:p>
-            <w:pPr>
-              <w:jc w:val="left"/>
-              <w:pBdr>
-                <w:bottom w:val="none" w:sz="0" w:space="0" w:color="000000"/>
-                <w:top w:val="none" w:sz="0" w:space="0" w:color="000000"/>
-                <w:left w:val="none" w:sz="0" w:space="0" w:color="000000"/>
-                <w:right w:val="none" w:sz="0" w:space="0" w:color="000000"/>
-              </w:pBdr>
-              <w:spacing w:after="100" w:before="100" w:line="240"/>
-              <w:ind w:left="100" w:right="100" w:firstLine="0" w:firstLineChars="0"/>
-              <w:rPr>
-                <w:rFonts w:ascii="Arial" w:hAnsi="Arial" w:eastAsia="Arial" w:cs="Arial"/>
-                <w:i w:val="false"/>
-                <w:b w:val="false"/>
-                <w:u w:val="none"/>
-                <w:strike w:val="false"/>
-                <w:sz w:val="22"/>
-                <w:szCs w:val="22"/>
-                <w:color w:val="000000"/>
-              </w:rPr>
-            </w:pPr>
-            <w:r xmlns:w="http://schemas.openxmlformats.org/wordprocessingml/2006/main" xmlns:wp="http://schemas.openxmlformats.org/drawingml/2006/wordprocessingDrawing" xmlns:r="http://schemas.openxmlformats.org/officeDocument/2006/relationships" xmlns:w14="http://schemas.microsoft.com/office/word/2010/wordml">
-              <w:rPr>
-                <w:rFonts w:ascii="Arial" w:hAnsi="Arial" w:eastAsia="Arial" w:cs="Arial"/>
-                <w:i w:val="false"/>
-                <w:b w:val="false"/>
-                <w:u w:val="none"/>
-                <w:strike w:val="false"/>
-                <w:sz w:val="22"/>
-                <w:szCs w:val="22"/>
-                <w:color w:val="000000"/>
-              </w:rPr>
-              <w:t xml:space="preserve">Straße</w:t>
-            </w:r>
-          </w:p>
-        </w:tc>
-        <w:tc>
-          <w:tcPr>
-            <w:tcBorders>
-              <w:bottom w:val="none" w:sz="0" w:space="0" w:color="000000"/>
-              <w:top w:val="none" w:sz="0" w:space="0" w:color="000000"/>
-              <w:left w:val="none" w:sz="0" w:space="0" w:color="000000"/>
-              <w:right w:val="none" w:sz="0" w:space="0" w:color="000000"/>
-            </w:tcBorders>
-            <w:shd w:val="clear" w:color="auto" w:fill="FFFFFF"/>
-            <w:tcMar>
-              <w:top w:w="0" w:type="dxa"/>
-              <w:bottom w:w="0" w:type="dxa"/>
-              <w:left w:w="0" w:type="dxa"/>
-              <w:right w:w="0" w:type="dxa"/>
-            </w:tcMar>
-            <w:vAlign w:val="center"/>
-          </w:tcPr>
-          <w:p>
-            <w:pPr>
-              <w:jc w:val="left"/>
-              <w:pBdr>
-                <w:bottom w:val="none" w:sz="0" w:space="0" w:color="000000"/>
-                <w:top w:val="none" w:sz="0" w:space="0" w:color="000000"/>
-                <w:left w:val="none" w:sz="0" w:space="0" w:color="000000"/>
-                <w:right w:val="none" w:sz="0" w:space="0" w:color="000000"/>
-              </w:pBdr>
-              <w:spacing w:after="100" w:before="100" w:line="240"/>
-              <w:ind w:left="100" w:right="100" w:firstLine="0" w:firstLineChars="0"/>
-              <w:rPr>
-                <w:rFonts w:ascii="Arial" w:hAnsi="Arial" w:eastAsia="Arial" w:cs="Arial"/>
-                <w:i w:val="false"/>
-                <w:b w:val="false"/>
-                <w:u w:val="none"/>
-                <w:strike w:val="false"/>
-                <w:sz w:val="22"/>
-                <w:szCs w:val="22"/>
-                <w:color w:val="000000"/>
-              </w:rPr>
-            </w:pPr>
-            <w:r xmlns:w="http://schemas.openxmlformats.org/wordprocessingml/2006/main" xmlns:wp="http://schemas.openxmlformats.org/drawingml/2006/wordprocessingDrawing" xmlns:r="http://schemas.openxmlformats.org/officeDocument/2006/relationships" xmlns:w14="http://schemas.microsoft.com/office/word/2010/wordml">
-              <w:rPr>
-                <w:rFonts w:ascii="Arial" w:hAnsi="Arial" w:eastAsia="Arial" w:cs="Arial"/>
-                <w:i w:val="false"/>
-                <w:b w:val="false"/>
-                <w:u w:val="none"/>
-                <w:strike w:val="false"/>
-                <w:sz w:val="22"/>
-                <w:szCs w:val="22"/>
-                <w:color w:val="000000"/>
-              </w:rPr>
-              <w:t xml:space="preserve">major</w:t>
-            </w:r>
-          </w:p>
-        </w:tc>
-        <w:tc>
-          <w:tcPr>
-            <w:tcBorders>
-              <w:bottom w:val="none" w:sz="0" w:space="0" w:color="000000"/>
-              <w:top w:val="none" w:sz="0" w:space="0" w:color="000000"/>
-              <w:left w:val="none" w:sz="0" w:space="0" w:color="000000"/>
-              <w:right w:val="none" w:sz="0" w:space="0" w:color="000000"/>
-            </w:tcBorders>
-            <w:shd w:val="clear" w:color="auto" w:fill="FFFFFF"/>
-            <w:tcMar>
-              <w:top w:w="0" w:type="dxa"/>
-              <w:bottom w:w="0" w:type="dxa"/>
-              <w:left w:w="0" w:type="dxa"/>
-              <w:right w:w="0" w:type="dxa"/>
-            </w:tcMar>
-            <w:vAlign w:val="center"/>
-          </w:tcPr>
-          <w:p>
-            <w:pPr>
-              <w:jc w:val="left"/>
-              <w:pBdr>
-                <w:bottom w:val="none" w:sz="0" w:space="0" w:color="000000"/>
-                <w:top w:val="none" w:sz="0" w:space="0" w:color="000000"/>
-                <w:left w:val="none" w:sz="0" w:space="0" w:color="000000"/>
-                <w:right w:val="none" w:sz="0" w:space="0" w:color="000000"/>
-              </w:pBdr>
-              <w:spacing w:after="100" w:before="100" w:line="240"/>
-              <w:ind w:left="100" w:right="100" w:firstLine="0" w:firstLineChars="0"/>
-              <w:rPr>
-                <w:rFonts w:ascii="Arial" w:hAnsi="Arial" w:eastAsia="Arial" w:cs="Arial"/>
-                <w:i w:val="false"/>
-                <w:b w:val="false"/>
-                <w:u w:val="none"/>
-                <w:strike w:val="false"/>
-                <w:sz w:val="22"/>
-                <w:szCs w:val="22"/>
-                <w:color w:val="000000"/>
-              </w:rPr>
-            </w:pPr>
-            <w:r xmlns:w="http://schemas.openxmlformats.org/wordprocessingml/2006/main" xmlns:wp="http://schemas.openxmlformats.org/drawingml/2006/wordprocessingDrawing" xmlns:r="http://schemas.openxmlformats.org/officeDocument/2006/relationships" xmlns:w14="http://schemas.microsoft.com/office/word/2010/wordml">
-              <w:rPr>
-                <w:rFonts w:ascii="Arial" w:hAnsi="Arial" w:eastAsia="Arial" w:cs="Arial"/>
-                <w:i w:val="false"/>
-                <w:b w:val="false"/>
-                <w:u w:val="none"/>
-                <w:strike w:val="false"/>
-                <w:sz w:val="22"/>
-                <w:szCs w:val="22"/>
-                <w:color w:val="000000"/>
-              </w:rPr>
-              <w:t xml:space="preserve">lnight</w:t>
-            </w:r>
-          </w:p>
-        </w:tc>
-        <w:tc>
-          <w:tcPr>
-            <w:tcBorders>
-              <w:bottom w:val="none" w:sz="0" w:space="0" w:color="000000"/>
-              <w:top w:val="none" w:sz="0" w:space="0" w:color="000000"/>
-              <w:left w:val="none" w:sz="0" w:space="0" w:color="000000"/>
-              <w:right w:val="none" w:sz="0" w:space="0" w:color="000000"/>
-            </w:tcBorders>
-            <w:shd w:val="clear" w:color="auto" w:fill="FFFFFF"/>
-            <w:tcMar>
-              <w:top w:w="0" w:type="dxa"/>
-              <w:bottom w:w="0" w:type="dxa"/>
-              <w:left w:w="0" w:type="dxa"/>
-              <w:right w:w="0" w:type="dxa"/>
-            </w:tcMar>
-            <w:vAlign w:val="center"/>
-          </w:tcPr>
-          <w:p>
-            <w:pPr>
-              <w:jc w:val="right"/>
-              <w:pBdr>
-                <w:bottom w:val="none" w:sz="0" w:space="0" w:color="000000"/>
-                <w:top w:val="none" w:sz="0" w:space="0" w:color="000000"/>
-                <w:left w:val="none" w:sz="0" w:space="0" w:color="000000"/>
-                <w:right w:val="none" w:sz="0" w:space="0" w:color="000000"/>
-              </w:pBdr>
-              <w:spacing w:after="100" w:before="100" w:line="240"/>
-              <w:ind w:left="100" w:right="100" w:firstLine="0" w:firstLineChars="0"/>
-              <w:rPr>
-                <w:rFonts w:ascii="Arial" w:hAnsi="Arial" w:eastAsia="Arial" w:cs="Arial"/>
-                <w:i w:val="false"/>
-                <w:b w:val="false"/>
-                <w:u w:val="none"/>
-                <w:strike w:val="false"/>
-                <w:sz w:val="22"/>
-                <w:szCs w:val="22"/>
-                <w:color w:val="000000"/>
-              </w:rPr>
-            </w:pPr>
-            <w:r xmlns:w="http://schemas.openxmlformats.org/wordprocessingml/2006/main" xmlns:wp="http://schemas.openxmlformats.org/drawingml/2006/wordprocessingDrawing" xmlns:r="http://schemas.openxmlformats.org/officeDocument/2006/relationships" xmlns:w14="http://schemas.microsoft.com/office/word/2010/wordml">
-              <w:rPr>
-                <w:rFonts w:ascii="Arial" w:hAnsi="Arial" w:eastAsia="Arial" w:cs="Arial"/>
-                <w:i w:val="false"/>
-                <w:b w:val="false"/>
-                <w:u w:val="none"/>
-                <w:strike w:val="false"/>
-                <w:sz w:val="22"/>
-                <w:szCs w:val="22"/>
-                <w:color w:val="000000"/>
-              </w:rPr>
-              <w:t xml:space="preserve">1,007</w:t>
-            </w:r>
-          </w:p>
-        </w:tc>
-        <w:tc>
-          <w:tcPr>
-            <w:tcBorders>
-              <w:bottom w:val="none" w:sz="0" w:space="0" w:color="000000"/>
-              <w:top w:val="none" w:sz="0" w:space="0" w:color="000000"/>
-              <w:left w:val="none" w:sz="0" w:space="0" w:color="000000"/>
-              <w:right w:val="none" w:sz="0" w:space="0" w:color="000000"/>
-            </w:tcBorders>
-            <w:shd w:val="clear" w:color="auto" w:fill="FFFFFF"/>
-            <w:tcMar>
-              <w:top w:w="0" w:type="dxa"/>
-              <w:bottom w:w="0" w:type="dxa"/>
-              <w:left w:w="0" w:type="dxa"/>
-              <w:right w:w="0" w:type="dxa"/>
-            </w:tcMar>
-            <w:vAlign w:val="center"/>
-          </w:tcPr>
-          <w:p>
-            <w:pPr>
-              <w:jc w:val="right"/>
-              <w:pBdr>
-                <w:bottom w:val="none" w:sz="0" w:space="0" w:color="000000"/>
-                <w:top w:val="none" w:sz="0" w:space="0" w:color="000000"/>
-                <w:left w:val="none" w:sz="0" w:space="0" w:color="000000"/>
-                <w:right w:val="none" w:sz="0" w:space="0" w:color="000000"/>
-              </w:pBdr>
-              <w:spacing w:after="100" w:before="100" w:line="240"/>
-              <w:ind w:left="100" w:right="100" w:firstLine="0" w:firstLineChars="0"/>
-              <w:rPr>
-                <w:rFonts w:ascii="Arial" w:hAnsi="Arial" w:eastAsia="Arial" w:cs="Arial"/>
-                <w:i w:val="false"/>
-                <w:b w:val="false"/>
-                <w:u w:val="none"/>
-                <w:strike w:val="false"/>
-                <w:sz w:val="22"/>
-                <w:szCs w:val="22"/>
-                <w:color w:val="000000"/>
-              </w:rPr>
-            </w:pPr>
-            <w:r xmlns:w="http://schemas.openxmlformats.org/wordprocessingml/2006/main" xmlns:wp="http://schemas.openxmlformats.org/drawingml/2006/wordprocessingDrawing" xmlns:r="http://schemas.openxmlformats.org/officeDocument/2006/relationships" xmlns:w14="http://schemas.microsoft.com/office/word/2010/wordml">
-              <w:rPr>
-                <w:rFonts w:ascii="Arial" w:hAnsi="Arial" w:eastAsia="Arial" w:cs="Arial"/>
-                <w:i w:val="false"/>
-                <w:b w:val="false"/>
-                <w:u w:val="none"/>
-                <w:strike w:val="false"/>
-                <w:sz w:val="22"/>
-                <w:szCs w:val="22"/>
-                <w:color w:val="000000"/>
-              </w:rPr>
-              <w:t xml:space="preserve">5</w:t>
-            </w:r>
-          </w:p>
-        </w:tc>
-      </w:tr>
-      <w:tr>
-        <w:trPr>
-          <w:trHeight w:val="617" w:hRule="auto"/>
-        </w:trPr>
-        body4
-        <w:tc>
-          <w:tcPr>
-            <w:tcBorders>
-              <w:bottom w:val="none" w:sz="0" w:space="0" w:color="000000"/>
-              <w:top w:val="none" w:sz="0" w:space="0" w:color="000000"/>
-              <w:left w:val="none" w:sz="0" w:space="0" w:color="000000"/>
-              <w:right w:val="none" w:sz="0" w:space="0" w:color="000000"/>
-            </w:tcBorders>
-            <w:shd w:val="clear" w:color="auto" w:fill="FFFFFF"/>
-            <w:tcMar>
-              <w:top w:w="0" w:type="dxa"/>
-              <w:bottom w:w="0" w:type="dxa"/>
-              <w:left w:w="0" w:type="dxa"/>
-              <w:right w:w="0" w:type="dxa"/>
-            </w:tcMar>
-            <w:vAlign w:val="center"/>
-          </w:tcPr>
-          <w:p>
-            <w:pPr>
-              <w:jc w:val="left"/>
-              <w:pBdr>
-                <w:bottom w:val="none" w:sz="0" w:space="0" w:color="000000"/>
-                <w:top w:val="none" w:sz="0" w:space="0" w:color="000000"/>
-                <w:left w:val="none" w:sz="0" w:space="0" w:color="000000"/>
-                <w:right w:val="none" w:sz="0" w:space="0" w:color="000000"/>
-              </w:pBdr>
-              <w:spacing w:after="100" w:before="100" w:line="240"/>
-              <w:ind w:left="100" w:right="100" w:firstLine="0" w:firstLineChars="0"/>
-              <w:rPr>
-                <w:rFonts w:ascii="Arial" w:hAnsi="Arial" w:eastAsia="Arial" w:cs="Arial"/>
-                <w:i w:val="false"/>
-                <w:b w:val="false"/>
-                <w:u w:val="none"/>
-                <w:strike w:val="false"/>
-                <w:sz w:val="22"/>
-                <w:szCs w:val="22"/>
-                <w:color w:val="000000"/>
-              </w:rPr>
-            </w:pPr>
-            <w:r xmlns:w="http://schemas.openxmlformats.org/wordprocessingml/2006/main" xmlns:wp="http://schemas.openxmlformats.org/drawingml/2006/wordprocessingDrawing" xmlns:r="http://schemas.openxmlformats.org/officeDocument/2006/relationships" xmlns:w14="http://schemas.microsoft.com/office/word/2010/wordml">
-              <w:rPr>
-                <w:rFonts w:ascii="Arial" w:hAnsi="Arial" w:eastAsia="Arial" w:cs="Arial"/>
-                <w:i w:val="false"/>
-                <w:b w:val="false"/>
-                <w:u w:val="none"/>
-                <w:strike w:val="false"/>
-                <w:sz w:val="22"/>
-                <w:szCs w:val="22"/>
-                <w:color w:val="000000"/>
-              </w:rPr>
-              <w:t xml:space="preserve">Spaichingen</w:t>
-            </w:r>
-          </w:p>
-        </w:tc>
-        <w:tc>
-          <w:tcPr>
-            <w:tcBorders>
-              <w:bottom w:val="none" w:sz="0" w:space="0" w:color="000000"/>
-              <w:top w:val="none" w:sz="0" w:space="0" w:color="000000"/>
-              <w:left w:val="none" w:sz="0" w:space="0" w:color="000000"/>
-              <w:right w:val="none" w:sz="0" w:space="0" w:color="000000"/>
-            </w:tcBorders>
-            <w:shd w:val="clear" w:color="auto" w:fill="FFFFFF"/>
-            <w:tcMar>
-              <w:top w:w="0" w:type="dxa"/>
-              <w:bottom w:w="0" w:type="dxa"/>
-              <w:left w:w="0" w:type="dxa"/>
-              <w:right w:w="0" w:type="dxa"/>
-            </w:tcMar>
-            <w:vAlign w:val="center"/>
-          </w:tcPr>
-          <w:p>
-            <w:pPr>
-              <w:jc w:val="left"/>
-              <w:pBdr>
-                <w:bottom w:val="none" w:sz="0" w:space="0" w:color="000000"/>
-                <w:top w:val="none" w:sz="0" w:space="0" w:color="000000"/>
-                <w:left w:val="none" w:sz="0" w:space="0" w:color="000000"/>
-                <w:right w:val="none" w:sz="0" w:space="0" w:color="000000"/>
-              </w:pBdr>
-              <w:spacing w:after="100" w:before="100" w:line="240"/>
-              <w:ind w:left="100" w:right="100" w:firstLine="0" w:firstLineChars="0"/>
-              <w:rPr>
-                <w:rFonts w:ascii="Arial" w:hAnsi="Arial" w:eastAsia="Arial" w:cs="Arial"/>
-                <w:i w:val="false"/>
-                <w:b w:val="false"/>
-                <w:u w:val="none"/>
-                <w:strike w:val="false"/>
-                <w:sz w:val="22"/>
-                <w:szCs w:val="22"/>
-                <w:color w:val="000000"/>
-              </w:rPr>
-            </w:pPr>
-            <w:r xmlns:w="http://schemas.openxmlformats.org/wordprocessingml/2006/main" xmlns:wp="http://schemas.openxmlformats.org/drawingml/2006/wordprocessingDrawing" xmlns:r="http://schemas.openxmlformats.org/officeDocument/2006/relationships" xmlns:w14="http://schemas.microsoft.com/office/word/2010/wordml">
-              <w:rPr>
-                <w:rFonts w:ascii="Arial" w:hAnsi="Arial" w:eastAsia="Arial" w:cs="Arial"/>
-                <w:i w:val="false"/>
-                <w:b w:val="false"/>
-                <w:u w:val="none"/>
-                <w:strike w:val="false"/>
-                <w:sz w:val="22"/>
-                <w:szCs w:val="22"/>
-                <w:color w:val="000000"/>
-              </w:rPr>
-              <w:t xml:space="preserve">Straße</w:t>
-            </w:r>
-          </w:p>
-        </w:tc>
-        <w:tc>
-          <w:tcPr>
-            <w:tcBorders>
-              <w:bottom w:val="none" w:sz="0" w:space="0" w:color="000000"/>
-              <w:top w:val="none" w:sz="0" w:space="0" w:color="000000"/>
-              <w:left w:val="none" w:sz="0" w:space="0" w:color="000000"/>
-              <w:right w:val="none" w:sz="0" w:space="0" w:color="000000"/>
-            </w:tcBorders>
-            <w:shd w:val="clear" w:color="auto" w:fill="FFFFFF"/>
-            <w:tcMar>
-              <w:top w:w="0" w:type="dxa"/>
-              <w:bottom w:w="0" w:type="dxa"/>
-              <w:left w:w="0" w:type="dxa"/>
-              <w:right w:w="0" w:type="dxa"/>
-            </w:tcMar>
-            <w:vAlign w:val="center"/>
-          </w:tcPr>
-          <w:p>
-            <w:pPr>
-              <w:jc w:val="left"/>
-              <w:pBdr>
-                <w:bottom w:val="none" w:sz="0" w:space="0" w:color="000000"/>
-                <w:top w:val="none" w:sz="0" w:space="0" w:color="000000"/>
-                <w:left w:val="none" w:sz="0" w:space="0" w:color="000000"/>
-                <w:right w:val="none" w:sz="0" w:space="0" w:color="000000"/>
-              </w:pBdr>
-              <w:spacing w:after="100" w:before="100" w:line="240"/>
-              <w:ind w:left="100" w:right="100" w:firstLine="0" w:firstLineChars="0"/>
-              <w:rPr>
-                <w:rFonts w:ascii="Arial" w:hAnsi="Arial" w:eastAsia="Arial" w:cs="Arial"/>
-                <w:i w:val="false"/>
-                <w:b w:val="false"/>
-                <w:u w:val="none"/>
-                <w:strike w:val="false"/>
-                <w:sz w:val="22"/>
-                <w:szCs w:val="22"/>
-                <w:color w:val="000000"/>
-              </w:rPr>
-            </w:pPr>
-            <w:r xmlns:w="http://schemas.openxmlformats.org/wordprocessingml/2006/main" xmlns:wp="http://schemas.openxmlformats.org/drawingml/2006/wordprocessingDrawing" xmlns:r="http://schemas.openxmlformats.org/officeDocument/2006/relationships" xmlns:w14="http://schemas.microsoft.com/office/word/2010/wordml">
-              <w:rPr>
-                <w:rFonts w:ascii="Arial" w:hAnsi="Arial" w:eastAsia="Arial" w:cs="Arial"/>
-                <w:i w:val="false"/>
-                <w:b w:val="false"/>
-                <w:u w:val="none"/>
-                <w:strike w:val="false"/>
-                <w:sz w:val="22"/>
-                <w:szCs w:val="22"/>
-                <w:color w:val="000000"/>
-              </w:rPr>
-              <w:t xml:space="preserve">major</w:t>
-            </w:r>
-          </w:p>
-        </w:tc>
-        <w:tc>
-          <w:tcPr>
-            <w:tcBorders>
-              <w:bottom w:val="none" w:sz="0" w:space="0" w:color="000000"/>
-              <w:top w:val="none" w:sz="0" w:space="0" w:color="000000"/>
-              <w:left w:val="none" w:sz="0" w:space="0" w:color="000000"/>
-              <w:right w:val="none" w:sz="0" w:space="0" w:color="000000"/>
-            </w:tcBorders>
-            <w:shd w:val="clear" w:color="auto" w:fill="FFFFFF"/>
-            <w:tcMar>
-              <w:top w:w="0" w:type="dxa"/>
-              <w:bottom w:w="0" w:type="dxa"/>
-              <w:left w:w="0" w:type="dxa"/>
-              <w:right w:w="0" w:type="dxa"/>
-            </w:tcMar>
-            <w:vAlign w:val="center"/>
-          </w:tcPr>
-          <w:p>
-            <w:pPr>
-              <w:jc w:val="left"/>
-              <w:pBdr>
-                <w:bottom w:val="none" w:sz="0" w:space="0" w:color="000000"/>
-                <w:top w:val="none" w:sz="0" w:space="0" w:color="000000"/>
-                <w:left w:val="none" w:sz="0" w:space="0" w:color="000000"/>
-                <w:right w:val="none" w:sz="0" w:space="0" w:color="000000"/>
-              </w:pBdr>
-              <w:spacing w:after="100" w:before="100" w:line="240"/>
-              <w:ind w:left="100" w:right="100" w:firstLine="0" w:firstLineChars="0"/>
-              <w:rPr>
-                <w:rFonts w:ascii="Arial" w:hAnsi="Arial" w:eastAsia="Arial" w:cs="Arial"/>
-                <w:i w:val="false"/>
-                <w:b w:val="false"/>
-                <w:u w:val="none"/>
-                <w:strike w:val="false"/>
-                <w:sz w:val="22"/>
-                <w:szCs w:val="22"/>
-                <w:color w:val="000000"/>
-              </w:rPr>
-            </w:pPr>
-            <w:r xmlns:w="http://schemas.openxmlformats.org/wordprocessingml/2006/main" xmlns:wp="http://schemas.openxmlformats.org/drawingml/2006/wordprocessingDrawing" xmlns:r="http://schemas.openxmlformats.org/officeDocument/2006/relationships" xmlns:w14="http://schemas.microsoft.com/office/word/2010/wordml">
-              <w:rPr>
-                <w:rFonts w:ascii="Arial" w:hAnsi="Arial" w:eastAsia="Arial" w:cs="Arial"/>
-                <w:i w:val="false"/>
-                <w:b w:val="false"/>
-                <w:u w:val="none"/>
-                <w:strike w:val="false"/>
-                <w:sz w:val="22"/>
-                <w:szCs w:val="22"/>
-                <w:color w:val="000000"/>
-              </w:rPr>
-              <w:t xml:space="preserve">lnight</w:t>
-            </w:r>
-          </w:p>
-        </w:tc>
-        <w:tc>
-          <w:tcPr>
-            <w:tcBorders>
-              <w:bottom w:val="none" w:sz="0" w:space="0" w:color="000000"/>
-              <w:top w:val="none" w:sz="0" w:space="0" w:color="000000"/>
-              <w:left w:val="none" w:sz="0" w:space="0" w:color="000000"/>
-              <w:right w:val="none" w:sz="0" w:space="0" w:color="000000"/>
-            </w:tcBorders>
-            <w:shd w:val="clear" w:color="auto" w:fill="FFFFFF"/>
-            <w:tcMar>
-              <w:top w:w="0" w:type="dxa"/>
-              <w:bottom w:w="0" w:type="dxa"/>
-              <w:left w:w="0" w:type="dxa"/>
-              <w:right w:w="0" w:type="dxa"/>
-            </w:tcMar>
-            <w:vAlign w:val="center"/>
-          </w:tcPr>
-          <w:p>
-            <w:pPr>
-              <w:jc w:val="right"/>
-              <w:pBdr>
-                <w:bottom w:val="none" w:sz="0" w:space="0" w:color="000000"/>
-                <w:top w:val="none" w:sz="0" w:space="0" w:color="000000"/>
-                <w:left w:val="none" w:sz="0" w:space="0" w:color="000000"/>
-                <w:right w:val="none" w:sz="0" w:space="0" w:color="000000"/>
-              </w:pBdr>
-              <w:spacing w:after="100" w:before="100" w:line="240"/>
-              <w:ind w:left="100" w:right="100" w:firstLine="0" w:firstLineChars="0"/>
-              <w:rPr>
-                <w:rFonts w:ascii="Arial" w:hAnsi="Arial" w:eastAsia="Arial" w:cs="Arial"/>
-                <w:i w:val="false"/>
-                <w:b w:val="false"/>
-                <w:u w:val="none"/>
-                <w:strike w:val="false"/>
-                <w:sz w:val="22"/>
-                <w:szCs w:val="22"/>
-                <w:color w:val="000000"/>
-              </w:rPr>
-            </w:pPr>
-            <w:r xmlns:w="http://schemas.openxmlformats.org/wordprocessingml/2006/main" xmlns:wp="http://schemas.openxmlformats.org/drawingml/2006/wordprocessingDrawing" xmlns:r="http://schemas.openxmlformats.org/officeDocument/2006/relationships" xmlns:w14="http://schemas.microsoft.com/office/word/2010/wordml">
-              <w:rPr>
-                <w:rFonts w:ascii="Arial" w:hAnsi="Arial" w:eastAsia="Arial" w:cs="Arial"/>
-                <w:i w:val="false"/>
-                <w:b w:val="false"/>
-                <w:u w:val="none"/>
-                <w:strike w:val="false"/>
-                <w:sz w:val="22"/>
-                <w:szCs w:val="22"/>
-                <w:color w:val="000000"/>
-              </w:rPr>
-              <w:t xml:space="preserve">1,250</w:t>
-            </w:r>
-          </w:p>
-        </w:tc>
-        <w:tc>
-          <w:tcPr>
-            <w:tcBorders>
-              <w:bottom w:val="none" w:sz="0" w:space="0" w:color="000000"/>
-              <w:top w:val="none" w:sz="0" w:space="0" w:color="000000"/>
-              <w:left w:val="none" w:sz="0" w:space="0" w:color="000000"/>
-              <w:right w:val="none" w:sz="0" w:space="0" w:color="000000"/>
-            </w:tcBorders>
-            <w:shd w:val="clear" w:color="auto" w:fill="FFFFFF"/>
-            <w:tcMar>
-              <w:top w:w="0" w:type="dxa"/>
-              <w:bottom w:w="0" w:type="dxa"/>
-              <w:left w:w="0" w:type="dxa"/>
-              <w:right w:w="0" w:type="dxa"/>
-            </w:tcMar>
-            <w:vAlign w:val="center"/>
-          </w:tcPr>
-          <w:p>
-            <w:pPr>
-              <w:jc w:val="right"/>
-              <w:pBdr>
-                <w:bottom w:val="none" w:sz="0" w:space="0" w:color="000000"/>
-                <w:top w:val="none" w:sz="0" w:space="0" w:color="000000"/>
-                <w:left w:val="none" w:sz="0" w:space="0" w:color="000000"/>
-                <w:right w:val="none" w:sz="0" w:space="0" w:color="000000"/>
-              </w:pBdr>
-              <w:spacing w:after="100" w:before="100" w:line="240"/>
-              <w:ind w:left="100" w:right="100" w:firstLine="0" w:firstLineChars="0"/>
-              <w:rPr>
-                <w:rFonts w:ascii="Arial" w:hAnsi="Arial" w:eastAsia="Arial" w:cs="Arial"/>
-                <w:i w:val="false"/>
-                <w:b w:val="false"/>
-                <w:u w:val="none"/>
-                <w:strike w:val="false"/>
-                <w:sz w:val="22"/>
-                <w:szCs w:val="22"/>
-                <w:color w:val="000000"/>
-              </w:rPr>
-            </w:pPr>
-            <w:r xmlns:w="http://schemas.openxmlformats.org/wordprocessingml/2006/main" xmlns:wp="http://schemas.openxmlformats.org/drawingml/2006/wordprocessingDrawing" xmlns:r="http://schemas.openxmlformats.org/officeDocument/2006/relationships" xmlns:w14="http://schemas.microsoft.com/office/word/2010/wordml">
-              <w:rPr>
-                <w:rFonts w:ascii="Arial" w:hAnsi="Arial" w:eastAsia="Arial" w:cs="Arial"/>
-                <w:i w:val="false"/>
-                <w:b w:val="false"/>
-                <w:u w:val="none"/>
-                <w:strike w:val="false"/>
-                <w:sz w:val="22"/>
-                <w:szCs w:val="22"/>
-                <w:color w:val="000000"/>
-              </w:rPr>
-              <w:t xml:space="preserve">5</w:t>
-            </w:r>
-          </w:p>
-        </w:tc>
-      </w:tr>
-      <w:tr>
-        <w:trPr>
-          <w:trHeight w:val="614" w:hRule="auto"/>
-        </w:trPr>
-        body5
-        <w:tc>
-          <w:tcPr>
-            <w:tcBorders>
-              <w:bottom w:val="single" w:sz="12" w:space="0" w:color="666666"/>
-              <w:top w:val="none" w:sz="0" w:space="0" w:color="000000"/>
-              <w:left w:val="none" w:sz="0" w:space="0" w:color="000000"/>
-              <w:right w:val="none" w:sz="0" w:space="0" w:color="000000"/>
-            </w:tcBorders>
-            <w:shd w:val="clear" w:color="auto" w:fill="FFFFFF"/>
-            <w:tcMar>
-              <w:top w:w="0" w:type="dxa"/>
-              <w:bottom w:w="0" w:type="dxa"/>
-              <w:left w:w="0" w:type="dxa"/>
-              <w:right w:w="0" w:type="dxa"/>
-            </w:tcMar>
-            <w:vAlign w:val="center"/>
-          </w:tcPr>
-          <w:p>
-            <w:pPr>
-              <w:jc w:val="left"/>
-              <w:pBdr>
-                <w:bottom w:val="none" w:sz="0" w:space="0" w:color="000000"/>
-                <w:top w:val="none" w:sz="0" w:space="0" w:color="000000"/>
-                <w:left w:val="none" w:sz="0" w:space="0" w:color="000000"/>
-                <w:right w:val="none" w:sz="0" w:space="0" w:color="000000"/>
-              </w:pBdr>
-              <w:spacing w:after="100" w:before="100" w:line="240"/>
-              <w:ind w:left="100" w:right="100" w:firstLine="0" w:firstLineChars="0"/>
-              <w:rPr>
-                <w:rFonts w:ascii="Arial" w:hAnsi="Arial" w:eastAsia="Arial" w:cs="Arial"/>
-                <w:i w:val="false"/>
-                <w:b w:val="false"/>
-                <w:u w:val="none"/>
-                <w:strike w:val="false"/>
-                <w:sz w:val="22"/>
-                <w:szCs w:val="22"/>
-                <w:color w:val="000000"/>
-              </w:rPr>
-            </w:pPr>
-            <w:r xmlns:w="http://schemas.openxmlformats.org/wordprocessingml/2006/main" xmlns:wp="http://schemas.openxmlformats.org/drawingml/2006/wordprocessingDrawing" xmlns:r="http://schemas.openxmlformats.org/officeDocument/2006/relationships" xmlns:w14="http://schemas.microsoft.com/office/word/2010/wordml">
-              <w:rPr>
-                <w:rFonts w:ascii="Arial" w:hAnsi="Arial" w:eastAsia="Arial" w:cs="Arial"/>
-                <w:i w:val="false"/>
-                <w:b w:val="false"/>
-                <w:u w:val="none"/>
-                <w:strike w:val="false"/>
-                <w:sz w:val="22"/>
-                <w:szCs w:val="22"/>
-                <w:color w:val="000000"/>
-              </w:rPr>
-              <w:t xml:space="preserve">Schorndorf</w:t>
-            </w:r>
-          </w:p>
-        </w:tc>
-        <w:tc>
-          <w:tcPr>
-            <w:tcBorders>
-              <w:bottom w:val="single" w:sz="12" w:space="0" w:color="666666"/>
-              <w:top w:val="none" w:sz="0" w:space="0" w:color="000000"/>
-              <w:left w:val="none" w:sz="0" w:space="0" w:color="000000"/>
-              <w:right w:val="none" w:sz="0" w:space="0" w:color="000000"/>
-            </w:tcBorders>
-            <w:shd w:val="clear" w:color="auto" w:fill="FFFFFF"/>
-            <w:tcMar>
-              <w:top w:w="0" w:type="dxa"/>
-              <w:bottom w:w="0" w:type="dxa"/>
-              <w:left w:w="0" w:type="dxa"/>
-              <w:right w:w="0" w:type="dxa"/>
-            </w:tcMar>
-            <w:vAlign w:val="center"/>
-          </w:tcPr>
-          <w:p>
-            <w:pPr>
-              <w:jc w:val="left"/>
-              <w:pBdr>
-                <w:bottom w:val="none" w:sz="0" w:space="0" w:color="000000"/>
-                <w:top w:val="none" w:sz="0" w:space="0" w:color="000000"/>
-                <w:left w:val="none" w:sz="0" w:space="0" w:color="000000"/>
-                <w:right w:val="none" w:sz="0" w:space="0" w:color="000000"/>
-              </w:pBdr>
-              <w:spacing w:after="100" w:before="100" w:line="240"/>
-              <w:ind w:left="100" w:right="100" w:firstLine="0" w:firstLineChars="0"/>
-              <w:rPr>
-                <w:rFonts w:ascii="Arial" w:hAnsi="Arial" w:eastAsia="Arial" w:cs="Arial"/>
-                <w:i w:val="false"/>
-                <w:b w:val="false"/>
-                <w:u w:val="none"/>
-                <w:strike w:val="false"/>
-                <w:sz w:val="22"/>
-                <w:szCs w:val="22"/>
-                <w:color w:val="000000"/>
-              </w:rPr>
-            </w:pPr>
-            <w:r xmlns:w="http://schemas.openxmlformats.org/wordprocessingml/2006/main" xmlns:wp="http://schemas.openxmlformats.org/drawingml/2006/wordprocessingDrawing" xmlns:r="http://schemas.openxmlformats.org/officeDocument/2006/relationships" xmlns:w14="http://schemas.microsoft.com/office/word/2010/wordml">
-              <w:rPr>
-                <w:rFonts w:ascii="Arial" w:hAnsi="Arial" w:eastAsia="Arial" w:cs="Arial"/>
-                <w:i w:val="false"/>
-                <w:b w:val="false"/>
-                <w:u w:val="none"/>
-                <w:strike w:val="false"/>
-                <w:sz w:val="22"/>
-                <w:szCs w:val="22"/>
-                <w:color w:val="000000"/>
-              </w:rPr>
-              <w:t xml:space="preserve">Straße</w:t>
-            </w:r>
-          </w:p>
-        </w:tc>
-        <w:tc>
-          <w:tcPr>
-            <w:tcBorders>
-              <w:bottom w:val="single" w:sz="12" w:space="0" w:color="666666"/>
-              <w:top w:val="none" w:sz="0" w:space="0" w:color="000000"/>
-              <w:left w:val="none" w:sz="0" w:space="0" w:color="000000"/>
-              <w:right w:val="none" w:sz="0" w:space="0" w:color="000000"/>
-            </w:tcBorders>
-            <w:shd w:val="clear" w:color="auto" w:fill="FFFFFF"/>
-            <w:tcMar>
-              <w:top w:w="0" w:type="dxa"/>
-              <w:bottom w:w="0" w:type="dxa"/>
-              <w:left w:w="0" w:type="dxa"/>
-              <w:right w:w="0" w:type="dxa"/>
-            </w:tcMar>
-            <w:vAlign w:val="center"/>
-          </w:tcPr>
-          <w:p>
-            <w:pPr>
-              <w:jc w:val="left"/>
-              <w:pBdr>
-                <w:bottom w:val="none" w:sz="0" w:space="0" w:color="000000"/>
-                <w:top w:val="none" w:sz="0" w:space="0" w:color="000000"/>
-                <w:left w:val="none" w:sz="0" w:space="0" w:color="000000"/>
-                <w:right w:val="none" w:sz="0" w:space="0" w:color="000000"/>
-              </w:pBdr>
-              <w:spacing w:after="100" w:before="100" w:line="240"/>
-              <w:ind w:left="100" w:right="100" w:firstLine="0" w:firstLineChars="0"/>
-              <w:rPr>
-                <w:rFonts w:ascii="Arial" w:hAnsi="Arial" w:eastAsia="Arial" w:cs="Arial"/>
-                <w:i w:val="false"/>
-                <w:b w:val="false"/>
-                <w:u w:val="none"/>
-                <w:strike w:val="false"/>
-                <w:sz w:val="22"/>
-                <w:szCs w:val="22"/>
-                <w:color w:val="000000"/>
-              </w:rPr>
-            </w:pPr>
-            <w:r xmlns:w="http://schemas.openxmlformats.org/wordprocessingml/2006/main" xmlns:wp="http://schemas.openxmlformats.org/drawingml/2006/wordprocessingDrawing" xmlns:r="http://schemas.openxmlformats.org/officeDocument/2006/relationships" xmlns:w14="http://schemas.microsoft.com/office/word/2010/wordml">
-              <w:rPr>
-                <w:rFonts w:ascii="Arial" w:hAnsi="Arial" w:eastAsia="Arial" w:cs="Arial"/>
-                <w:i w:val="false"/>
-                <w:b w:val="false"/>
-                <w:u w:val="none"/>
-                <w:strike w:val="false"/>
-                <w:sz w:val="22"/>
-                <w:szCs w:val="22"/>
-                <w:color w:val="000000"/>
-              </w:rPr>
-              <w:t xml:space="preserve">major</w:t>
-            </w:r>
-          </w:p>
-        </w:tc>
-        <w:tc>
-          <w:tcPr>
-            <w:tcBorders>
-              <w:bottom w:val="single" w:sz="12" w:space="0" w:color="666666"/>
-              <w:top w:val="none" w:sz="0" w:space="0" w:color="000000"/>
-              <w:left w:val="none" w:sz="0" w:space="0" w:color="000000"/>
-              <w:right w:val="none" w:sz="0" w:space="0" w:color="000000"/>
-            </w:tcBorders>
-            <w:shd w:val="clear" w:color="auto" w:fill="FFFFFF"/>
-            <w:tcMar>
-              <w:top w:w="0" w:type="dxa"/>
-              <w:bottom w:w="0" w:type="dxa"/>
-              <w:left w:w="0" w:type="dxa"/>
-              <w:right w:w="0" w:type="dxa"/>
-            </w:tcMar>
-            <w:vAlign w:val="center"/>
-          </w:tcPr>
-          <w:p>
-            <w:pPr>
-              <w:jc w:val="left"/>
-              <w:pBdr>
-                <w:bottom w:val="none" w:sz="0" w:space="0" w:color="000000"/>
-                <w:top w:val="none" w:sz="0" w:space="0" w:color="000000"/>
-                <w:left w:val="none" w:sz="0" w:space="0" w:color="000000"/>
-                <w:right w:val="none" w:sz="0" w:space="0" w:color="000000"/>
-              </w:pBdr>
-              <w:spacing w:after="100" w:before="100" w:line="240"/>
-              <w:ind w:left="100" w:right="100" w:firstLine="0" w:firstLineChars="0"/>
-              <w:rPr>
-                <w:rFonts w:ascii="Arial" w:hAnsi="Arial" w:eastAsia="Arial" w:cs="Arial"/>
-                <w:i w:val="false"/>
-                <w:b w:val="false"/>
-                <w:u w:val="none"/>
-                <w:strike w:val="false"/>
-                <w:sz w:val="22"/>
-                <w:szCs w:val="22"/>
-                <w:color w:val="000000"/>
-              </w:rPr>
-            </w:pPr>
-            <w:r xmlns:w="http://schemas.openxmlformats.org/wordprocessingml/2006/main" xmlns:wp="http://schemas.openxmlformats.org/drawingml/2006/wordprocessingDrawing" xmlns:r="http://schemas.openxmlformats.org/officeDocument/2006/relationships" xmlns:w14="http://schemas.microsoft.com/office/word/2010/wordml">
-              <w:rPr>
-                <w:rFonts w:ascii="Arial" w:hAnsi="Arial" w:eastAsia="Arial" w:cs="Arial"/>
-                <w:i w:val="false"/>
-                <w:b w:val="false"/>
-                <w:u w:val="none"/>
-                <w:strike w:val="false"/>
-                <w:sz w:val="22"/>
-                <w:szCs w:val="22"/>
-                <w:color w:val="000000"/>
-              </w:rPr>
-              <w:t xml:space="preserve">lnight</w:t>
-            </w:r>
-          </w:p>
-        </w:tc>
-        <w:tc>
-          <w:tcPr>
-            <w:tcBorders>
-              <w:bottom w:val="single" w:sz="12" w:space="0" w:color="666666"/>
-              <w:top w:val="none" w:sz="0" w:space="0" w:color="000000"/>
-              <w:left w:val="none" w:sz="0" w:space="0" w:color="000000"/>
-              <w:right w:val="none" w:sz="0" w:space="0" w:color="000000"/>
-            </w:tcBorders>
-            <w:shd w:val="clear" w:color="auto" w:fill="FFFFFF"/>
-            <w:tcMar>
-              <w:top w:w="0" w:type="dxa"/>
-              <w:bottom w:w="0" w:type="dxa"/>
-              <w:left w:w="0" w:type="dxa"/>
-              <w:right w:w="0" w:type="dxa"/>
-            </w:tcMar>
-            <w:vAlign w:val="center"/>
-          </w:tcPr>
-          <w:p>
-            <w:pPr>
-              <w:jc w:val="right"/>
-              <w:pBdr>
-                <w:bottom w:val="none" w:sz="0" w:space="0" w:color="000000"/>
-                <w:top w:val="none" w:sz="0" w:space="0" w:color="000000"/>
-                <w:left w:val="none" w:sz="0" w:space="0" w:color="000000"/>
-                <w:right w:val="none" w:sz="0" w:space="0" w:color="000000"/>
-              </w:pBdr>
-              <w:spacing w:after="100" w:before="100" w:line="240"/>
-              <w:ind w:left="100" w:right="100" w:firstLine="0" w:firstLineChars="0"/>
-              <w:rPr>
-                <w:rFonts w:ascii="Arial" w:hAnsi="Arial" w:eastAsia="Arial" w:cs="Arial"/>
-                <w:i w:val="false"/>
-                <w:b w:val="false"/>
-                <w:u w:val="none"/>
-                <w:strike w:val="false"/>
-                <w:sz w:val="22"/>
-                <w:szCs w:val="22"/>
-                <w:color w:val="000000"/>
-              </w:rPr>
-            </w:pPr>
-            <w:r xmlns:w="http://schemas.openxmlformats.org/wordprocessingml/2006/main" xmlns:wp="http://schemas.openxmlformats.org/drawingml/2006/wordprocessingDrawing" xmlns:r="http://schemas.openxmlformats.org/officeDocument/2006/relationships" xmlns:w14="http://schemas.microsoft.com/office/word/2010/wordml">
-              <w:rPr>
-                <w:rFonts w:ascii="Arial" w:hAnsi="Arial" w:eastAsia="Arial" w:cs="Arial"/>
-                <w:i w:val="false"/>
-                <w:b w:val="false"/>
-                <w:u w:val="none"/>
-                <w:strike w:val="false"/>
-                <w:sz w:val="22"/>
-                <w:szCs w:val="22"/>
-                <w:color w:val="000000"/>
-              </w:rPr>
-              <w:t xml:space="preserve">1,036</w:t>
-            </w:r>
-          </w:p>
-        </w:tc>
-        <w:tc>
-          <w:tcPr>
-            <w:tcBorders>
-              <w:bottom w:val="single" w:sz="12" w:space="0" w:color="666666"/>
-              <w:top w:val="none" w:sz="0" w:space="0" w:color="000000"/>
-              <w:left w:val="none" w:sz="0" w:space="0" w:color="000000"/>
-              <w:right w:val="none" w:sz="0" w:space="0" w:color="000000"/>
-            </w:tcBorders>
-            <w:shd w:val="clear" w:color="auto" w:fill="FFFFFF"/>
-            <w:tcMar>
-              <w:top w:w="0" w:type="dxa"/>
-              <w:bottom w:w="0" w:type="dxa"/>
-              <w:left w:w="0" w:type="dxa"/>
-              <w:right w:w="0" w:type="dxa"/>
-            </w:tcMar>
-            <w:vAlign w:val="center"/>
-          </w:tcPr>
-          <w:p>
-            <w:pPr>
-              <w:jc w:val="right"/>
-              <w:pBdr>
-                <w:bottom w:val="none" w:sz="0" w:space="0" w:color="000000"/>
-                <w:top w:val="none" w:sz="0" w:space="0" w:color="000000"/>
-                <w:left w:val="none" w:sz="0" w:space="0" w:color="000000"/>
-                <w:right w:val="none" w:sz="0" w:space="0" w:color="000000"/>
-              </w:pBdr>
-              <w:spacing w:after="100" w:before="100" w:line="240"/>
-              <w:ind w:left="100" w:right="100" w:firstLine="0" w:firstLineChars="0"/>
-              <w:rPr>
-                <w:rFonts w:ascii="Arial" w:hAnsi="Arial" w:eastAsia="Arial" w:cs="Arial"/>
-                <w:i w:val="false"/>
-                <w:b w:val="false"/>
-                <w:u w:val="none"/>
-                <w:strike w:val="false"/>
-                <w:sz w:val="22"/>
-                <w:szCs w:val="22"/>
-                <w:color w:val="000000"/>
-              </w:rPr>
-            </w:pPr>
-            <w:r xmlns:w="http://schemas.openxmlformats.org/wordprocessingml/2006/main" xmlns:wp="http://schemas.openxmlformats.org/drawingml/2006/wordprocessingDrawing" xmlns:r="http://schemas.openxmlformats.org/officeDocument/2006/relationships" xmlns:w14="http://schemas.microsoft.com/office/word/2010/wordml">
-              <w:rPr>
-                <w:rFonts w:ascii="Arial" w:hAnsi="Arial" w:eastAsia="Arial" w:cs="Arial"/>
-                <w:i w:val="false"/>
-                <w:b w:val="false"/>
-                <w:u w:val="none"/>
-                <w:strike w:val="false"/>
-                <w:sz w:val="22"/>
-                <w:szCs w:val="22"/>
-                <w:color w:val="000000"/>
-              </w:rPr>
-              <w:t xml:space="preserve">5</w:t>
-            </w:r>
-          </w:p>
-        </w:tc>
-      </w:tr>
-    </w:tbl>
-    <w:bookmarkEnd w:id="41"/>
     <w:sectPr>
       <w:footnotePr>
         <w:numRestart w:val="eachSect"/>

--- a/Expositionsdaten_vorbereiten.docx
+++ b/Expositionsdaten_vorbereiten.docx
@@ -116,7 +116,7 @@
               <w:jc w:val="center"/>
             </w:pPr>
             <w:pPr>
-              <w:jc w:val="start"/>
+              <w:jc w:val="left"/>
               <w:spacing w:before="200"/>
               <w:pStyle w:val="ImageCaption"/>
             </w:pPr>
@@ -2567,7 +2567,7 @@
               <w:jc w:val="center"/>
             </w:pPr>
             <w:pPr>
-              <w:jc w:val="start"/>
+              <w:jc w:val="left"/>
               <w:spacing w:before="200"/>
               <w:pStyle w:val="ImageCaption"/>
             </w:pPr>
@@ -2669,20 +2669,20 @@
                     <w:jc w:val="center"/>
                   </w:pPr>
                   <w:r>
-                    <w:t xml:space="preserve">07338020</w:t>
-                  </w:r>
-                </w:p>
-              </w:tc>
-              <w:tc>
-                <w:tcPr/>
-                <w:p>
-                  <w:pPr>
-                    <w:pStyle w:val="Compact"/>
-                    <w:jc w:val="left"/>
-                    <w:jc w:val="center"/>
-                  </w:pPr>
-                  <w:r>
-                    <w:t xml:space="preserve">Neuhofen</w:t>
+                    <w:t xml:space="preserve">12073645</w:t>
+                  </w:r>
+                </w:p>
+              </w:tc>
+              <w:tc>
+                <w:tcPr/>
+                <w:p>
+                  <w:pPr>
+                    <w:pStyle w:val="Compact"/>
+                    <w:jc w:val="left"/>
+                    <w:jc w:val="center"/>
+                  </w:pPr>
+                  <w:r>
+                    <w:t xml:space="preserve">Zichow</w:t>
                   </w:r>
                 </w:p>
               </w:tc>
@@ -2708,20 +2708,20 @@
                     <w:jc w:val="center"/>
                   </w:pPr>
                   <w:r>
-                    <w:t xml:space="preserve">6946</w:t>
-                  </w:r>
-                </w:p>
-              </w:tc>
-              <w:tc>
-                <w:tcPr/>
-                <w:p>
-                  <w:pPr>
-                    <w:pStyle w:val="Compact"/>
-                    <w:jc w:val="right"/>
-                    <w:jc w:val="center"/>
-                  </w:pPr>
-                  <w:r>
-                    <w:t xml:space="preserve">1230</w:t>
+                    <w:t xml:space="preserve">479</w:t>
+                  </w:r>
+                </w:p>
+              </w:tc>
+              <w:tc>
+                <w:tcPr/>
+                <w:p>
+                  <w:pPr>
+                    <w:pStyle w:val="Compact"/>
+                    <w:jc w:val="right"/>
+                    <w:jc w:val="center"/>
+                  </w:pPr>
+                  <w:r>
+                    <w:t xml:space="preserve">3222</w:t>
                   </w:r>
                 </w:p>
               </w:tc>
@@ -2736,59 +2736,59 @@
                     <w:jc w:val="center"/>
                   </w:pPr>
                   <w:r>
-                    <w:t xml:space="preserve">03154016</w:t>
-                  </w:r>
-                </w:p>
-              </w:tc>
-              <w:tc>
-                <w:tcPr/>
-                <w:p>
-                  <w:pPr>
-                    <w:pStyle w:val="Compact"/>
-                    <w:jc w:val="left"/>
-                    <w:jc w:val="center"/>
-                  </w:pPr>
-                  <w:r>
-                    <w:t xml:space="preserve">Querenhorst</w:t>
-                  </w:r>
-                </w:p>
-              </w:tc>
-              <w:tc>
-                <w:tcPr/>
-                <w:p>
-                  <w:pPr>
-                    <w:pStyle w:val="Compact"/>
-                    <w:jc w:val="left"/>
-                    <w:jc w:val="center"/>
-                  </w:pPr>
-                  <w:r>
-                    <w:t xml:space="preserve">Kreisangehörige Gemeinde</w:t>
-                  </w:r>
-                </w:p>
-              </w:tc>
-              <w:tc>
-                <w:tcPr/>
-                <w:p>
-                  <w:pPr>
-                    <w:pStyle w:val="Compact"/>
-                    <w:jc w:val="right"/>
-                    <w:jc w:val="center"/>
-                  </w:pPr>
-                  <w:r>
-                    <w:t xml:space="preserve">495</w:t>
-                  </w:r>
-                </w:p>
-              </w:tc>
-              <w:tc>
-                <w:tcPr/>
-                <w:p>
-                  <w:pPr>
-                    <w:pStyle w:val="Compact"/>
-                    <w:jc w:val="right"/>
-                    <w:jc w:val="center"/>
-                  </w:pPr>
-                  <w:r>
-                    <w:t xml:space="preserve">478</w:t>
+                    <w:t xml:space="preserve">08215017</w:t>
+                  </w:r>
+                </w:p>
+              </w:tc>
+              <w:tc>
+                <w:tcPr/>
+                <w:p>
+                  <w:pPr>
+                    <w:pStyle w:val="Compact"/>
+                    <w:jc w:val="left"/>
+                    <w:jc w:val="center"/>
+                  </w:pPr>
+                  <w:r>
+                    <w:t xml:space="preserve">Ettlingen, Stadt</w:t>
+                  </w:r>
+                </w:p>
+              </w:tc>
+              <w:tc>
+                <w:tcPr/>
+                <w:p>
+                  <w:pPr>
+                    <w:pStyle w:val="Compact"/>
+                    <w:jc w:val="left"/>
+                    <w:jc w:val="center"/>
+                  </w:pPr>
+                  <w:r>
+                    <w:t xml:space="preserve">große Kreisstadt</w:t>
+                  </w:r>
+                </w:p>
+              </w:tc>
+              <w:tc>
+                <w:tcPr/>
+                <w:p>
+                  <w:pPr>
+                    <w:pStyle w:val="Compact"/>
+                    <w:jc w:val="right"/>
+                    <w:jc w:val="center"/>
+                  </w:pPr>
+                  <w:r>
+                    <w:t xml:space="preserve">38578</w:t>
+                  </w:r>
+                </w:p>
+              </w:tc>
+              <w:tc>
+                <w:tcPr/>
+                <w:p>
+                  <w:pPr>
+                    <w:pStyle w:val="Compact"/>
+                    <w:jc w:val="right"/>
+                    <w:jc w:val="center"/>
+                  </w:pPr>
+                  <w:r>
+                    <w:t xml:space="preserve">5675</w:t>
                   </w:r>
                 </w:p>
               </w:tc>
@@ -2803,59 +2803,59 @@
                     <w:jc w:val="center"/>
                   </w:pPr>
                   <w:r>
-                    <w:t xml:space="preserve">03459030</w:t>
-                  </w:r>
-                </w:p>
-              </w:tc>
-              <w:tc>
-                <w:tcPr/>
-                <w:p>
-                  <w:pPr>
-                    <w:pStyle w:val="Compact"/>
-                    <w:jc w:val="left"/>
-                    <w:jc w:val="center"/>
-                  </w:pPr>
-                  <w:r>
-                    <w:t xml:space="preserve">Quakenbrück, Stadt</w:t>
-                  </w:r>
-                </w:p>
-              </w:tc>
-              <w:tc>
-                <w:tcPr/>
-                <w:p>
-                  <w:pPr>
-                    <w:pStyle w:val="Compact"/>
-                    <w:jc w:val="left"/>
-                    <w:jc w:val="center"/>
-                  </w:pPr>
-                  <w:r>
-                    <w:t xml:space="preserve">Stadt</w:t>
-                  </w:r>
-                </w:p>
-              </w:tc>
-              <w:tc>
-                <w:tcPr/>
-                <w:p>
-                  <w:pPr>
-                    <w:pStyle w:val="Compact"/>
-                    <w:jc w:val="right"/>
-                    <w:jc w:val="center"/>
-                  </w:pPr>
-                  <w:r>
-                    <w:t xml:space="preserve">14007</w:t>
-                  </w:r>
-                </w:p>
-              </w:tc>
-              <w:tc>
-                <w:tcPr/>
-                <w:p>
-                  <w:pPr>
-                    <w:pStyle w:val="Compact"/>
-                    <w:jc w:val="right"/>
-                    <w:jc w:val="center"/>
-                  </w:pPr>
-                  <w:r>
-                    <w:t xml:space="preserve">1796</w:t>
+                    <w:t xml:space="preserve">09671456</w:t>
+                  </w:r>
+                </w:p>
+              </w:tc>
+              <w:tc>
+                <w:tcPr/>
+                <w:p>
+                  <w:pPr>
+                    <w:pStyle w:val="Compact"/>
+                    <w:jc w:val="left"/>
+                    <w:jc w:val="center"/>
+                  </w:pPr>
+                  <w:r>
+                    <w:t xml:space="preserve">Rohrbrunner Forst</w:t>
+                  </w:r>
+                </w:p>
+              </w:tc>
+              <w:tc>
+                <w:tcPr/>
+                <w:p>
+                  <w:pPr>
+                    <w:pStyle w:val="Compact"/>
+                    <w:jc w:val="left"/>
+                    <w:jc w:val="center"/>
+                  </w:pPr>
+                  <w:r>
+                    <w:t xml:space="preserve">gemeindefreies Gebiet, unbewohnt</w:t>
+                  </w:r>
+                </w:p>
+              </w:tc>
+              <w:tc>
+                <w:tcPr/>
+                <w:p>
+                  <w:pPr>
+                    <w:pStyle w:val="Compact"/>
+                    <w:jc w:val="right"/>
+                    <w:jc w:val="center"/>
+                  </w:pPr>
+                  <w:r>
+                    <w:t xml:space="preserve">0</w:t>
+                  </w:r>
+                </w:p>
+              </w:tc>
+              <w:tc>
+                <w:tcPr/>
+                <w:p>
+                  <w:pPr>
+                    <w:pStyle w:val="Compact"/>
+                    <w:jc w:val="right"/>
+                    <w:jc w:val="center"/>
+                  </w:pPr>
+                  <w:r>
+                    <w:t xml:space="preserve">3336</w:t>
                   </w:r>
                 </w:p>
               </w:tc>
@@ -2870,20 +2870,20 @@
                     <w:jc w:val="center"/>
                   </w:pPr>
                   <w:r>
-                    <w:t xml:space="preserve">16074067</w:t>
-                  </w:r>
-                </w:p>
-              </w:tc>
-              <w:tc>
-                <w:tcPr/>
-                <w:p>
-                  <w:pPr>
-                    <w:pStyle w:val="Compact"/>
-                    <w:jc w:val="left"/>
-                    <w:jc w:val="center"/>
-                  </w:pPr>
-                  <w:r>
-                    <w:t xml:space="preserve">Petersberg</w:t>
+                    <w:t xml:space="preserve">01057003</w:t>
+                  </w:r>
+                </w:p>
+              </w:tc>
+              <w:tc>
+                <w:tcPr/>
+                <w:p>
+                  <w:pPr>
+                    <w:pStyle w:val="Compact"/>
+                    <w:jc w:val="left"/>
+                    <w:jc w:val="center"/>
+                  </w:pPr>
+                  <w:r>
+                    <w:t xml:space="preserve">Barsbek</w:t>
                   </w:r>
                 </w:p>
               </w:tc>
@@ -2909,20 +2909,20 @@
                     <w:jc w:val="center"/>
                   </w:pPr>
                   <w:r>
-                    <w:t xml:space="preserve">284</w:t>
-                  </w:r>
-                </w:p>
-              </w:tc>
-              <w:tc>
-                <w:tcPr/>
-                <w:p>
-                  <w:pPr>
-                    <w:pStyle w:val="Compact"/>
-                    <w:jc w:val="right"/>
-                    <w:jc w:val="center"/>
-                  </w:pPr>
-                  <w:r>
-                    <w:t xml:space="preserve">837</w:t>
+                    <w:t xml:space="preserve">587</w:t>
+                  </w:r>
+                </w:p>
+              </w:tc>
+              <w:tc>
+                <w:tcPr/>
+                <w:p>
+                  <w:pPr>
+                    <w:pStyle w:val="Compact"/>
+                    <w:jc w:val="right"/>
+                    <w:jc w:val="center"/>
+                  </w:pPr>
+                  <w:r>
+                    <w:t xml:space="preserve">873</w:t>
                   </w:r>
                 </w:p>
               </w:tc>
@@ -2937,59 +2937,59 @@
                     <w:jc w:val="center"/>
                   </w:pPr>
                   <w:r>
-                    <w:t xml:space="preserve">01057016</w:t>
-                  </w:r>
-                </w:p>
-              </w:tc>
-              <w:tc>
-                <w:tcPr/>
-                <w:p>
-                  <w:pPr>
-                    <w:pStyle w:val="Compact"/>
-                    <w:jc w:val="left"/>
-                    <w:jc w:val="center"/>
-                  </w:pPr>
-                  <w:r>
-                    <w:t xml:space="preserve">Dobersdorf</w:t>
-                  </w:r>
-                </w:p>
-              </w:tc>
-              <w:tc>
-                <w:tcPr/>
-                <w:p>
-                  <w:pPr>
-                    <w:pStyle w:val="Compact"/>
-                    <w:jc w:val="left"/>
-                    <w:jc w:val="center"/>
-                  </w:pPr>
-                  <w:r>
-                    <w:t xml:space="preserve">Kreisangehörige Gemeinde</w:t>
-                  </w:r>
-                </w:p>
-              </w:tc>
-              <w:tc>
-                <w:tcPr/>
-                <w:p>
-                  <w:pPr>
-                    <w:pStyle w:val="Compact"/>
-                    <w:jc w:val="right"/>
-                    <w:jc w:val="center"/>
-                  </w:pPr>
-                  <w:r>
-                    <w:t xml:space="preserve">1122</w:t>
-                  </w:r>
-                </w:p>
-              </w:tc>
-              <w:tc>
-                <w:tcPr/>
-                <w:p>
-                  <w:pPr>
-                    <w:pStyle w:val="Compact"/>
-                    <w:jc w:val="right"/>
-                    <w:jc w:val="center"/>
-                  </w:pPr>
-                  <w:r>
-                    <w:t xml:space="preserve">2191</w:t>
+                    <w:t xml:space="preserve">08136028</w:t>
+                  </w:r>
+                </w:p>
+              </w:tc>
+              <w:tc>
+                <w:tcPr/>
+                <w:p>
+                  <w:pPr>
+                    <w:pStyle w:val="Compact"/>
+                    <w:jc w:val="left"/>
+                    <w:jc w:val="center"/>
+                  </w:pPr>
+                  <w:r>
+                    <w:t xml:space="preserve">Heubach, Stadt</w:t>
+                  </w:r>
+                </w:p>
+              </w:tc>
+              <w:tc>
+                <w:tcPr/>
+                <w:p>
+                  <w:pPr>
+                    <w:pStyle w:val="Compact"/>
+                    <w:jc w:val="left"/>
+                    <w:jc w:val="center"/>
+                  </w:pPr>
+                  <w:r>
+                    <w:t xml:space="preserve">Stadt</w:t>
+                  </w:r>
+                </w:p>
+              </w:tc>
+              <w:tc>
+                <w:tcPr/>
+                <w:p>
+                  <w:pPr>
+                    <w:pStyle w:val="Compact"/>
+                    <w:jc w:val="right"/>
+                    <w:jc w:val="center"/>
+                  </w:pPr>
+                  <w:r>
+                    <w:t xml:space="preserve">10145</w:t>
+                  </w:r>
+                </w:p>
+              </w:tc>
+              <w:tc>
+                <w:tcPr/>
+                <w:p>
+                  <w:pPr>
+                    <w:pStyle w:val="Compact"/>
+                    <w:jc w:val="right"/>
+                    <w:jc w:val="center"/>
+                  </w:pPr>
+                  <w:r>
+                    <w:t xml:space="preserve">2578</w:t>
                   </w:r>
                 </w:p>
               </w:tc>
@@ -3096,7 +3096,7 @@
               <w:jc w:val="center"/>
             </w:pPr>
             <w:pPr>
-              <w:jc w:val="start"/>
+              <w:jc w:val="left"/>
               <w:spacing w:before="200"/>
               <w:pStyle w:val="ImageCaption"/>
             </w:pPr>
@@ -8538,7 +8538,7 @@
         <w:rPr>
           <w:rStyle w:val="VerbatimChar"/>
         </w:rPr>
-        <w:t xml:space="preserve">  `C:\Users\lochmannm\Documents\GitHub\Hessen_END_Healthiar\data\Gebietstabellen\DE_VG250.gpkg' </w:t>
+        <w:t xml:space="preserve">  `C:\Users\lochmannm\Documents\GitHub\END2DALY\data\Gebietstabellen\DE_VG250.gpkg' </w:t>
       </w:r>
       <w:r>
         <w:br/>
